--- a/Issue Tracker.docx
+++ b/Issue Tracker.docx
@@ -4,488 +4,2014 @@
   <w:body>
     <w:p>
       <w:pPr>
+        <w:spacing w:before="100" w:beforeAutospacing="1" w:after="100" w:afterAutospacing="1" w:line="240" w:lineRule="auto"/>
         <w:jc w:val="center"/>
-        <w:rPr>
-          <w:rFonts w:ascii="Times New Roman" w:hAnsi="Times New Roman" w:cs="Times New Roman"/>
+        <w:outlineLvl w:val="0"/>
+        <w:rPr>
+          <w:rFonts w:ascii="Times New Roman" w:eastAsia="Times New Roman" w:hAnsi="Times New Roman" w:cs="Times New Roman"/>
           <w:b/>
           <w:bCs/>
+          <w:kern w:val="36"/>
+          <w:sz w:val="32"/>
+          <w:szCs w:val="32"/>
+          <w:lang w:eastAsia="en-IN"/>
+          <w14:ligatures w14:val="none"/>
+        </w:rPr>
+      </w:pPr>
+      <w:r>
+        <w:rPr>
+          <w:rFonts w:ascii="Times New Roman" w:eastAsia="Times New Roman" w:hAnsi="Times New Roman" w:cs="Times New Roman"/>
+          <w:b/>
+          <w:bCs/>
+          <w:kern w:val="36"/>
+          <w:sz w:val="32"/>
+          <w:szCs w:val="32"/>
+          <w:lang w:eastAsia="en-IN"/>
+          <w14:ligatures w14:val="none"/>
+        </w:rPr>
+        <w:t>Issue Tracker System</w:t>
+      </w:r>
+    </w:p>
+    <w:p>
+      <w:pPr>
+        <w:spacing w:before="100" w:beforeAutospacing="1" w:after="100" w:afterAutospacing="1" w:line="240" w:lineRule="auto"/>
+        <w:outlineLvl w:val="1"/>
+        <w:rPr>
+          <w:rFonts w:ascii="Times New Roman" w:eastAsia="Times New Roman" w:hAnsi="Times New Roman" w:cs="Times New Roman"/>
+          <w:b/>
+          <w:bCs/>
+          <w:kern w:val="0"/>
           <w:sz w:val="28"/>
           <w:szCs w:val="28"/>
-        </w:rPr>
-      </w:pPr>
-      <w:r>
-        <w:rPr>
-          <w:rFonts w:ascii="Times New Roman" w:hAnsi="Times New Roman" w:cs="Times New Roman"/>
+          <w:lang w:eastAsia="en-IN"/>
+          <w14:ligatures w14:val="none"/>
+        </w:rPr>
+      </w:pPr>
+      <w:r>
+        <w:rPr>
+          <w:rFonts w:ascii="Times New Roman" w:eastAsia="Times New Roman" w:hAnsi="Times New Roman" w:cs="Times New Roman"/>
           <w:b/>
           <w:bCs/>
+          <w:kern w:val="0"/>
           <w:sz w:val="28"/>
           <w:szCs w:val="28"/>
-        </w:rPr>
-        <w:t>Issue Tracker</w:t>
-      </w:r>
-    </w:p>
-    <w:p>
-      <w:pPr>
-        <w:rPr>
-          <w:rFonts w:ascii="Times New Roman" w:hAnsi="Times New Roman" w:cs="Times New Roman"/>
-        </w:rPr>
-      </w:pPr>
-    </w:p>
-    <w:p>
-      <w:pPr>
-        <w:rPr>
-          <w:rFonts w:ascii="Times New Roman" w:hAnsi="Times New Roman" w:cs="Times New Roman"/>
+          <w:lang w:eastAsia="en-IN"/>
+          <w14:ligatures w14:val="none"/>
+        </w:rPr>
+        <w:t>Project Overview</w:t>
+      </w:r>
+    </w:p>
+    <w:p>
+      <w:pPr>
+        <w:spacing w:before="100" w:beforeAutospacing="1" w:after="100" w:afterAutospacing="1" w:line="240" w:lineRule="auto"/>
+        <w:rPr>
+          <w:rFonts w:ascii="Times New Roman" w:eastAsia="Times New Roman" w:hAnsi="Times New Roman" w:cs="Times New Roman"/>
+          <w:kern w:val="0"/>
+          <w:sz w:val="24"/>
+          <w:szCs w:val="24"/>
+          <w:lang w:eastAsia="en-IN"/>
+          <w14:ligatures w14:val="none"/>
+        </w:rPr>
+      </w:pPr>
+      <w:r>
+        <w:rPr>
+          <w:rFonts w:ascii="Times New Roman" w:eastAsia="Times New Roman" w:hAnsi="Times New Roman" w:cs="Times New Roman"/>
+          <w:kern w:val="0"/>
+          <w:sz w:val="24"/>
+          <w:szCs w:val="24"/>
+          <w:lang w:eastAsia="en-IN"/>
+          <w14:ligatures w14:val="none"/>
+        </w:rPr>
+        <w:t xml:space="preserve">The </w:t>
+      </w:r>
+      <w:r>
+        <w:rPr>
+          <w:rFonts w:ascii="Times New Roman" w:eastAsia="Times New Roman" w:hAnsi="Times New Roman" w:cs="Times New Roman"/>
           <w:b/>
           <w:bCs/>
-          <w:sz w:val="24"/>
-          <w:szCs w:val="24"/>
-        </w:rPr>
-      </w:pPr>
-      <w:r>
-        <w:rPr>
-          <w:rFonts w:ascii="Times New Roman" w:hAnsi="Times New Roman" w:cs="Times New Roman"/>
+          <w:kern w:val="0"/>
+          <w:sz w:val="24"/>
+          <w:szCs w:val="24"/>
+          <w:lang w:eastAsia="en-IN"/>
+          <w14:ligatures w14:val="none"/>
+        </w:rPr>
+        <w:t>Issue Tracker System</w:t>
+      </w:r>
+      <w:r>
+        <w:rPr>
+          <w:rFonts w:ascii="Times New Roman" w:eastAsia="Times New Roman" w:hAnsi="Times New Roman" w:cs="Times New Roman"/>
+          <w:kern w:val="0"/>
+          <w:sz w:val="24"/>
+          <w:szCs w:val="24"/>
+          <w:lang w:eastAsia="en-IN"/>
+          <w14:ligatures w14:val="none"/>
+        </w:rPr>
+        <w:t xml:space="preserve"> is a full-stack web application developed using the </w:t>
+      </w:r>
+      <w:r>
+        <w:rPr>
+          <w:rFonts w:ascii="Times New Roman" w:eastAsia="Times New Roman" w:hAnsi="Times New Roman" w:cs="Times New Roman"/>
           <w:b/>
           <w:bCs/>
-          <w:sz w:val="24"/>
-          <w:szCs w:val="24"/>
-        </w:rPr>
-        <w:t>Modules Description</w:t>
-      </w:r>
-    </w:p>
-    <w:p>
-      <w:pPr>
-        <w:rPr>
-          <w:rFonts w:ascii="Times New Roman" w:hAnsi="Times New Roman" w:cs="Times New Roman"/>
+          <w:kern w:val="0"/>
+          <w:sz w:val="24"/>
+          <w:szCs w:val="24"/>
+          <w:lang w:eastAsia="en-IN"/>
+          <w14:ligatures w14:val="none"/>
+        </w:rPr>
+        <w:t>MERN Stack (MongoDB, Express.js, React.js, and Node.js)</w:t>
+      </w:r>
+      <w:r>
+        <w:rPr>
+          <w:rFonts w:ascii="Times New Roman" w:eastAsia="Times New Roman" w:hAnsi="Times New Roman" w:cs="Times New Roman"/>
+          <w:kern w:val="0"/>
+          <w:sz w:val="24"/>
+          <w:szCs w:val="24"/>
+          <w:lang w:eastAsia="en-IN"/>
+          <w14:ligatures w14:val="none"/>
+        </w:rPr>
+        <w:t>. It is designed to help organizations efficiently manage issues, bugs, and tasks by allowing administrators to assign issues to users and track their progress until completion.</w:t>
+      </w:r>
+    </w:p>
+    <w:p>
+      <w:pPr>
+        <w:spacing w:before="100" w:beforeAutospacing="1" w:after="100" w:afterAutospacing="1" w:line="240" w:lineRule="auto"/>
+        <w:rPr>
+          <w:rFonts w:ascii="Times New Roman" w:eastAsia="Times New Roman" w:hAnsi="Times New Roman" w:cs="Times New Roman"/>
+          <w:kern w:val="0"/>
+          <w:sz w:val="24"/>
+          <w:szCs w:val="24"/>
+          <w:lang w:eastAsia="en-IN"/>
+          <w14:ligatures w14:val="none"/>
+        </w:rPr>
+      </w:pPr>
+      <w:r>
+        <w:rPr>
+          <w:rFonts w:ascii="Times New Roman" w:eastAsia="Times New Roman" w:hAnsi="Times New Roman" w:cs="Times New Roman"/>
+          <w:kern w:val="0"/>
+          <w:sz w:val="24"/>
+          <w:szCs w:val="24"/>
+          <w:lang w:eastAsia="en-IN"/>
+          <w14:ligatures w14:val="none"/>
+        </w:rPr>
+        <w:t xml:space="preserve">The application follows a </w:t>
+      </w:r>
+      <w:r>
+        <w:rPr>
+          <w:rFonts w:ascii="Times New Roman" w:eastAsia="Times New Roman" w:hAnsi="Times New Roman" w:cs="Times New Roman"/>
           <w:b/>
           <w:bCs/>
-        </w:rPr>
-      </w:pPr>
-      <w:r>
-        <w:rPr>
-          <w:rFonts w:ascii="Times New Roman" w:hAnsi="Times New Roman" w:cs="Times New Roman"/>
+          <w:kern w:val="0"/>
+          <w:sz w:val="24"/>
+          <w:szCs w:val="24"/>
+          <w:lang w:eastAsia="en-IN"/>
+          <w14:ligatures w14:val="none"/>
+        </w:rPr>
+        <w:t>role-based access control</w:t>
+      </w:r>
+      <w:r>
+        <w:rPr>
+          <w:rFonts w:ascii="Times New Roman" w:eastAsia="Times New Roman" w:hAnsi="Times New Roman" w:cs="Times New Roman"/>
+          <w:kern w:val="0"/>
+          <w:sz w:val="24"/>
+          <w:szCs w:val="24"/>
+          <w:lang w:eastAsia="en-IN"/>
+          <w14:ligatures w14:val="none"/>
+        </w:rPr>
+        <w:t xml:space="preserve"> approach with two user roles: </w:t>
+      </w:r>
+      <w:r>
+        <w:rPr>
+          <w:rFonts w:ascii="Times New Roman" w:eastAsia="Times New Roman" w:hAnsi="Times New Roman" w:cs="Times New Roman"/>
           <w:b/>
           <w:bCs/>
-        </w:rPr>
-        <w:t>1. User Authentication Module</w:t>
-      </w:r>
-    </w:p>
-    <w:p>
-      <w:pPr>
-        <w:rPr>
-          <w:rFonts w:ascii="Times New Roman" w:hAnsi="Times New Roman" w:cs="Times New Roman"/>
-        </w:rPr>
-      </w:pPr>
-      <w:r>
-        <w:rPr>
-          <w:rFonts w:ascii="Times New Roman" w:hAnsi="Times New Roman" w:cs="Times New Roman"/>
-        </w:rPr>
-        <w:t xml:space="preserve">The User Authentication Module provides secure registration and login functionality for both administrators and users. It validates user credentials, encrypts passwords using </w:t>
-      </w:r>
-      <w:proofErr w:type="spellStart"/>
-      <w:r>
-        <w:rPr>
-          <w:rFonts w:ascii="Times New Roman" w:hAnsi="Times New Roman" w:cs="Times New Roman"/>
-        </w:rPr>
-        <w:t>bcrypt</w:t>
-      </w:r>
-      <w:proofErr w:type="spellEnd"/>
-      <w:r>
-        <w:rPr>
-          <w:rFonts w:ascii="Times New Roman" w:hAnsi="Times New Roman" w:cs="Times New Roman"/>
-        </w:rPr>
-        <w:t>, and generates JWT tokens for authentication. This module ensures that only authorized users can access the system according to their assigned roles.</w:t>
-      </w:r>
-    </w:p>
-    <w:p>
-      <w:pPr>
-        <w:rPr>
-          <w:rFonts w:ascii="Times New Roman" w:hAnsi="Times New Roman" w:cs="Times New Roman"/>
-        </w:rPr>
-      </w:pPr>
-    </w:p>
-    <w:p>
-      <w:pPr>
-        <w:rPr>
-          <w:rFonts w:ascii="Times New Roman" w:hAnsi="Times New Roman" w:cs="Times New Roman"/>
+          <w:kern w:val="0"/>
+          <w:sz w:val="24"/>
+          <w:szCs w:val="24"/>
+          <w:lang w:eastAsia="en-IN"/>
+          <w14:ligatures w14:val="none"/>
+        </w:rPr>
+        <w:t>Admin</w:t>
+      </w:r>
+      <w:r>
+        <w:rPr>
+          <w:rFonts w:ascii="Times New Roman" w:eastAsia="Times New Roman" w:hAnsi="Times New Roman" w:cs="Times New Roman"/>
+          <w:kern w:val="0"/>
+          <w:sz w:val="24"/>
+          <w:szCs w:val="24"/>
+          <w:lang w:eastAsia="en-IN"/>
+          <w14:ligatures w14:val="none"/>
+        </w:rPr>
+        <w:t xml:space="preserve"> and </w:t>
+      </w:r>
+      <w:r>
+        <w:rPr>
+          <w:rFonts w:ascii="Times New Roman" w:eastAsia="Times New Roman" w:hAnsi="Times New Roman" w:cs="Times New Roman"/>
           <w:b/>
           <w:bCs/>
-        </w:rPr>
-      </w:pPr>
-      <w:r>
-        <w:rPr>
-          <w:rFonts w:ascii="Times New Roman" w:hAnsi="Times New Roman" w:cs="Times New Roman"/>
+          <w:kern w:val="0"/>
+          <w:sz w:val="24"/>
+          <w:szCs w:val="24"/>
+          <w:lang w:eastAsia="en-IN"/>
+          <w14:ligatures w14:val="none"/>
+        </w:rPr>
+        <w:t>User</w:t>
+      </w:r>
+      <w:r>
+        <w:rPr>
+          <w:rFonts w:ascii="Times New Roman" w:eastAsia="Times New Roman" w:hAnsi="Times New Roman" w:cs="Times New Roman"/>
+          <w:kern w:val="0"/>
+          <w:sz w:val="24"/>
+          <w:szCs w:val="24"/>
+          <w:lang w:eastAsia="en-IN"/>
+          <w14:ligatures w14:val="none"/>
+        </w:rPr>
+        <w:t>. Administrators are responsible for creating, assigning, updating, and monitoring issues, while users can view their assigned issues, update their status, and communicate through comments.</w:t>
+      </w:r>
+    </w:p>
+    <w:p>
+      <w:pPr>
+        <w:spacing w:before="100" w:beforeAutospacing="1" w:after="100" w:afterAutospacing="1" w:line="240" w:lineRule="auto"/>
+        <w:outlineLvl w:val="0"/>
+        <w:rPr>
+          <w:rFonts w:ascii="Times New Roman" w:eastAsia="Times New Roman" w:hAnsi="Times New Roman" w:cs="Times New Roman"/>
           <w:b/>
           <w:bCs/>
-        </w:rPr>
-        <w:t>2. User Management Module</w:t>
-      </w:r>
-    </w:p>
-    <w:p>
-      <w:pPr>
-        <w:rPr>
-          <w:rFonts w:ascii="Times New Roman" w:hAnsi="Times New Roman" w:cs="Times New Roman"/>
-        </w:rPr>
-      </w:pPr>
-      <w:r>
-        <w:rPr>
-          <w:rFonts w:ascii="Times New Roman" w:hAnsi="Times New Roman" w:cs="Times New Roman"/>
-        </w:rPr>
-        <w:t>The User Management Module allows the administrator to manage registered users. It stores user information such as name, email, password, and role in the database. The administrator can view users and assign issues to them, while users can access only their assigned tasks.</w:t>
-      </w:r>
-    </w:p>
-    <w:p>
-      <w:pPr>
-        <w:rPr>
-          <w:rFonts w:ascii="Times New Roman" w:hAnsi="Times New Roman" w:cs="Times New Roman"/>
-        </w:rPr>
-      </w:pPr>
-    </w:p>
-    <w:p>
-      <w:pPr>
-        <w:rPr>
-          <w:rFonts w:ascii="Times New Roman" w:hAnsi="Times New Roman" w:cs="Times New Roman"/>
+          <w:kern w:val="36"/>
+          <w:sz w:val="28"/>
+          <w:szCs w:val="28"/>
+          <w:lang w:eastAsia="en-IN"/>
+          <w14:ligatures w14:val="none"/>
+        </w:rPr>
+      </w:pPr>
+      <w:r>
+        <w:rPr>
+          <w:rFonts w:ascii="Times New Roman" w:eastAsia="Times New Roman" w:hAnsi="Times New Roman" w:cs="Times New Roman"/>
           <w:b/>
           <w:bCs/>
-        </w:rPr>
-      </w:pPr>
-      <w:r>
-        <w:rPr>
-          <w:rFonts w:ascii="Times New Roman" w:hAnsi="Times New Roman" w:cs="Times New Roman"/>
+          <w:kern w:val="36"/>
+          <w:sz w:val="28"/>
+          <w:szCs w:val="28"/>
+          <w:lang w:eastAsia="en-IN"/>
+          <w14:ligatures w14:val="none"/>
+        </w:rPr>
+        <w:t>Objectives</w:t>
+      </w:r>
+    </w:p>
+    <w:p>
+      <w:pPr>
+        <w:spacing w:before="100" w:beforeAutospacing="1" w:after="100" w:afterAutospacing="1" w:line="240" w:lineRule="auto"/>
+        <w:rPr>
+          <w:rFonts w:ascii="Times New Roman" w:eastAsia="Times New Roman" w:hAnsi="Times New Roman" w:cs="Times New Roman"/>
+          <w:kern w:val="0"/>
+          <w:sz w:val="24"/>
+          <w:szCs w:val="24"/>
+          <w:lang w:eastAsia="en-IN"/>
+          <w14:ligatures w14:val="none"/>
+        </w:rPr>
+      </w:pPr>
+      <w:r>
+        <w:rPr>
+          <w:rFonts w:ascii="Times New Roman" w:eastAsia="Times New Roman" w:hAnsi="Times New Roman" w:cs="Times New Roman"/>
+          <w:kern w:val="0"/>
+          <w:sz w:val="24"/>
+          <w:szCs w:val="24"/>
+          <w:lang w:eastAsia="en-IN"/>
+          <w14:ligatures w14:val="none"/>
+        </w:rPr>
+        <w:t>The primary objectives of the Issue Tracker System are:</w:t>
+      </w:r>
+    </w:p>
+    <w:p>
+      <w:pPr>
+        <w:numPr>
+          <w:ilvl w:val="0"/>
+          <w:numId w:val="9"/>
+        </w:numPr>
+        <w:spacing w:before="100" w:beforeAutospacing="1" w:after="100" w:afterAutospacing="1" w:line="240" w:lineRule="auto"/>
+        <w:rPr>
+          <w:rFonts w:ascii="Times New Roman" w:eastAsia="Times New Roman" w:hAnsi="Times New Roman" w:cs="Times New Roman"/>
+          <w:kern w:val="0"/>
+          <w:sz w:val="24"/>
+          <w:szCs w:val="24"/>
+          <w:lang w:eastAsia="en-IN"/>
+          <w14:ligatures w14:val="none"/>
+        </w:rPr>
+      </w:pPr>
+      <w:r>
+        <w:rPr>
+          <w:rFonts w:ascii="Times New Roman" w:eastAsia="Times New Roman" w:hAnsi="Times New Roman" w:cs="Times New Roman"/>
+          <w:kern w:val="0"/>
+          <w:sz w:val="24"/>
+          <w:szCs w:val="24"/>
+          <w:lang w:eastAsia="en-IN"/>
+          <w14:ligatures w14:val="none"/>
+        </w:rPr>
+        <w:t xml:space="preserve">To simplify issue management. </w:t>
+      </w:r>
+    </w:p>
+    <w:p>
+      <w:pPr>
+        <w:numPr>
+          <w:ilvl w:val="0"/>
+          <w:numId w:val="9"/>
+        </w:numPr>
+        <w:spacing w:before="100" w:beforeAutospacing="1" w:after="100" w:afterAutospacing="1" w:line="240" w:lineRule="auto"/>
+        <w:rPr>
+          <w:rFonts w:ascii="Times New Roman" w:eastAsia="Times New Roman" w:hAnsi="Times New Roman" w:cs="Times New Roman"/>
+          <w:kern w:val="0"/>
+          <w:sz w:val="24"/>
+          <w:szCs w:val="24"/>
+          <w:lang w:eastAsia="en-IN"/>
+          <w14:ligatures w14:val="none"/>
+        </w:rPr>
+      </w:pPr>
+      <w:r>
+        <w:rPr>
+          <w:rFonts w:ascii="Times New Roman" w:eastAsia="Times New Roman" w:hAnsi="Times New Roman" w:cs="Times New Roman"/>
+          <w:kern w:val="0"/>
+          <w:sz w:val="24"/>
+          <w:szCs w:val="24"/>
+          <w:lang w:eastAsia="en-IN"/>
+          <w14:ligatures w14:val="none"/>
+        </w:rPr>
+        <w:t xml:space="preserve">To assign issues to specific users. </w:t>
+      </w:r>
+    </w:p>
+    <w:p>
+      <w:pPr>
+        <w:numPr>
+          <w:ilvl w:val="0"/>
+          <w:numId w:val="9"/>
+        </w:numPr>
+        <w:spacing w:before="100" w:beforeAutospacing="1" w:after="100" w:afterAutospacing="1" w:line="240" w:lineRule="auto"/>
+        <w:rPr>
+          <w:rFonts w:ascii="Times New Roman" w:eastAsia="Times New Roman" w:hAnsi="Times New Roman" w:cs="Times New Roman"/>
+          <w:kern w:val="0"/>
+          <w:sz w:val="24"/>
+          <w:szCs w:val="24"/>
+          <w:lang w:eastAsia="en-IN"/>
+          <w14:ligatures w14:val="none"/>
+        </w:rPr>
+      </w:pPr>
+      <w:r>
+        <w:rPr>
+          <w:rFonts w:ascii="Times New Roman" w:eastAsia="Times New Roman" w:hAnsi="Times New Roman" w:cs="Times New Roman"/>
+          <w:kern w:val="0"/>
+          <w:sz w:val="24"/>
+          <w:szCs w:val="24"/>
+          <w:lang w:eastAsia="en-IN"/>
+          <w14:ligatures w14:val="none"/>
+        </w:rPr>
+        <w:t xml:space="preserve">To monitor issue progress. </w:t>
+      </w:r>
+    </w:p>
+    <w:p>
+      <w:pPr>
+        <w:numPr>
+          <w:ilvl w:val="0"/>
+          <w:numId w:val="9"/>
+        </w:numPr>
+        <w:spacing w:before="100" w:beforeAutospacing="1" w:after="100" w:afterAutospacing="1" w:line="240" w:lineRule="auto"/>
+        <w:rPr>
+          <w:rFonts w:ascii="Times New Roman" w:eastAsia="Times New Roman" w:hAnsi="Times New Roman" w:cs="Times New Roman"/>
+          <w:kern w:val="0"/>
+          <w:sz w:val="24"/>
+          <w:szCs w:val="24"/>
+          <w:lang w:eastAsia="en-IN"/>
+          <w14:ligatures w14:val="none"/>
+        </w:rPr>
+      </w:pPr>
+      <w:r>
+        <w:rPr>
+          <w:rFonts w:ascii="Times New Roman" w:eastAsia="Times New Roman" w:hAnsi="Times New Roman" w:cs="Times New Roman"/>
+          <w:kern w:val="0"/>
+          <w:sz w:val="24"/>
+          <w:szCs w:val="24"/>
+          <w:lang w:eastAsia="en-IN"/>
+          <w14:ligatures w14:val="none"/>
+        </w:rPr>
+        <w:t xml:space="preserve">To provide secure authentication and authorization. </w:t>
+      </w:r>
+    </w:p>
+    <w:p>
+      <w:pPr>
+        <w:numPr>
+          <w:ilvl w:val="0"/>
+          <w:numId w:val="9"/>
+        </w:numPr>
+        <w:spacing w:before="100" w:beforeAutospacing="1" w:after="100" w:afterAutospacing="1" w:line="240" w:lineRule="auto"/>
+        <w:rPr>
+          <w:rFonts w:ascii="Times New Roman" w:eastAsia="Times New Roman" w:hAnsi="Times New Roman" w:cs="Times New Roman"/>
+          <w:kern w:val="0"/>
+          <w:sz w:val="24"/>
+          <w:szCs w:val="24"/>
+          <w:lang w:eastAsia="en-IN"/>
+          <w14:ligatures w14:val="none"/>
+        </w:rPr>
+      </w:pPr>
+      <w:r>
+        <w:rPr>
+          <w:rFonts w:ascii="Times New Roman" w:eastAsia="Times New Roman" w:hAnsi="Times New Roman" w:cs="Times New Roman"/>
+          <w:kern w:val="0"/>
+          <w:sz w:val="24"/>
+          <w:szCs w:val="24"/>
+          <w:lang w:eastAsia="en-IN"/>
+          <w14:ligatures w14:val="none"/>
+        </w:rPr>
+        <w:t xml:space="preserve">To facilitate communication using comments. </w:t>
+      </w:r>
+    </w:p>
+    <w:p>
+      <w:pPr>
+        <w:numPr>
+          <w:ilvl w:val="0"/>
+          <w:numId w:val="9"/>
+        </w:numPr>
+        <w:spacing w:before="100" w:beforeAutospacing="1" w:after="100" w:afterAutospacing="1" w:line="240" w:lineRule="auto"/>
+        <w:rPr>
+          <w:rFonts w:ascii="Times New Roman" w:eastAsia="Times New Roman" w:hAnsi="Times New Roman" w:cs="Times New Roman"/>
+          <w:kern w:val="0"/>
+          <w:sz w:val="24"/>
+          <w:szCs w:val="24"/>
+          <w:lang w:eastAsia="en-IN"/>
+          <w14:ligatures w14:val="none"/>
+        </w:rPr>
+      </w:pPr>
+      <w:r>
+        <w:rPr>
+          <w:rFonts w:ascii="Times New Roman" w:eastAsia="Times New Roman" w:hAnsi="Times New Roman" w:cs="Times New Roman"/>
+          <w:kern w:val="0"/>
+          <w:sz w:val="24"/>
+          <w:szCs w:val="24"/>
+          <w:lang w:eastAsia="en-IN"/>
+          <w14:ligatures w14:val="none"/>
+        </w:rPr>
+        <w:t xml:space="preserve">To generate dashboard statistics for administrators. </w:t>
+      </w:r>
+    </w:p>
+    <w:p>
+      <w:pPr>
+        <w:spacing w:before="100" w:beforeAutospacing="1" w:after="100" w:afterAutospacing="1" w:line="240" w:lineRule="auto"/>
+        <w:outlineLvl w:val="0"/>
+        <w:rPr>
+          <w:rFonts w:ascii="Times New Roman" w:eastAsia="Times New Roman" w:hAnsi="Times New Roman" w:cs="Times New Roman"/>
           <w:b/>
           <w:bCs/>
-        </w:rPr>
-        <w:t>3. Issue Management Module</w:t>
-      </w:r>
-    </w:p>
-    <w:p>
-      <w:pPr>
-        <w:rPr>
-          <w:rFonts w:ascii="Times New Roman" w:hAnsi="Times New Roman" w:cs="Times New Roman"/>
-        </w:rPr>
-      </w:pPr>
-      <w:r>
-        <w:rPr>
-          <w:rFonts w:ascii="Times New Roman" w:hAnsi="Times New Roman" w:cs="Times New Roman"/>
-        </w:rPr>
-        <w:t>The Issue Management Module enables administrators to create, edit, update, and delete issues. Each issue contains details such as title, description, priority (if applicable), assigned user, current status, creator information, and creation date. This module serves as the core functionality of the system by managing the complete lifecycle of an issue.</w:t>
-      </w:r>
-    </w:p>
-    <w:p>
-      <w:pPr>
-        <w:rPr>
-          <w:rFonts w:ascii="Times New Roman" w:hAnsi="Times New Roman" w:cs="Times New Roman"/>
-        </w:rPr>
-      </w:pPr>
-    </w:p>
-    <w:p>
-      <w:pPr>
-        <w:rPr>
-          <w:rFonts w:ascii="Times New Roman" w:hAnsi="Times New Roman" w:cs="Times New Roman"/>
+          <w:kern w:val="36"/>
+          <w:sz w:val="28"/>
+          <w:szCs w:val="28"/>
+          <w:lang w:eastAsia="en-IN"/>
+          <w14:ligatures w14:val="none"/>
+        </w:rPr>
+      </w:pPr>
+      <w:r>
+        <w:rPr>
+          <w:rFonts w:ascii="Times New Roman" w:eastAsia="Times New Roman" w:hAnsi="Times New Roman" w:cs="Times New Roman"/>
           <w:b/>
           <w:bCs/>
-        </w:rPr>
-      </w:pPr>
-      <w:r>
-        <w:rPr>
-          <w:rFonts w:ascii="Times New Roman" w:hAnsi="Times New Roman" w:cs="Times New Roman"/>
+          <w:kern w:val="36"/>
+          <w:sz w:val="28"/>
+          <w:szCs w:val="28"/>
+          <w:lang w:eastAsia="en-IN"/>
+          <w14:ligatures w14:val="none"/>
+        </w:rPr>
+        <w:t>Features</w:t>
+      </w:r>
+    </w:p>
+    <w:p>
+      <w:pPr>
+        <w:spacing w:before="100" w:beforeAutospacing="1" w:after="100" w:afterAutospacing="1" w:line="240" w:lineRule="auto"/>
+        <w:outlineLvl w:val="1"/>
+        <w:rPr>
+          <w:rFonts w:ascii="Times New Roman" w:eastAsia="Times New Roman" w:hAnsi="Times New Roman" w:cs="Times New Roman"/>
           <w:b/>
           <w:bCs/>
-        </w:rPr>
-        <w:t>4. Issue Assignment Module</w:t>
-      </w:r>
-    </w:p>
-    <w:p>
-      <w:pPr>
-        <w:rPr>
-          <w:rFonts w:ascii="Times New Roman" w:hAnsi="Times New Roman" w:cs="Times New Roman"/>
-        </w:rPr>
-      </w:pPr>
-      <w:r>
-        <w:rPr>
-          <w:rFonts w:ascii="Times New Roman" w:hAnsi="Times New Roman" w:cs="Times New Roman"/>
-        </w:rPr>
-        <w:t>The Issue Assignment Module allows the administrator to assign issues to specific users. Once an issue is assigned, the respective user can view it on their dashboard and work on resolving it. This module ensures proper task allocation and accountability among users.</w:t>
-      </w:r>
-    </w:p>
-    <w:p>
-      <w:pPr>
-        <w:rPr>
-          <w:rFonts w:ascii="Times New Roman" w:hAnsi="Times New Roman" w:cs="Times New Roman"/>
-        </w:rPr>
-      </w:pPr>
-    </w:p>
-    <w:p>
-      <w:pPr>
-        <w:rPr>
-          <w:rFonts w:ascii="Times New Roman" w:hAnsi="Times New Roman" w:cs="Times New Roman"/>
+          <w:kern w:val="0"/>
+          <w:sz w:val="24"/>
+          <w:szCs w:val="24"/>
+          <w:lang w:eastAsia="en-IN"/>
+          <w14:ligatures w14:val="none"/>
+        </w:rPr>
+      </w:pPr>
+      <w:r>
+        <w:rPr>
+          <w:rFonts w:ascii="Times New Roman" w:eastAsia="Times New Roman" w:hAnsi="Times New Roman" w:cs="Times New Roman"/>
           <w:b/>
           <w:bCs/>
-        </w:rPr>
-      </w:pPr>
-      <w:r>
-        <w:rPr>
-          <w:rFonts w:ascii="Times New Roman" w:hAnsi="Times New Roman" w:cs="Times New Roman"/>
+          <w:kern w:val="0"/>
+          <w:sz w:val="24"/>
+          <w:szCs w:val="24"/>
+          <w:lang w:eastAsia="en-IN"/>
+          <w14:ligatures w14:val="none"/>
+        </w:rPr>
+        <w:t>Authentication</w:t>
+      </w:r>
+    </w:p>
+    <w:p>
+      <w:pPr>
+        <w:spacing w:before="100" w:beforeAutospacing="1" w:after="100" w:afterAutospacing="1" w:line="240" w:lineRule="auto"/>
+        <w:rPr>
+          <w:rFonts w:ascii="Times New Roman" w:eastAsia="Times New Roman" w:hAnsi="Times New Roman" w:cs="Times New Roman"/>
+          <w:kern w:val="0"/>
+          <w:sz w:val="24"/>
+          <w:szCs w:val="24"/>
+          <w:lang w:eastAsia="en-IN"/>
+          <w14:ligatures w14:val="none"/>
+        </w:rPr>
+      </w:pPr>
+      <w:r>
+        <w:rPr>
+          <w:rFonts w:ascii="Times New Roman" w:eastAsia="Times New Roman" w:hAnsi="Times New Roman" w:cs="Times New Roman"/>
+          <w:kern w:val="0"/>
+          <w:sz w:val="24"/>
+          <w:szCs w:val="24"/>
+          <w:lang w:eastAsia="en-IN"/>
+          <w14:ligatures w14:val="none"/>
+        </w:rPr>
+        <w:t xml:space="preserve">The system provides secure authentication using </w:t>
+      </w:r>
+      <w:r>
+        <w:rPr>
+          <w:rFonts w:ascii="Times New Roman" w:eastAsia="Times New Roman" w:hAnsi="Times New Roman" w:cs="Times New Roman"/>
           <w:b/>
           <w:bCs/>
-        </w:rPr>
-        <w:t>5. Status Tracking Module</w:t>
-      </w:r>
-    </w:p>
-    <w:p>
-      <w:pPr>
-        <w:rPr>
-          <w:rFonts w:ascii="Times New Roman" w:hAnsi="Times New Roman" w:cs="Times New Roman"/>
-        </w:rPr>
-      </w:pPr>
-      <w:r>
-        <w:rPr>
-          <w:rFonts w:ascii="Times New Roman" w:hAnsi="Times New Roman" w:cs="Times New Roman"/>
-        </w:rPr>
-        <w:t xml:space="preserve">The Status Tracking Module enables users to update the progress of assigned issues by changing their status from </w:t>
-      </w:r>
-      <w:r>
-        <w:rPr>
-          <w:rFonts w:ascii="Times New Roman" w:hAnsi="Times New Roman" w:cs="Times New Roman"/>
+          <w:kern w:val="0"/>
+          <w:sz w:val="24"/>
+          <w:szCs w:val="24"/>
+          <w:lang w:eastAsia="en-IN"/>
+          <w14:ligatures w14:val="none"/>
+        </w:rPr>
+        <w:t>JWT (JSON Web Token)</w:t>
+      </w:r>
+      <w:r>
+        <w:rPr>
+          <w:rFonts w:ascii="Times New Roman" w:eastAsia="Times New Roman" w:hAnsi="Times New Roman" w:cs="Times New Roman"/>
+          <w:kern w:val="0"/>
+          <w:sz w:val="24"/>
+          <w:szCs w:val="24"/>
+          <w:lang w:eastAsia="en-IN"/>
+          <w14:ligatures w14:val="none"/>
+        </w:rPr>
+        <w:t>.</w:t>
+      </w:r>
+    </w:p>
+    <w:p>
+      <w:pPr>
+        <w:spacing w:before="100" w:beforeAutospacing="1" w:after="100" w:afterAutospacing="1" w:line="240" w:lineRule="auto"/>
+        <w:rPr>
+          <w:rFonts w:ascii="Times New Roman" w:eastAsia="Times New Roman" w:hAnsi="Times New Roman" w:cs="Times New Roman"/>
+          <w:kern w:val="0"/>
+          <w:sz w:val="24"/>
+          <w:szCs w:val="24"/>
+          <w:lang w:eastAsia="en-IN"/>
+          <w14:ligatures w14:val="none"/>
+        </w:rPr>
+      </w:pPr>
+      <w:r>
+        <w:rPr>
+          <w:rFonts w:ascii="Times New Roman" w:eastAsia="Times New Roman" w:hAnsi="Times New Roman" w:cs="Times New Roman"/>
+          <w:kern w:val="0"/>
+          <w:sz w:val="24"/>
+          <w:szCs w:val="24"/>
+          <w:lang w:eastAsia="en-IN"/>
+          <w14:ligatures w14:val="none"/>
+        </w:rPr>
+        <w:t>Features include:</w:t>
+      </w:r>
+    </w:p>
+    <w:p>
+      <w:pPr>
+        <w:numPr>
+          <w:ilvl w:val="0"/>
+          <w:numId w:val="10"/>
+        </w:numPr>
+        <w:spacing w:before="100" w:beforeAutospacing="1" w:after="100" w:afterAutospacing="1" w:line="240" w:lineRule="auto"/>
+        <w:rPr>
+          <w:rFonts w:ascii="Times New Roman" w:eastAsia="Times New Roman" w:hAnsi="Times New Roman" w:cs="Times New Roman"/>
+          <w:kern w:val="0"/>
+          <w:sz w:val="24"/>
+          <w:szCs w:val="24"/>
+          <w:lang w:eastAsia="en-IN"/>
+          <w14:ligatures w14:val="none"/>
+        </w:rPr>
+      </w:pPr>
+      <w:r>
+        <w:rPr>
+          <w:rFonts w:ascii="Times New Roman" w:eastAsia="Times New Roman" w:hAnsi="Times New Roman" w:cs="Times New Roman"/>
+          <w:kern w:val="0"/>
+          <w:sz w:val="24"/>
+          <w:szCs w:val="24"/>
+          <w:lang w:eastAsia="en-IN"/>
+          <w14:ligatures w14:val="none"/>
+        </w:rPr>
+        <w:t xml:space="preserve">User Registration </w:t>
+      </w:r>
+    </w:p>
+    <w:p>
+      <w:pPr>
+        <w:numPr>
+          <w:ilvl w:val="0"/>
+          <w:numId w:val="10"/>
+        </w:numPr>
+        <w:spacing w:before="100" w:beforeAutospacing="1" w:after="100" w:afterAutospacing="1" w:line="240" w:lineRule="auto"/>
+        <w:rPr>
+          <w:rFonts w:ascii="Times New Roman" w:eastAsia="Times New Roman" w:hAnsi="Times New Roman" w:cs="Times New Roman"/>
+          <w:kern w:val="0"/>
+          <w:sz w:val="24"/>
+          <w:szCs w:val="24"/>
+          <w:lang w:eastAsia="en-IN"/>
+          <w14:ligatures w14:val="none"/>
+        </w:rPr>
+      </w:pPr>
+      <w:r>
+        <w:rPr>
+          <w:rFonts w:ascii="Times New Roman" w:eastAsia="Times New Roman" w:hAnsi="Times New Roman" w:cs="Times New Roman"/>
+          <w:kern w:val="0"/>
+          <w:sz w:val="24"/>
+          <w:szCs w:val="24"/>
+          <w:lang w:eastAsia="en-IN"/>
+          <w14:ligatures w14:val="none"/>
+        </w:rPr>
+        <w:t xml:space="preserve">User Login </w:t>
+      </w:r>
+    </w:p>
+    <w:p>
+      <w:pPr>
+        <w:numPr>
+          <w:ilvl w:val="0"/>
+          <w:numId w:val="10"/>
+        </w:numPr>
+        <w:spacing w:before="100" w:beforeAutospacing="1" w:after="100" w:afterAutospacing="1" w:line="240" w:lineRule="auto"/>
+        <w:rPr>
+          <w:rFonts w:ascii="Times New Roman" w:eastAsia="Times New Roman" w:hAnsi="Times New Roman" w:cs="Times New Roman"/>
+          <w:kern w:val="0"/>
+          <w:sz w:val="24"/>
+          <w:szCs w:val="24"/>
+          <w:lang w:eastAsia="en-IN"/>
+          <w14:ligatures w14:val="none"/>
+        </w:rPr>
+      </w:pPr>
+      <w:r>
+        <w:rPr>
+          <w:rFonts w:ascii="Times New Roman" w:eastAsia="Times New Roman" w:hAnsi="Times New Roman" w:cs="Times New Roman"/>
+          <w:kern w:val="0"/>
+          <w:sz w:val="24"/>
+          <w:szCs w:val="24"/>
+          <w:lang w:eastAsia="en-IN"/>
+          <w14:ligatures w14:val="none"/>
+        </w:rPr>
+        <w:t xml:space="preserve">Password Encryption using </w:t>
+      </w:r>
+      <w:proofErr w:type="spellStart"/>
+      <w:r>
+        <w:rPr>
+          <w:rFonts w:ascii="Times New Roman" w:eastAsia="Times New Roman" w:hAnsi="Times New Roman" w:cs="Times New Roman"/>
+          <w:kern w:val="0"/>
+          <w:sz w:val="24"/>
+          <w:szCs w:val="24"/>
+          <w:lang w:eastAsia="en-IN"/>
+          <w14:ligatures w14:val="none"/>
+        </w:rPr>
+        <w:t>bcrypt</w:t>
+      </w:r>
+      <w:proofErr w:type="spellEnd"/>
+      <w:r>
+        <w:rPr>
+          <w:rFonts w:ascii="Times New Roman" w:eastAsia="Times New Roman" w:hAnsi="Times New Roman" w:cs="Times New Roman"/>
+          <w:kern w:val="0"/>
+          <w:sz w:val="24"/>
+          <w:szCs w:val="24"/>
+          <w:lang w:eastAsia="en-IN"/>
+          <w14:ligatures w14:val="none"/>
+        </w:rPr>
+        <w:t xml:space="preserve"> </w:t>
+      </w:r>
+    </w:p>
+    <w:p>
+      <w:pPr>
+        <w:numPr>
+          <w:ilvl w:val="0"/>
+          <w:numId w:val="10"/>
+        </w:numPr>
+        <w:spacing w:before="100" w:beforeAutospacing="1" w:after="100" w:afterAutospacing="1" w:line="240" w:lineRule="auto"/>
+        <w:rPr>
+          <w:rFonts w:ascii="Times New Roman" w:eastAsia="Times New Roman" w:hAnsi="Times New Roman" w:cs="Times New Roman"/>
+          <w:kern w:val="0"/>
+          <w:sz w:val="24"/>
+          <w:szCs w:val="24"/>
+          <w:lang w:eastAsia="en-IN"/>
+          <w14:ligatures w14:val="none"/>
+        </w:rPr>
+      </w:pPr>
+      <w:r>
+        <w:rPr>
+          <w:rFonts w:ascii="Times New Roman" w:eastAsia="Times New Roman" w:hAnsi="Times New Roman" w:cs="Times New Roman"/>
+          <w:kern w:val="0"/>
+          <w:sz w:val="24"/>
+          <w:szCs w:val="24"/>
+          <w:lang w:eastAsia="en-IN"/>
+          <w14:ligatures w14:val="none"/>
+        </w:rPr>
+        <w:t xml:space="preserve">JWT Authentication </w:t>
+      </w:r>
+    </w:p>
+    <w:p>
+      <w:pPr>
+        <w:numPr>
+          <w:ilvl w:val="0"/>
+          <w:numId w:val="10"/>
+        </w:numPr>
+        <w:spacing w:before="100" w:beforeAutospacing="1" w:after="100" w:afterAutospacing="1" w:line="240" w:lineRule="auto"/>
+        <w:rPr>
+          <w:rFonts w:ascii="Times New Roman" w:eastAsia="Times New Roman" w:hAnsi="Times New Roman" w:cs="Times New Roman"/>
+          <w:kern w:val="0"/>
+          <w:sz w:val="24"/>
+          <w:szCs w:val="24"/>
+          <w:lang w:eastAsia="en-IN"/>
+          <w14:ligatures w14:val="none"/>
+        </w:rPr>
+      </w:pPr>
+      <w:r>
+        <w:rPr>
+          <w:rFonts w:ascii="Times New Roman" w:eastAsia="Times New Roman" w:hAnsi="Times New Roman" w:cs="Times New Roman"/>
+          <w:kern w:val="0"/>
+          <w:sz w:val="24"/>
+          <w:szCs w:val="24"/>
+          <w:lang w:eastAsia="en-IN"/>
+          <w14:ligatures w14:val="none"/>
+        </w:rPr>
+        <w:t xml:space="preserve">Role-Based Authorization (Admin/User) </w:t>
+      </w:r>
+    </w:p>
+    <w:p>
+      <w:pPr>
+        <w:spacing w:after="0" w:line="240" w:lineRule="auto"/>
+        <w:rPr>
+          <w:rFonts w:ascii="Times New Roman" w:eastAsia="Times New Roman" w:hAnsi="Times New Roman" w:cs="Times New Roman"/>
+          <w:kern w:val="0"/>
+          <w:sz w:val="24"/>
+          <w:szCs w:val="24"/>
+          <w:lang w:eastAsia="en-IN"/>
+          <w14:ligatures w14:val="none"/>
+        </w:rPr>
+      </w:pPr>
+    </w:p>
+    <w:p>
+      <w:pPr>
+        <w:spacing w:before="100" w:beforeAutospacing="1" w:after="100" w:afterAutospacing="1" w:line="240" w:lineRule="auto"/>
+        <w:outlineLvl w:val="1"/>
+        <w:rPr>
+          <w:rFonts w:ascii="Times New Roman" w:eastAsia="Times New Roman" w:hAnsi="Times New Roman" w:cs="Times New Roman"/>
           <w:b/>
           <w:bCs/>
-        </w:rPr>
-        <w:t>Open</w:t>
-      </w:r>
-      <w:r>
-        <w:rPr>
-          <w:rFonts w:ascii="Times New Roman" w:hAnsi="Times New Roman" w:cs="Times New Roman"/>
-        </w:rPr>
-        <w:t xml:space="preserve"> to </w:t>
-      </w:r>
-      <w:r>
-        <w:rPr>
-          <w:rFonts w:ascii="Times New Roman" w:hAnsi="Times New Roman" w:cs="Times New Roman"/>
+          <w:kern w:val="0"/>
+          <w:sz w:val="28"/>
+          <w:szCs w:val="28"/>
+          <w:lang w:eastAsia="en-IN"/>
+          <w14:ligatures w14:val="none"/>
+        </w:rPr>
+      </w:pPr>
+      <w:r>
+        <w:rPr>
+          <w:rFonts w:ascii="Times New Roman" w:eastAsia="Times New Roman" w:hAnsi="Times New Roman" w:cs="Times New Roman"/>
           <w:b/>
           <w:bCs/>
-        </w:rPr>
-        <w:t>In Progress</w:t>
-      </w:r>
-      <w:r>
-        <w:rPr>
-          <w:rFonts w:ascii="Times New Roman" w:hAnsi="Times New Roman" w:cs="Times New Roman"/>
-        </w:rPr>
-        <w:t xml:space="preserve"> and finally to </w:t>
-      </w:r>
-      <w:r>
-        <w:rPr>
-          <w:rFonts w:ascii="Times New Roman" w:hAnsi="Times New Roman" w:cs="Times New Roman"/>
+          <w:kern w:val="0"/>
+          <w:sz w:val="28"/>
+          <w:szCs w:val="28"/>
+          <w:lang w:eastAsia="en-IN"/>
+          <w14:ligatures w14:val="none"/>
+        </w:rPr>
+        <w:t>Admin Module</w:t>
+      </w:r>
+    </w:p>
+    <w:p>
+      <w:pPr>
+        <w:spacing w:before="100" w:beforeAutospacing="1" w:after="100" w:afterAutospacing="1" w:line="240" w:lineRule="auto"/>
+        <w:rPr>
+          <w:rFonts w:ascii="Times New Roman" w:eastAsia="Times New Roman" w:hAnsi="Times New Roman" w:cs="Times New Roman"/>
+          <w:kern w:val="0"/>
+          <w:sz w:val="24"/>
+          <w:szCs w:val="24"/>
+          <w:lang w:eastAsia="en-IN"/>
+          <w14:ligatures w14:val="none"/>
+        </w:rPr>
+      </w:pPr>
+      <w:r>
+        <w:rPr>
+          <w:rFonts w:ascii="Times New Roman" w:eastAsia="Times New Roman" w:hAnsi="Times New Roman" w:cs="Times New Roman"/>
+          <w:kern w:val="0"/>
+          <w:sz w:val="24"/>
+          <w:szCs w:val="24"/>
+          <w:lang w:eastAsia="en-IN"/>
+          <w14:ligatures w14:val="none"/>
+        </w:rPr>
+        <w:t>The administrator has complete control over the system.</w:t>
+      </w:r>
+    </w:p>
+    <w:p>
+      <w:pPr>
+        <w:spacing w:before="100" w:beforeAutospacing="1" w:after="100" w:afterAutospacing="1" w:line="240" w:lineRule="auto"/>
+        <w:outlineLvl w:val="2"/>
+        <w:rPr>
+          <w:rFonts w:ascii="Times New Roman" w:eastAsia="Times New Roman" w:hAnsi="Times New Roman" w:cs="Times New Roman"/>
           <w:b/>
           <w:bCs/>
-        </w:rPr>
-        <w:t>Closed</w:t>
-      </w:r>
-      <w:r>
-        <w:rPr>
-          <w:rFonts w:ascii="Times New Roman" w:hAnsi="Times New Roman" w:cs="Times New Roman"/>
-        </w:rPr>
-        <w:t>. The updated status is immediately reflected on both the administrator and user dashboards, allowing real-time monitoring of issue progress.</w:t>
-      </w:r>
-    </w:p>
-    <w:p>
-      <w:pPr>
-        <w:rPr>
-          <w:rFonts w:ascii="Times New Roman" w:hAnsi="Times New Roman" w:cs="Times New Roman"/>
-        </w:rPr>
-      </w:pPr>
-    </w:p>
-    <w:p>
-      <w:pPr>
-        <w:rPr>
-          <w:rFonts w:ascii="Times New Roman" w:hAnsi="Times New Roman" w:cs="Times New Roman"/>
+          <w:kern w:val="0"/>
+          <w:sz w:val="27"/>
+          <w:szCs w:val="27"/>
+          <w:lang w:eastAsia="en-IN"/>
+          <w14:ligatures w14:val="none"/>
+        </w:rPr>
+      </w:pPr>
+      <w:r>
+        <w:rPr>
+          <w:rFonts w:ascii="Times New Roman" w:eastAsia="Times New Roman" w:hAnsi="Times New Roman" w:cs="Times New Roman"/>
           <w:b/>
           <w:bCs/>
-        </w:rPr>
-      </w:pPr>
-      <w:r>
-        <w:rPr>
-          <w:rFonts w:ascii="Times New Roman" w:hAnsi="Times New Roman" w:cs="Times New Roman"/>
+          <w:kern w:val="0"/>
+          <w:sz w:val="27"/>
+          <w:szCs w:val="27"/>
+          <w:lang w:eastAsia="en-IN"/>
+          <w14:ligatures w14:val="none"/>
+        </w:rPr>
+        <w:t>Dashboard</w:t>
+      </w:r>
+    </w:p>
+    <w:p>
+      <w:pPr>
+        <w:spacing w:before="100" w:beforeAutospacing="1" w:after="100" w:afterAutospacing="1" w:line="240" w:lineRule="auto"/>
+        <w:rPr>
+          <w:rFonts w:ascii="Times New Roman" w:eastAsia="Times New Roman" w:hAnsi="Times New Roman" w:cs="Times New Roman"/>
+          <w:kern w:val="0"/>
+          <w:sz w:val="24"/>
+          <w:szCs w:val="24"/>
+          <w:lang w:eastAsia="en-IN"/>
+          <w14:ligatures w14:val="none"/>
+        </w:rPr>
+      </w:pPr>
+      <w:r>
+        <w:rPr>
+          <w:rFonts w:ascii="Times New Roman" w:eastAsia="Times New Roman" w:hAnsi="Times New Roman" w:cs="Times New Roman"/>
+          <w:kern w:val="0"/>
+          <w:sz w:val="24"/>
+          <w:szCs w:val="24"/>
+          <w:lang w:eastAsia="en-IN"/>
+          <w14:ligatures w14:val="none"/>
+        </w:rPr>
+        <w:t>The dashboard provides an overview of all issues, including:</w:t>
+      </w:r>
+    </w:p>
+    <w:p>
+      <w:pPr>
+        <w:numPr>
+          <w:ilvl w:val="0"/>
+          <w:numId w:val="11"/>
+        </w:numPr>
+        <w:spacing w:before="100" w:beforeAutospacing="1" w:after="100" w:afterAutospacing="1" w:line="240" w:lineRule="auto"/>
+        <w:rPr>
+          <w:rFonts w:ascii="Times New Roman" w:eastAsia="Times New Roman" w:hAnsi="Times New Roman" w:cs="Times New Roman"/>
+          <w:kern w:val="0"/>
+          <w:sz w:val="24"/>
+          <w:szCs w:val="24"/>
+          <w:lang w:eastAsia="en-IN"/>
+          <w14:ligatures w14:val="none"/>
+        </w:rPr>
+      </w:pPr>
+      <w:r>
+        <w:rPr>
+          <w:rFonts w:ascii="Times New Roman" w:eastAsia="Times New Roman" w:hAnsi="Times New Roman" w:cs="Times New Roman"/>
+          <w:kern w:val="0"/>
+          <w:sz w:val="24"/>
+          <w:szCs w:val="24"/>
+          <w:lang w:eastAsia="en-IN"/>
+          <w14:ligatures w14:val="none"/>
+        </w:rPr>
+        <w:lastRenderedPageBreak/>
+        <w:t xml:space="preserve">Total Issues </w:t>
+      </w:r>
+    </w:p>
+    <w:p>
+      <w:pPr>
+        <w:numPr>
+          <w:ilvl w:val="0"/>
+          <w:numId w:val="11"/>
+        </w:numPr>
+        <w:spacing w:before="100" w:beforeAutospacing="1" w:after="100" w:afterAutospacing="1" w:line="240" w:lineRule="auto"/>
+        <w:rPr>
+          <w:rFonts w:ascii="Times New Roman" w:eastAsia="Times New Roman" w:hAnsi="Times New Roman" w:cs="Times New Roman"/>
+          <w:kern w:val="0"/>
+          <w:sz w:val="24"/>
+          <w:szCs w:val="24"/>
+          <w:lang w:eastAsia="en-IN"/>
+          <w14:ligatures w14:val="none"/>
+        </w:rPr>
+      </w:pPr>
+      <w:r>
+        <w:rPr>
+          <w:rFonts w:ascii="Times New Roman" w:eastAsia="Times New Roman" w:hAnsi="Times New Roman" w:cs="Times New Roman"/>
+          <w:kern w:val="0"/>
+          <w:sz w:val="24"/>
+          <w:szCs w:val="24"/>
+          <w:lang w:eastAsia="en-IN"/>
+          <w14:ligatures w14:val="none"/>
+        </w:rPr>
+        <w:t xml:space="preserve">Open Issues </w:t>
+      </w:r>
+    </w:p>
+    <w:p>
+      <w:pPr>
+        <w:numPr>
+          <w:ilvl w:val="0"/>
+          <w:numId w:val="11"/>
+        </w:numPr>
+        <w:spacing w:before="100" w:beforeAutospacing="1" w:after="100" w:afterAutospacing="1" w:line="240" w:lineRule="auto"/>
+        <w:rPr>
+          <w:rFonts w:ascii="Times New Roman" w:eastAsia="Times New Roman" w:hAnsi="Times New Roman" w:cs="Times New Roman"/>
+          <w:kern w:val="0"/>
+          <w:sz w:val="24"/>
+          <w:szCs w:val="24"/>
+          <w:lang w:eastAsia="en-IN"/>
+          <w14:ligatures w14:val="none"/>
+        </w:rPr>
+      </w:pPr>
+      <w:r>
+        <w:rPr>
+          <w:rFonts w:ascii="Times New Roman" w:eastAsia="Times New Roman" w:hAnsi="Times New Roman" w:cs="Times New Roman"/>
+          <w:kern w:val="0"/>
+          <w:sz w:val="24"/>
+          <w:szCs w:val="24"/>
+          <w:lang w:eastAsia="en-IN"/>
+          <w14:ligatures w14:val="none"/>
+        </w:rPr>
+        <w:t xml:space="preserve">In Progress Issues </w:t>
+      </w:r>
+    </w:p>
+    <w:p>
+      <w:pPr>
+        <w:numPr>
+          <w:ilvl w:val="0"/>
+          <w:numId w:val="11"/>
+        </w:numPr>
+        <w:spacing w:before="100" w:beforeAutospacing="1" w:after="100" w:afterAutospacing="1" w:line="240" w:lineRule="auto"/>
+        <w:rPr>
+          <w:rFonts w:ascii="Times New Roman" w:eastAsia="Times New Roman" w:hAnsi="Times New Roman" w:cs="Times New Roman"/>
+          <w:kern w:val="0"/>
+          <w:sz w:val="24"/>
+          <w:szCs w:val="24"/>
+          <w:lang w:eastAsia="en-IN"/>
+          <w14:ligatures w14:val="none"/>
+        </w:rPr>
+      </w:pPr>
+      <w:r>
+        <w:rPr>
+          <w:rFonts w:ascii="Times New Roman" w:eastAsia="Times New Roman" w:hAnsi="Times New Roman" w:cs="Times New Roman"/>
+          <w:kern w:val="0"/>
+          <w:sz w:val="24"/>
+          <w:szCs w:val="24"/>
+          <w:lang w:eastAsia="en-IN"/>
+          <w14:ligatures w14:val="none"/>
+        </w:rPr>
+        <w:t xml:space="preserve">Closed Issues </w:t>
+      </w:r>
+    </w:p>
+    <w:p>
+      <w:pPr>
+        <w:spacing w:before="100" w:beforeAutospacing="1" w:after="100" w:afterAutospacing="1" w:line="240" w:lineRule="auto"/>
+        <w:outlineLvl w:val="2"/>
+        <w:rPr>
+          <w:rFonts w:ascii="Times New Roman" w:eastAsia="Times New Roman" w:hAnsi="Times New Roman" w:cs="Times New Roman"/>
           <w:b/>
           <w:bCs/>
-        </w:rPr>
-        <w:t>6. Comments Module</w:t>
-      </w:r>
-    </w:p>
-    <w:p>
-      <w:pPr>
-        <w:rPr>
-          <w:rFonts w:ascii="Times New Roman" w:hAnsi="Times New Roman" w:cs="Times New Roman"/>
-        </w:rPr>
-      </w:pPr>
-      <w:r>
-        <w:rPr>
-          <w:rFonts w:ascii="Times New Roman" w:hAnsi="Times New Roman" w:cs="Times New Roman"/>
-        </w:rPr>
-        <w:t>The Comments Module facilitates communication between administrators and users by allowing comments to be added to individual issues. Users can provide updates or request clarification, while administrators can review comments and provide additional instructions. This feature improves collaboration and maintains a history of discussions related to each issue.</w:t>
-      </w:r>
-    </w:p>
-    <w:p>
-      <w:pPr>
-        <w:rPr>
-          <w:rFonts w:ascii="Times New Roman" w:hAnsi="Times New Roman" w:cs="Times New Roman"/>
-        </w:rPr>
-      </w:pPr>
-    </w:p>
-    <w:p>
-      <w:pPr>
-        <w:rPr>
-          <w:rFonts w:ascii="Times New Roman" w:hAnsi="Times New Roman" w:cs="Times New Roman"/>
+          <w:kern w:val="0"/>
+          <w:sz w:val="27"/>
+          <w:szCs w:val="27"/>
+          <w:lang w:eastAsia="en-IN"/>
+          <w14:ligatures w14:val="none"/>
+        </w:rPr>
+      </w:pPr>
+      <w:r>
+        <w:rPr>
+          <w:rFonts w:ascii="Times New Roman" w:eastAsia="Times New Roman" w:hAnsi="Times New Roman" w:cs="Times New Roman"/>
           <w:b/>
           <w:bCs/>
-        </w:rPr>
-      </w:pPr>
-      <w:r>
-        <w:rPr>
-          <w:rFonts w:ascii="Times New Roman" w:hAnsi="Times New Roman" w:cs="Times New Roman"/>
+          <w:kern w:val="0"/>
+          <w:sz w:val="27"/>
+          <w:szCs w:val="27"/>
+          <w:lang w:eastAsia="en-IN"/>
+          <w14:ligatures w14:val="none"/>
+        </w:rPr>
+        <w:t>Issue Management</w:t>
+      </w:r>
+    </w:p>
+    <w:p>
+      <w:pPr>
+        <w:spacing w:before="100" w:beforeAutospacing="1" w:after="100" w:afterAutospacing="1" w:line="240" w:lineRule="auto"/>
+        <w:rPr>
+          <w:rFonts w:ascii="Times New Roman" w:eastAsia="Times New Roman" w:hAnsi="Times New Roman" w:cs="Times New Roman"/>
+          <w:kern w:val="0"/>
+          <w:sz w:val="24"/>
+          <w:szCs w:val="24"/>
+          <w:lang w:eastAsia="en-IN"/>
+          <w14:ligatures w14:val="none"/>
+        </w:rPr>
+      </w:pPr>
+      <w:r>
+        <w:rPr>
+          <w:rFonts w:ascii="Times New Roman" w:eastAsia="Times New Roman" w:hAnsi="Times New Roman" w:cs="Times New Roman"/>
+          <w:kern w:val="0"/>
+          <w:sz w:val="24"/>
+          <w:szCs w:val="24"/>
+          <w:lang w:eastAsia="en-IN"/>
+          <w14:ligatures w14:val="none"/>
+        </w:rPr>
+        <w:t>The administrator can:</w:t>
+      </w:r>
+    </w:p>
+    <w:p>
+      <w:pPr>
+        <w:numPr>
+          <w:ilvl w:val="0"/>
+          <w:numId w:val="12"/>
+        </w:numPr>
+        <w:spacing w:before="100" w:beforeAutospacing="1" w:after="100" w:afterAutospacing="1" w:line="240" w:lineRule="auto"/>
+        <w:rPr>
+          <w:rFonts w:ascii="Times New Roman" w:eastAsia="Times New Roman" w:hAnsi="Times New Roman" w:cs="Times New Roman"/>
+          <w:kern w:val="0"/>
+          <w:sz w:val="24"/>
+          <w:szCs w:val="24"/>
+          <w:lang w:eastAsia="en-IN"/>
+          <w14:ligatures w14:val="none"/>
+        </w:rPr>
+      </w:pPr>
+      <w:r>
+        <w:rPr>
+          <w:rFonts w:ascii="Times New Roman" w:eastAsia="Times New Roman" w:hAnsi="Times New Roman" w:cs="Times New Roman"/>
+          <w:kern w:val="0"/>
+          <w:sz w:val="24"/>
+          <w:szCs w:val="24"/>
+          <w:lang w:eastAsia="en-IN"/>
+          <w14:ligatures w14:val="none"/>
+        </w:rPr>
+        <w:t xml:space="preserve">Create a new issue </w:t>
+      </w:r>
+    </w:p>
+    <w:p>
+      <w:pPr>
+        <w:numPr>
+          <w:ilvl w:val="0"/>
+          <w:numId w:val="12"/>
+        </w:numPr>
+        <w:spacing w:before="100" w:beforeAutospacing="1" w:after="100" w:afterAutospacing="1" w:line="240" w:lineRule="auto"/>
+        <w:rPr>
+          <w:rFonts w:ascii="Times New Roman" w:eastAsia="Times New Roman" w:hAnsi="Times New Roman" w:cs="Times New Roman"/>
+          <w:kern w:val="0"/>
+          <w:sz w:val="24"/>
+          <w:szCs w:val="24"/>
+          <w:lang w:eastAsia="en-IN"/>
+          <w14:ligatures w14:val="none"/>
+        </w:rPr>
+      </w:pPr>
+      <w:r>
+        <w:rPr>
+          <w:rFonts w:ascii="Times New Roman" w:eastAsia="Times New Roman" w:hAnsi="Times New Roman" w:cs="Times New Roman"/>
+          <w:kern w:val="0"/>
+          <w:sz w:val="24"/>
+          <w:szCs w:val="24"/>
+          <w:lang w:eastAsia="en-IN"/>
+          <w14:ligatures w14:val="none"/>
+        </w:rPr>
+        <w:t xml:space="preserve">Edit existing issues </w:t>
+      </w:r>
+    </w:p>
+    <w:p>
+      <w:pPr>
+        <w:numPr>
+          <w:ilvl w:val="0"/>
+          <w:numId w:val="12"/>
+        </w:numPr>
+        <w:spacing w:before="100" w:beforeAutospacing="1" w:after="100" w:afterAutospacing="1" w:line="240" w:lineRule="auto"/>
+        <w:rPr>
+          <w:rFonts w:ascii="Times New Roman" w:eastAsia="Times New Roman" w:hAnsi="Times New Roman" w:cs="Times New Roman"/>
+          <w:kern w:val="0"/>
+          <w:sz w:val="24"/>
+          <w:szCs w:val="24"/>
+          <w:lang w:eastAsia="en-IN"/>
+          <w14:ligatures w14:val="none"/>
+        </w:rPr>
+      </w:pPr>
+      <w:r>
+        <w:rPr>
+          <w:rFonts w:ascii="Times New Roman" w:eastAsia="Times New Roman" w:hAnsi="Times New Roman" w:cs="Times New Roman"/>
+          <w:kern w:val="0"/>
+          <w:sz w:val="24"/>
+          <w:szCs w:val="24"/>
+          <w:lang w:eastAsia="en-IN"/>
+          <w14:ligatures w14:val="none"/>
+        </w:rPr>
+        <w:t xml:space="preserve">Delete issues </w:t>
+      </w:r>
+    </w:p>
+    <w:p>
+      <w:pPr>
+        <w:numPr>
+          <w:ilvl w:val="0"/>
+          <w:numId w:val="12"/>
+        </w:numPr>
+        <w:spacing w:before="100" w:beforeAutospacing="1" w:after="100" w:afterAutospacing="1" w:line="240" w:lineRule="auto"/>
+        <w:rPr>
+          <w:rFonts w:ascii="Times New Roman" w:eastAsia="Times New Roman" w:hAnsi="Times New Roman" w:cs="Times New Roman"/>
+          <w:kern w:val="0"/>
+          <w:sz w:val="24"/>
+          <w:szCs w:val="24"/>
+          <w:lang w:eastAsia="en-IN"/>
+          <w14:ligatures w14:val="none"/>
+        </w:rPr>
+      </w:pPr>
+      <w:r>
+        <w:rPr>
+          <w:rFonts w:ascii="Times New Roman" w:eastAsia="Times New Roman" w:hAnsi="Times New Roman" w:cs="Times New Roman"/>
+          <w:kern w:val="0"/>
+          <w:sz w:val="24"/>
+          <w:szCs w:val="24"/>
+          <w:lang w:eastAsia="en-IN"/>
+          <w14:ligatures w14:val="none"/>
+        </w:rPr>
+        <w:t xml:space="preserve">Assign issues to users </w:t>
+      </w:r>
+    </w:p>
+    <w:p>
+      <w:pPr>
+        <w:numPr>
+          <w:ilvl w:val="0"/>
+          <w:numId w:val="12"/>
+        </w:numPr>
+        <w:spacing w:before="100" w:beforeAutospacing="1" w:after="100" w:afterAutospacing="1" w:line="240" w:lineRule="auto"/>
+        <w:rPr>
+          <w:rFonts w:ascii="Times New Roman" w:eastAsia="Times New Roman" w:hAnsi="Times New Roman" w:cs="Times New Roman"/>
+          <w:kern w:val="0"/>
+          <w:sz w:val="24"/>
+          <w:szCs w:val="24"/>
+          <w:lang w:eastAsia="en-IN"/>
+          <w14:ligatures w14:val="none"/>
+        </w:rPr>
+      </w:pPr>
+      <w:r>
+        <w:rPr>
+          <w:rFonts w:ascii="Times New Roman" w:eastAsia="Times New Roman" w:hAnsi="Times New Roman" w:cs="Times New Roman"/>
+          <w:kern w:val="0"/>
+          <w:sz w:val="24"/>
+          <w:szCs w:val="24"/>
+          <w:lang w:eastAsia="en-IN"/>
+          <w14:ligatures w14:val="none"/>
+        </w:rPr>
+        <w:t xml:space="preserve">Reassign issues when required </w:t>
+      </w:r>
+    </w:p>
+    <w:p>
+      <w:pPr>
+        <w:numPr>
+          <w:ilvl w:val="0"/>
+          <w:numId w:val="12"/>
+        </w:numPr>
+        <w:spacing w:before="100" w:beforeAutospacing="1" w:after="100" w:afterAutospacing="1" w:line="240" w:lineRule="auto"/>
+        <w:rPr>
+          <w:rFonts w:ascii="Times New Roman" w:eastAsia="Times New Roman" w:hAnsi="Times New Roman" w:cs="Times New Roman"/>
+          <w:kern w:val="0"/>
+          <w:sz w:val="24"/>
+          <w:szCs w:val="24"/>
+          <w:lang w:eastAsia="en-IN"/>
+          <w14:ligatures w14:val="none"/>
+        </w:rPr>
+      </w:pPr>
+      <w:r>
+        <w:rPr>
+          <w:rFonts w:ascii="Times New Roman" w:eastAsia="Times New Roman" w:hAnsi="Times New Roman" w:cs="Times New Roman"/>
+          <w:kern w:val="0"/>
+          <w:sz w:val="24"/>
+          <w:szCs w:val="24"/>
+          <w:lang w:eastAsia="en-IN"/>
+          <w14:ligatures w14:val="none"/>
+        </w:rPr>
+        <w:t xml:space="preserve">View complete issue details </w:t>
+      </w:r>
+    </w:p>
+    <w:p>
+      <w:pPr>
+        <w:spacing w:before="100" w:beforeAutospacing="1" w:after="100" w:afterAutospacing="1" w:line="240" w:lineRule="auto"/>
+        <w:outlineLvl w:val="2"/>
+        <w:rPr>
+          <w:rFonts w:ascii="Times New Roman" w:eastAsia="Times New Roman" w:hAnsi="Times New Roman" w:cs="Times New Roman"/>
           <w:b/>
           <w:bCs/>
-        </w:rPr>
-        <w:t>7. Dashboard Module</w:t>
-      </w:r>
-    </w:p>
-    <w:p>
-      <w:pPr>
-        <w:rPr>
-          <w:rFonts w:ascii="Times New Roman" w:hAnsi="Times New Roman" w:cs="Times New Roman"/>
-        </w:rPr>
-      </w:pPr>
-      <w:r>
-        <w:rPr>
-          <w:rFonts w:ascii="Times New Roman" w:hAnsi="Times New Roman" w:cs="Times New Roman"/>
-        </w:rPr>
-        <w:lastRenderedPageBreak/>
-        <w:t>The Dashboard Module provides a summary of system activities. The administrator dashboard displays statistics such as the total number of issues, open issues, issues in progress, and closed issues. The user dashboard displays only the issues assigned to the logged-in user, helping users easily track their tasks and progress.</w:t>
-      </w:r>
-    </w:p>
-    <w:p>
-      <w:pPr>
-        <w:rPr>
-          <w:rFonts w:ascii="Times New Roman" w:hAnsi="Times New Roman" w:cs="Times New Roman"/>
-        </w:rPr>
-      </w:pPr>
-    </w:p>
-    <w:p>
-      <w:pPr>
-        <w:rPr>
-          <w:rFonts w:ascii="Times New Roman" w:hAnsi="Times New Roman" w:cs="Times New Roman"/>
+          <w:kern w:val="0"/>
+          <w:sz w:val="27"/>
+          <w:szCs w:val="27"/>
+          <w:lang w:eastAsia="en-IN"/>
+          <w14:ligatures w14:val="none"/>
+        </w:rPr>
+      </w:pPr>
+      <w:r>
+        <w:rPr>
+          <w:rFonts w:ascii="Times New Roman" w:eastAsia="Times New Roman" w:hAnsi="Times New Roman" w:cs="Times New Roman"/>
           <w:b/>
           <w:bCs/>
-        </w:rPr>
-      </w:pPr>
-      <w:r>
-        <w:rPr>
-          <w:rFonts w:ascii="Times New Roman" w:hAnsi="Times New Roman" w:cs="Times New Roman"/>
+          <w:kern w:val="0"/>
+          <w:sz w:val="27"/>
+          <w:szCs w:val="27"/>
+          <w:lang w:eastAsia="en-IN"/>
+          <w14:ligatures w14:val="none"/>
+        </w:rPr>
+        <w:t>Comment Management</w:t>
+      </w:r>
+    </w:p>
+    <w:p>
+      <w:pPr>
+        <w:spacing w:before="100" w:beforeAutospacing="1" w:after="100" w:afterAutospacing="1" w:line="240" w:lineRule="auto"/>
+        <w:rPr>
+          <w:rFonts w:ascii="Times New Roman" w:eastAsia="Times New Roman" w:hAnsi="Times New Roman" w:cs="Times New Roman"/>
+          <w:kern w:val="0"/>
+          <w:sz w:val="24"/>
+          <w:szCs w:val="24"/>
+          <w:lang w:eastAsia="en-IN"/>
+          <w14:ligatures w14:val="none"/>
+        </w:rPr>
+      </w:pPr>
+      <w:r>
+        <w:rPr>
+          <w:rFonts w:ascii="Times New Roman" w:eastAsia="Times New Roman" w:hAnsi="Times New Roman" w:cs="Times New Roman"/>
+          <w:kern w:val="0"/>
+          <w:sz w:val="24"/>
+          <w:szCs w:val="24"/>
+          <w:lang w:eastAsia="en-IN"/>
+          <w14:ligatures w14:val="none"/>
+        </w:rPr>
+        <w:t>The administrator can:</w:t>
+      </w:r>
+    </w:p>
+    <w:p>
+      <w:pPr>
+        <w:numPr>
+          <w:ilvl w:val="0"/>
+          <w:numId w:val="13"/>
+        </w:numPr>
+        <w:spacing w:before="100" w:beforeAutospacing="1" w:after="100" w:afterAutospacing="1" w:line="240" w:lineRule="auto"/>
+        <w:rPr>
+          <w:rFonts w:ascii="Times New Roman" w:eastAsia="Times New Roman" w:hAnsi="Times New Roman" w:cs="Times New Roman"/>
+          <w:kern w:val="0"/>
+          <w:sz w:val="24"/>
+          <w:szCs w:val="24"/>
+          <w:lang w:eastAsia="en-IN"/>
+          <w14:ligatures w14:val="none"/>
+        </w:rPr>
+      </w:pPr>
+      <w:r>
+        <w:rPr>
+          <w:rFonts w:ascii="Times New Roman" w:eastAsia="Times New Roman" w:hAnsi="Times New Roman" w:cs="Times New Roman"/>
+          <w:kern w:val="0"/>
+          <w:sz w:val="24"/>
+          <w:szCs w:val="24"/>
+          <w:lang w:eastAsia="en-IN"/>
+          <w14:ligatures w14:val="none"/>
+        </w:rPr>
+        <w:t xml:space="preserve">View comments </w:t>
+      </w:r>
+    </w:p>
+    <w:p>
+      <w:pPr>
+        <w:numPr>
+          <w:ilvl w:val="0"/>
+          <w:numId w:val="13"/>
+        </w:numPr>
+        <w:spacing w:before="100" w:beforeAutospacing="1" w:after="100" w:afterAutospacing="1" w:line="240" w:lineRule="auto"/>
+        <w:rPr>
+          <w:rFonts w:ascii="Times New Roman" w:eastAsia="Times New Roman" w:hAnsi="Times New Roman" w:cs="Times New Roman"/>
+          <w:kern w:val="0"/>
+          <w:sz w:val="24"/>
+          <w:szCs w:val="24"/>
+          <w:lang w:eastAsia="en-IN"/>
+          <w14:ligatures w14:val="none"/>
+        </w:rPr>
+      </w:pPr>
+      <w:r>
+        <w:rPr>
+          <w:rFonts w:ascii="Times New Roman" w:eastAsia="Times New Roman" w:hAnsi="Times New Roman" w:cs="Times New Roman"/>
+          <w:kern w:val="0"/>
+          <w:sz w:val="24"/>
+          <w:szCs w:val="24"/>
+          <w:lang w:eastAsia="en-IN"/>
+          <w14:ligatures w14:val="none"/>
+        </w:rPr>
+        <w:t xml:space="preserve">Add comments to any issue </w:t>
+      </w:r>
+    </w:p>
+    <w:p>
+      <w:pPr>
+        <w:spacing w:before="100" w:beforeAutospacing="1" w:after="100" w:afterAutospacing="1" w:line="240" w:lineRule="auto"/>
+        <w:outlineLvl w:val="1"/>
+        <w:rPr>
+          <w:rFonts w:ascii="Times New Roman" w:eastAsia="Times New Roman" w:hAnsi="Times New Roman" w:cs="Times New Roman"/>
           <w:b/>
           <w:bCs/>
-        </w:rPr>
-        <w:t>8. Role-Based Access Control Module</w:t>
-      </w:r>
-    </w:p>
-    <w:p>
-      <w:pPr>
-        <w:rPr>
-          <w:rFonts w:ascii="Times New Roman" w:hAnsi="Times New Roman" w:cs="Times New Roman"/>
-        </w:rPr>
-      </w:pPr>
-      <w:r>
-        <w:rPr>
-          <w:rFonts w:ascii="Times New Roman" w:hAnsi="Times New Roman" w:cs="Times New Roman"/>
-        </w:rPr>
-        <w:t>The Role-Based Access Control Module ensures that users can perform only the actions permitted for their role. Administrators have full access to create, assign, edit, and delete issues, while users can only view their assigned issues, update issue status, and add comments. This module enhances the security and integrity of the application.</w:t>
-      </w:r>
-    </w:p>
-    <w:p>
-      <w:pPr>
-        <w:rPr>
-          <w:rFonts w:ascii="Times New Roman" w:hAnsi="Times New Roman" w:cs="Times New Roman"/>
-        </w:rPr>
-      </w:pPr>
-    </w:p>
-    <w:p>
-      <w:pPr>
-        <w:rPr>
-          <w:rFonts w:ascii="Times New Roman" w:hAnsi="Times New Roman" w:cs="Times New Roman"/>
+          <w:kern w:val="0"/>
+          <w:sz w:val="28"/>
+          <w:szCs w:val="28"/>
+          <w:lang w:eastAsia="en-IN"/>
+          <w14:ligatures w14:val="none"/>
+        </w:rPr>
+      </w:pPr>
+      <w:r>
+        <w:rPr>
+          <w:rFonts w:ascii="Times New Roman" w:eastAsia="Times New Roman" w:hAnsi="Times New Roman" w:cs="Times New Roman"/>
           <w:b/>
           <w:bCs/>
-        </w:rPr>
-      </w:pPr>
-      <w:r>
-        <w:rPr>
-          <w:rFonts w:ascii="Times New Roman" w:hAnsi="Times New Roman" w:cs="Times New Roman"/>
+          <w:kern w:val="0"/>
+          <w:sz w:val="28"/>
+          <w:szCs w:val="28"/>
+          <w:lang w:eastAsia="en-IN"/>
+          <w14:ligatures w14:val="none"/>
+        </w:rPr>
+        <w:t>User Module</w:t>
+      </w:r>
+    </w:p>
+    <w:p>
+      <w:pPr>
+        <w:spacing w:before="100" w:beforeAutospacing="1" w:after="100" w:afterAutospacing="1" w:line="240" w:lineRule="auto"/>
+        <w:rPr>
+          <w:rFonts w:ascii="Times New Roman" w:eastAsia="Times New Roman" w:hAnsi="Times New Roman" w:cs="Times New Roman"/>
+          <w:kern w:val="0"/>
+          <w:sz w:val="24"/>
+          <w:szCs w:val="24"/>
+          <w:lang w:eastAsia="en-IN"/>
+          <w14:ligatures w14:val="none"/>
+        </w:rPr>
+      </w:pPr>
+      <w:r>
+        <w:rPr>
+          <w:rFonts w:ascii="Times New Roman" w:eastAsia="Times New Roman" w:hAnsi="Times New Roman" w:cs="Times New Roman"/>
+          <w:kern w:val="0"/>
+          <w:sz w:val="24"/>
+          <w:szCs w:val="24"/>
+          <w:lang w:eastAsia="en-IN"/>
+          <w14:ligatures w14:val="none"/>
+        </w:rPr>
+        <w:t>Registered users can log in and manage only the issues assigned to them.</w:t>
+      </w:r>
+    </w:p>
+    <w:p>
+      <w:pPr>
+        <w:spacing w:before="100" w:beforeAutospacing="1" w:after="100" w:afterAutospacing="1" w:line="240" w:lineRule="auto"/>
+        <w:outlineLvl w:val="2"/>
+        <w:rPr>
+          <w:rFonts w:ascii="Times New Roman" w:eastAsia="Times New Roman" w:hAnsi="Times New Roman" w:cs="Times New Roman"/>
           <w:b/>
           <w:bCs/>
-        </w:rPr>
-        <w:t>9. Database Management Module</w:t>
-      </w:r>
-    </w:p>
-    <w:p>
-      <w:pPr>
-        <w:rPr>
-          <w:rFonts w:ascii="Times New Roman" w:hAnsi="Times New Roman" w:cs="Times New Roman"/>
-        </w:rPr>
-      </w:pPr>
-      <w:r>
-        <w:rPr>
-          <w:rFonts w:ascii="Times New Roman" w:hAnsi="Times New Roman" w:cs="Times New Roman"/>
-        </w:rPr>
-        <w:t>The Database Management Module manages all application data using MongoDB Atlas. It stores user accounts, issue details, assignments, status updates, and comments. Mongoose is used for schema definition, validation, and efficient interaction with the database, ensuring reliable and organized data management.</w:t>
-      </w:r>
-    </w:p>
-    <w:p>
-      <w:pPr>
-        <w:rPr>
-          <w:rFonts w:ascii="Times New Roman" w:hAnsi="Times New Roman" w:cs="Times New Roman"/>
-        </w:rPr>
-      </w:pPr>
-    </w:p>
-    <w:p>
-      <w:pPr>
-        <w:rPr>
-          <w:rFonts w:ascii="Times New Roman" w:hAnsi="Times New Roman" w:cs="Times New Roman"/>
+          <w:kern w:val="0"/>
+          <w:sz w:val="27"/>
+          <w:szCs w:val="27"/>
+          <w:lang w:eastAsia="en-IN"/>
+          <w14:ligatures w14:val="none"/>
+        </w:rPr>
+      </w:pPr>
+      <w:r>
+        <w:rPr>
+          <w:rFonts w:ascii="Times New Roman" w:eastAsia="Times New Roman" w:hAnsi="Times New Roman" w:cs="Times New Roman"/>
           <w:b/>
           <w:bCs/>
-        </w:rPr>
-      </w:pPr>
-      <w:r>
-        <w:rPr>
-          <w:rFonts w:ascii="Times New Roman" w:hAnsi="Times New Roman" w:cs="Times New Roman"/>
+          <w:kern w:val="0"/>
+          <w:sz w:val="27"/>
+          <w:szCs w:val="27"/>
+          <w:lang w:eastAsia="en-IN"/>
+          <w14:ligatures w14:val="none"/>
+        </w:rPr>
+        <w:t>Assigned Issues</w:t>
+      </w:r>
+    </w:p>
+    <w:p>
+      <w:pPr>
+        <w:spacing w:before="100" w:beforeAutospacing="1" w:after="100" w:afterAutospacing="1" w:line="240" w:lineRule="auto"/>
+        <w:rPr>
+          <w:rFonts w:ascii="Times New Roman" w:eastAsia="Times New Roman" w:hAnsi="Times New Roman" w:cs="Times New Roman"/>
+          <w:kern w:val="0"/>
+          <w:sz w:val="24"/>
+          <w:szCs w:val="24"/>
+          <w:lang w:eastAsia="en-IN"/>
+          <w14:ligatures w14:val="none"/>
+        </w:rPr>
+      </w:pPr>
+      <w:r>
+        <w:rPr>
+          <w:rFonts w:ascii="Times New Roman" w:eastAsia="Times New Roman" w:hAnsi="Times New Roman" w:cs="Times New Roman"/>
+          <w:kern w:val="0"/>
+          <w:sz w:val="24"/>
+          <w:szCs w:val="24"/>
+          <w:lang w:eastAsia="en-IN"/>
+          <w14:ligatures w14:val="none"/>
+        </w:rPr>
+        <w:t>Users can:</w:t>
+      </w:r>
+    </w:p>
+    <w:p>
+      <w:pPr>
+        <w:numPr>
+          <w:ilvl w:val="0"/>
+          <w:numId w:val="14"/>
+        </w:numPr>
+        <w:spacing w:before="100" w:beforeAutospacing="1" w:after="100" w:afterAutospacing="1" w:line="240" w:lineRule="auto"/>
+        <w:rPr>
+          <w:rFonts w:ascii="Times New Roman" w:eastAsia="Times New Roman" w:hAnsi="Times New Roman" w:cs="Times New Roman"/>
+          <w:kern w:val="0"/>
+          <w:sz w:val="24"/>
+          <w:szCs w:val="24"/>
+          <w:lang w:eastAsia="en-IN"/>
+          <w14:ligatures w14:val="none"/>
+        </w:rPr>
+      </w:pPr>
+      <w:r>
+        <w:rPr>
+          <w:rFonts w:ascii="Times New Roman" w:eastAsia="Times New Roman" w:hAnsi="Times New Roman" w:cs="Times New Roman"/>
+          <w:kern w:val="0"/>
+          <w:sz w:val="24"/>
+          <w:szCs w:val="24"/>
+          <w:lang w:eastAsia="en-IN"/>
+          <w14:ligatures w14:val="none"/>
+        </w:rPr>
+        <w:t xml:space="preserve">View assigned issues </w:t>
+      </w:r>
+    </w:p>
+    <w:p>
+      <w:pPr>
+        <w:numPr>
+          <w:ilvl w:val="0"/>
+          <w:numId w:val="14"/>
+        </w:numPr>
+        <w:spacing w:before="100" w:beforeAutospacing="1" w:after="100" w:afterAutospacing="1" w:line="240" w:lineRule="auto"/>
+        <w:rPr>
+          <w:rFonts w:ascii="Times New Roman" w:eastAsia="Times New Roman" w:hAnsi="Times New Roman" w:cs="Times New Roman"/>
+          <w:kern w:val="0"/>
+          <w:sz w:val="24"/>
+          <w:szCs w:val="24"/>
+          <w:lang w:eastAsia="en-IN"/>
+          <w14:ligatures w14:val="none"/>
+        </w:rPr>
+      </w:pPr>
+      <w:r>
+        <w:rPr>
+          <w:rFonts w:ascii="Times New Roman" w:eastAsia="Times New Roman" w:hAnsi="Times New Roman" w:cs="Times New Roman"/>
+          <w:kern w:val="0"/>
+          <w:sz w:val="24"/>
+          <w:szCs w:val="24"/>
+          <w:lang w:eastAsia="en-IN"/>
+          <w14:ligatures w14:val="none"/>
+        </w:rPr>
+        <w:t xml:space="preserve">View issue details </w:t>
+      </w:r>
+    </w:p>
+    <w:p>
+      <w:pPr>
+        <w:spacing w:before="100" w:beforeAutospacing="1" w:after="100" w:afterAutospacing="1" w:line="240" w:lineRule="auto"/>
+        <w:outlineLvl w:val="2"/>
+        <w:rPr>
+          <w:rFonts w:ascii="Times New Roman" w:eastAsia="Times New Roman" w:hAnsi="Times New Roman" w:cs="Times New Roman"/>
           <w:b/>
           <w:bCs/>
-        </w:rPr>
-        <w:t>10. REST API Module</w:t>
-      </w:r>
-    </w:p>
-    <w:p>
-      <w:pPr>
-        <w:rPr>
-          <w:rFonts w:ascii="Times New Roman" w:hAnsi="Times New Roman" w:cs="Times New Roman"/>
-        </w:rPr>
-      </w:pPr>
-      <w:r>
-        <w:rPr>
-          <w:rFonts w:ascii="Times New Roman" w:hAnsi="Times New Roman" w:cs="Times New Roman"/>
-        </w:rPr>
-        <w:t>The REST API Module acts as the communication layer between the frontend and backend. It provides secure API endpoints for user authentication, issue management, comments, dashboard statistics, and user-related operations. These APIs enable seamless data exchange between the React frontend and the Express backend.</w:t>
-      </w:r>
-    </w:p>
-    <w:p>
-      <w:pPr>
-        <w:rPr>
-          <w:rFonts w:ascii="Times New Roman" w:hAnsi="Times New Roman" w:cs="Times New Roman"/>
-        </w:rPr>
-      </w:pPr>
-    </w:p>
-    <w:p>
-      <w:pPr>
-        <w:rPr>
-          <w:rFonts w:ascii="Times New Roman" w:hAnsi="Times New Roman" w:cs="Times New Roman"/>
-        </w:rPr>
-      </w:pPr>
-    </w:p>
+          <w:kern w:val="0"/>
+          <w:sz w:val="27"/>
+          <w:szCs w:val="27"/>
+          <w:lang w:eastAsia="en-IN"/>
+          <w14:ligatures w14:val="none"/>
+        </w:rPr>
+      </w:pPr>
+      <w:r>
+        <w:rPr>
+          <w:rFonts w:ascii="Times New Roman" w:eastAsia="Times New Roman" w:hAnsi="Times New Roman" w:cs="Times New Roman"/>
+          <w:b/>
+          <w:bCs/>
+          <w:kern w:val="0"/>
+          <w:sz w:val="27"/>
+          <w:szCs w:val="27"/>
+          <w:lang w:eastAsia="en-IN"/>
+          <w14:ligatures w14:val="none"/>
+        </w:rPr>
+        <w:t>Status Update</w:t>
+      </w:r>
+    </w:p>
+    <w:p>
+      <w:pPr>
+        <w:spacing w:before="100" w:beforeAutospacing="1" w:after="100" w:afterAutospacing="1" w:line="240" w:lineRule="auto"/>
+        <w:rPr>
+          <w:rFonts w:ascii="Times New Roman" w:eastAsia="Times New Roman" w:hAnsi="Times New Roman" w:cs="Times New Roman"/>
+          <w:kern w:val="0"/>
+          <w:sz w:val="24"/>
+          <w:szCs w:val="24"/>
+          <w:lang w:eastAsia="en-IN"/>
+          <w14:ligatures w14:val="none"/>
+        </w:rPr>
+      </w:pPr>
+      <w:r>
+        <w:rPr>
+          <w:rFonts w:ascii="Times New Roman" w:eastAsia="Times New Roman" w:hAnsi="Times New Roman" w:cs="Times New Roman"/>
+          <w:kern w:val="0"/>
+          <w:sz w:val="24"/>
+          <w:szCs w:val="24"/>
+          <w:lang w:eastAsia="en-IN"/>
+          <w14:ligatures w14:val="none"/>
+        </w:rPr>
+        <w:t>Users can update the issue status as:</w:t>
+      </w:r>
+    </w:p>
+    <w:p>
+      <w:pPr>
+        <w:numPr>
+          <w:ilvl w:val="0"/>
+          <w:numId w:val="15"/>
+        </w:numPr>
+        <w:spacing w:before="100" w:beforeAutospacing="1" w:after="100" w:afterAutospacing="1" w:line="240" w:lineRule="auto"/>
+        <w:rPr>
+          <w:rFonts w:ascii="Times New Roman" w:eastAsia="Times New Roman" w:hAnsi="Times New Roman" w:cs="Times New Roman"/>
+          <w:kern w:val="0"/>
+          <w:sz w:val="24"/>
+          <w:szCs w:val="24"/>
+          <w:lang w:eastAsia="en-IN"/>
+          <w14:ligatures w14:val="none"/>
+        </w:rPr>
+      </w:pPr>
+      <w:r>
+        <w:rPr>
+          <w:rFonts w:ascii="Times New Roman" w:eastAsia="Times New Roman" w:hAnsi="Times New Roman" w:cs="Times New Roman"/>
+          <w:kern w:val="0"/>
+          <w:sz w:val="24"/>
+          <w:szCs w:val="24"/>
+          <w:lang w:eastAsia="en-IN"/>
+          <w14:ligatures w14:val="none"/>
+        </w:rPr>
+        <w:t xml:space="preserve">Open </w:t>
+      </w:r>
+    </w:p>
+    <w:p>
+      <w:pPr>
+        <w:numPr>
+          <w:ilvl w:val="0"/>
+          <w:numId w:val="15"/>
+        </w:numPr>
+        <w:spacing w:before="100" w:beforeAutospacing="1" w:after="100" w:afterAutospacing="1" w:line="240" w:lineRule="auto"/>
+        <w:rPr>
+          <w:rFonts w:ascii="Times New Roman" w:eastAsia="Times New Roman" w:hAnsi="Times New Roman" w:cs="Times New Roman"/>
+          <w:kern w:val="0"/>
+          <w:sz w:val="24"/>
+          <w:szCs w:val="24"/>
+          <w:lang w:eastAsia="en-IN"/>
+          <w14:ligatures w14:val="none"/>
+        </w:rPr>
+      </w:pPr>
+      <w:r>
+        <w:rPr>
+          <w:rFonts w:ascii="Times New Roman" w:eastAsia="Times New Roman" w:hAnsi="Times New Roman" w:cs="Times New Roman"/>
+          <w:kern w:val="0"/>
+          <w:sz w:val="24"/>
+          <w:szCs w:val="24"/>
+          <w:lang w:eastAsia="en-IN"/>
+          <w14:ligatures w14:val="none"/>
+        </w:rPr>
+        <w:t xml:space="preserve">In Progress </w:t>
+      </w:r>
+    </w:p>
+    <w:p>
+      <w:pPr>
+        <w:numPr>
+          <w:ilvl w:val="0"/>
+          <w:numId w:val="15"/>
+        </w:numPr>
+        <w:spacing w:before="100" w:beforeAutospacing="1" w:after="100" w:afterAutospacing="1" w:line="240" w:lineRule="auto"/>
+        <w:rPr>
+          <w:rFonts w:ascii="Times New Roman" w:eastAsia="Times New Roman" w:hAnsi="Times New Roman" w:cs="Times New Roman"/>
+          <w:kern w:val="0"/>
+          <w:sz w:val="24"/>
+          <w:szCs w:val="24"/>
+          <w:lang w:eastAsia="en-IN"/>
+          <w14:ligatures w14:val="none"/>
+        </w:rPr>
+      </w:pPr>
+      <w:r>
+        <w:rPr>
+          <w:rFonts w:ascii="Times New Roman" w:eastAsia="Times New Roman" w:hAnsi="Times New Roman" w:cs="Times New Roman"/>
+          <w:kern w:val="0"/>
+          <w:sz w:val="24"/>
+          <w:szCs w:val="24"/>
+          <w:lang w:eastAsia="en-IN"/>
+          <w14:ligatures w14:val="none"/>
+        </w:rPr>
+        <w:t xml:space="preserve">Closed </w:t>
+      </w:r>
+    </w:p>
+    <w:p>
+      <w:pPr>
+        <w:spacing w:before="100" w:beforeAutospacing="1" w:after="100" w:afterAutospacing="1" w:line="240" w:lineRule="auto"/>
+        <w:outlineLvl w:val="2"/>
+        <w:rPr>
+          <w:rFonts w:ascii="Times New Roman" w:eastAsia="Times New Roman" w:hAnsi="Times New Roman" w:cs="Times New Roman"/>
+          <w:b/>
+          <w:bCs/>
+          <w:kern w:val="0"/>
+          <w:sz w:val="27"/>
+          <w:szCs w:val="27"/>
+          <w:lang w:eastAsia="en-IN"/>
+          <w14:ligatures w14:val="none"/>
+        </w:rPr>
+      </w:pPr>
+      <w:r>
+        <w:rPr>
+          <w:rFonts w:ascii="Times New Roman" w:eastAsia="Times New Roman" w:hAnsi="Times New Roman" w:cs="Times New Roman"/>
+          <w:b/>
+          <w:bCs/>
+          <w:kern w:val="0"/>
+          <w:sz w:val="27"/>
+          <w:szCs w:val="27"/>
+          <w:lang w:eastAsia="en-IN"/>
+          <w14:ligatures w14:val="none"/>
+        </w:rPr>
+        <w:t>Comments</w:t>
+      </w:r>
+    </w:p>
+    <w:p>
+      <w:pPr>
+        <w:spacing w:before="100" w:beforeAutospacing="1" w:after="100" w:afterAutospacing="1" w:line="240" w:lineRule="auto"/>
+        <w:rPr>
+          <w:rFonts w:ascii="Times New Roman" w:eastAsia="Times New Roman" w:hAnsi="Times New Roman" w:cs="Times New Roman"/>
+          <w:kern w:val="0"/>
+          <w:sz w:val="24"/>
+          <w:szCs w:val="24"/>
+          <w:lang w:eastAsia="en-IN"/>
+          <w14:ligatures w14:val="none"/>
+        </w:rPr>
+      </w:pPr>
+      <w:r>
+        <w:rPr>
+          <w:rFonts w:ascii="Times New Roman" w:eastAsia="Times New Roman" w:hAnsi="Times New Roman" w:cs="Times New Roman"/>
+          <w:kern w:val="0"/>
+          <w:sz w:val="24"/>
+          <w:szCs w:val="24"/>
+          <w:lang w:eastAsia="en-IN"/>
+          <w14:ligatures w14:val="none"/>
+        </w:rPr>
+        <w:t>Users can:</w:t>
+      </w:r>
+    </w:p>
+    <w:p>
+      <w:pPr>
+        <w:numPr>
+          <w:ilvl w:val="0"/>
+          <w:numId w:val="16"/>
+        </w:numPr>
+        <w:spacing w:before="100" w:beforeAutospacing="1" w:after="100" w:afterAutospacing="1" w:line="240" w:lineRule="auto"/>
+        <w:rPr>
+          <w:rFonts w:ascii="Times New Roman" w:eastAsia="Times New Roman" w:hAnsi="Times New Roman" w:cs="Times New Roman"/>
+          <w:kern w:val="0"/>
+          <w:sz w:val="24"/>
+          <w:szCs w:val="24"/>
+          <w:lang w:eastAsia="en-IN"/>
+          <w14:ligatures w14:val="none"/>
+        </w:rPr>
+      </w:pPr>
+      <w:r>
+        <w:rPr>
+          <w:rFonts w:ascii="Times New Roman" w:eastAsia="Times New Roman" w:hAnsi="Times New Roman" w:cs="Times New Roman"/>
+          <w:kern w:val="0"/>
+          <w:sz w:val="24"/>
+          <w:szCs w:val="24"/>
+          <w:lang w:eastAsia="en-IN"/>
+          <w14:ligatures w14:val="none"/>
+        </w:rPr>
+        <w:t xml:space="preserve">Add comments </w:t>
+      </w:r>
+    </w:p>
+    <w:p>
+      <w:pPr>
+        <w:numPr>
+          <w:ilvl w:val="0"/>
+          <w:numId w:val="16"/>
+        </w:numPr>
+        <w:spacing w:before="100" w:beforeAutospacing="1" w:after="100" w:afterAutospacing="1" w:line="240" w:lineRule="auto"/>
+        <w:rPr>
+          <w:rFonts w:ascii="Times New Roman" w:eastAsia="Times New Roman" w:hAnsi="Times New Roman" w:cs="Times New Roman"/>
+          <w:kern w:val="0"/>
+          <w:sz w:val="24"/>
+          <w:szCs w:val="24"/>
+          <w:lang w:eastAsia="en-IN"/>
+          <w14:ligatures w14:val="none"/>
+        </w:rPr>
+      </w:pPr>
+      <w:r>
+        <w:rPr>
+          <w:rFonts w:ascii="Times New Roman" w:eastAsia="Times New Roman" w:hAnsi="Times New Roman" w:cs="Times New Roman"/>
+          <w:kern w:val="0"/>
+          <w:sz w:val="24"/>
+          <w:szCs w:val="24"/>
+          <w:lang w:eastAsia="en-IN"/>
+          <w14:ligatures w14:val="none"/>
+        </w:rPr>
+        <w:t>View previous comments</w:t>
+      </w:r>
+    </w:p>
+    <w:p>
+      <w:pPr>
+        <w:spacing w:before="100" w:beforeAutospacing="1" w:after="100" w:afterAutospacing="1" w:line="240" w:lineRule="auto"/>
+        <w:outlineLvl w:val="1"/>
+        <w:rPr>
+          <w:rFonts w:ascii="Times New Roman" w:eastAsia="Times New Roman" w:hAnsi="Times New Roman" w:cs="Times New Roman"/>
+          <w:b/>
+          <w:bCs/>
+          <w:kern w:val="0"/>
+          <w:sz w:val="28"/>
+          <w:szCs w:val="28"/>
+          <w:lang w:eastAsia="en-IN"/>
+          <w14:ligatures w14:val="none"/>
+        </w:rPr>
+      </w:pPr>
+      <w:r>
+        <w:rPr>
+          <w:rFonts w:ascii="Times New Roman" w:eastAsia="Times New Roman" w:hAnsi="Times New Roman" w:cs="Times New Roman"/>
+          <w:b/>
+          <w:bCs/>
+          <w:kern w:val="0"/>
+          <w:sz w:val="28"/>
+          <w:szCs w:val="28"/>
+          <w:lang w:eastAsia="en-IN"/>
+          <w14:ligatures w14:val="none"/>
+        </w:rPr>
+        <w:lastRenderedPageBreak/>
+        <w:t>Frontend</w:t>
+      </w:r>
+    </w:p>
+    <w:p>
+      <w:pPr>
+        <w:numPr>
+          <w:ilvl w:val="0"/>
+          <w:numId w:val="17"/>
+        </w:numPr>
+        <w:spacing w:before="100" w:beforeAutospacing="1" w:after="100" w:afterAutospacing="1" w:line="240" w:lineRule="auto"/>
+        <w:rPr>
+          <w:rFonts w:ascii="Times New Roman" w:eastAsia="Times New Roman" w:hAnsi="Times New Roman" w:cs="Times New Roman"/>
+          <w:kern w:val="0"/>
+          <w:sz w:val="24"/>
+          <w:szCs w:val="24"/>
+          <w:lang w:eastAsia="en-IN"/>
+          <w14:ligatures w14:val="none"/>
+        </w:rPr>
+      </w:pPr>
+      <w:r>
+        <w:rPr>
+          <w:rFonts w:ascii="Times New Roman" w:eastAsia="Times New Roman" w:hAnsi="Times New Roman" w:cs="Times New Roman"/>
+          <w:kern w:val="0"/>
+          <w:sz w:val="24"/>
+          <w:szCs w:val="24"/>
+          <w:lang w:eastAsia="en-IN"/>
+          <w14:ligatures w14:val="none"/>
+        </w:rPr>
+        <w:t xml:space="preserve">React.js </w:t>
+      </w:r>
+    </w:p>
+    <w:p>
+      <w:pPr>
+        <w:numPr>
+          <w:ilvl w:val="0"/>
+          <w:numId w:val="17"/>
+        </w:numPr>
+        <w:spacing w:before="100" w:beforeAutospacing="1" w:after="100" w:afterAutospacing="1" w:line="240" w:lineRule="auto"/>
+        <w:rPr>
+          <w:rFonts w:ascii="Times New Roman" w:eastAsia="Times New Roman" w:hAnsi="Times New Roman" w:cs="Times New Roman"/>
+          <w:kern w:val="0"/>
+          <w:sz w:val="24"/>
+          <w:szCs w:val="24"/>
+          <w:lang w:eastAsia="en-IN"/>
+          <w14:ligatures w14:val="none"/>
+        </w:rPr>
+      </w:pPr>
+      <w:r>
+        <w:rPr>
+          <w:rFonts w:ascii="Times New Roman" w:eastAsia="Times New Roman" w:hAnsi="Times New Roman" w:cs="Times New Roman"/>
+          <w:kern w:val="0"/>
+          <w:sz w:val="24"/>
+          <w:szCs w:val="24"/>
+          <w:lang w:eastAsia="en-IN"/>
+          <w14:ligatures w14:val="none"/>
+        </w:rPr>
+        <w:t xml:space="preserve">Material UI </w:t>
+      </w:r>
+    </w:p>
+    <w:p>
+      <w:pPr>
+        <w:numPr>
+          <w:ilvl w:val="0"/>
+          <w:numId w:val="17"/>
+        </w:numPr>
+        <w:spacing w:before="100" w:beforeAutospacing="1" w:after="100" w:afterAutospacing="1" w:line="240" w:lineRule="auto"/>
+        <w:rPr>
+          <w:rFonts w:ascii="Times New Roman" w:eastAsia="Times New Roman" w:hAnsi="Times New Roman" w:cs="Times New Roman"/>
+          <w:kern w:val="0"/>
+          <w:sz w:val="24"/>
+          <w:szCs w:val="24"/>
+          <w:lang w:eastAsia="en-IN"/>
+          <w14:ligatures w14:val="none"/>
+        </w:rPr>
+      </w:pPr>
+      <w:r>
+        <w:rPr>
+          <w:rFonts w:ascii="Times New Roman" w:eastAsia="Times New Roman" w:hAnsi="Times New Roman" w:cs="Times New Roman"/>
+          <w:kern w:val="0"/>
+          <w:sz w:val="24"/>
+          <w:szCs w:val="24"/>
+          <w:lang w:eastAsia="en-IN"/>
+          <w14:ligatures w14:val="none"/>
+        </w:rPr>
+        <w:t xml:space="preserve">Axios </w:t>
+      </w:r>
+    </w:p>
+    <w:p>
+      <w:pPr>
+        <w:numPr>
+          <w:ilvl w:val="0"/>
+          <w:numId w:val="17"/>
+        </w:numPr>
+        <w:spacing w:before="100" w:beforeAutospacing="1" w:after="100" w:afterAutospacing="1" w:line="240" w:lineRule="auto"/>
+        <w:rPr>
+          <w:rFonts w:ascii="Times New Roman" w:eastAsia="Times New Roman" w:hAnsi="Times New Roman" w:cs="Times New Roman"/>
+          <w:kern w:val="0"/>
+          <w:sz w:val="24"/>
+          <w:szCs w:val="24"/>
+          <w:lang w:eastAsia="en-IN"/>
+          <w14:ligatures w14:val="none"/>
+        </w:rPr>
+      </w:pPr>
+      <w:r>
+        <w:rPr>
+          <w:rFonts w:ascii="Times New Roman" w:eastAsia="Times New Roman" w:hAnsi="Times New Roman" w:cs="Times New Roman"/>
+          <w:kern w:val="0"/>
+          <w:sz w:val="24"/>
+          <w:szCs w:val="24"/>
+          <w:lang w:eastAsia="en-IN"/>
+          <w14:ligatures w14:val="none"/>
+        </w:rPr>
+        <w:t xml:space="preserve">React Router DOM </w:t>
+      </w:r>
+    </w:p>
+    <w:p>
+      <w:pPr>
+        <w:spacing w:before="100" w:beforeAutospacing="1" w:after="100" w:afterAutospacing="1" w:line="240" w:lineRule="auto"/>
+        <w:outlineLvl w:val="1"/>
+        <w:rPr>
+          <w:rFonts w:ascii="Times New Roman" w:eastAsia="Times New Roman" w:hAnsi="Times New Roman" w:cs="Times New Roman"/>
+          <w:b/>
+          <w:bCs/>
+          <w:kern w:val="0"/>
+          <w:sz w:val="28"/>
+          <w:szCs w:val="28"/>
+          <w:lang w:eastAsia="en-IN"/>
+          <w14:ligatures w14:val="none"/>
+        </w:rPr>
+      </w:pPr>
+      <w:r>
+        <w:rPr>
+          <w:rFonts w:ascii="Times New Roman" w:eastAsia="Times New Roman" w:hAnsi="Times New Roman" w:cs="Times New Roman"/>
+          <w:b/>
+          <w:bCs/>
+          <w:kern w:val="0"/>
+          <w:sz w:val="28"/>
+          <w:szCs w:val="28"/>
+          <w:lang w:eastAsia="en-IN"/>
+          <w14:ligatures w14:val="none"/>
+        </w:rPr>
+        <w:t>Backend</w:t>
+      </w:r>
+    </w:p>
+    <w:p>
+      <w:pPr>
+        <w:numPr>
+          <w:ilvl w:val="0"/>
+          <w:numId w:val="19"/>
+        </w:numPr>
+        <w:spacing w:before="100" w:beforeAutospacing="1" w:after="100" w:afterAutospacing="1" w:line="240" w:lineRule="auto"/>
+        <w:rPr>
+          <w:rFonts w:ascii="Times New Roman" w:eastAsia="Times New Roman" w:hAnsi="Times New Roman" w:cs="Times New Roman"/>
+          <w:kern w:val="0"/>
+          <w:sz w:val="24"/>
+          <w:szCs w:val="24"/>
+          <w:lang w:eastAsia="en-IN"/>
+          <w14:ligatures w14:val="none"/>
+        </w:rPr>
+      </w:pPr>
+      <w:r>
+        <w:rPr>
+          <w:rFonts w:ascii="Times New Roman" w:eastAsia="Times New Roman" w:hAnsi="Times New Roman" w:cs="Times New Roman"/>
+          <w:kern w:val="0"/>
+          <w:sz w:val="24"/>
+          <w:szCs w:val="24"/>
+          <w:lang w:eastAsia="en-IN"/>
+          <w14:ligatures w14:val="none"/>
+        </w:rPr>
+        <w:t xml:space="preserve">Node.js </w:t>
+      </w:r>
+    </w:p>
+    <w:p>
+      <w:pPr>
+        <w:numPr>
+          <w:ilvl w:val="0"/>
+          <w:numId w:val="19"/>
+        </w:numPr>
+        <w:spacing w:before="100" w:beforeAutospacing="1" w:after="100" w:afterAutospacing="1" w:line="240" w:lineRule="auto"/>
+        <w:rPr>
+          <w:rFonts w:ascii="Times New Roman" w:eastAsia="Times New Roman" w:hAnsi="Times New Roman" w:cs="Times New Roman"/>
+          <w:kern w:val="0"/>
+          <w:sz w:val="24"/>
+          <w:szCs w:val="24"/>
+          <w:lang w:eastAsia="en-IN"/>
+          <w14:ligatures w14:val="none"/>
+        </w:rPr>
+      </w:pPr>
+      <w:r>
+        <w:rPr>
+          <w:rFonts w:ascii="Times New Roman" w:eastAsia="Times New Roman" w:hAnsi="Times New Roman" w:cs="Times New Roman"/>
+          <w:kern w:val="0"/>
+          <w:sz w:val="24"/>
+          <w:szCs w:val="24"/>
+          <w:lang w:eastAsia="en-IN"/>
+          <w14:ligatures w14:val="none"/>
+        </w:rPr>
+        <w:t>Express.js</w:t>
+      </w:r>
+    </w:p>
+    <w:p>
+      <w:pPr>
+        <w:spacing w:before="100" w:beforeAutospacing="1" w:after="100" w:afterAutospacing="1" w:line="240" w:lineRule="auto"/>
+        <w:outlineLvl w:val="1"/>
+        <w:rPr>
+          <w:rFonts w:ascii="Times New Roman" w:eastAsia="Times New Roman" w:hAnsi="Times New Roman" w:cs="Times New Roman"/>
+          <w:b/>
+          <w:bCs/>
+          <w:kern w:val="0"/>
+          <w:sz w:val="28"/>
+          <w:szCs w:val="28"/>
+          <w:lang w:eastAsia="en-IN"/>
+          <w14:ligatures w14:val="none"/>
+        </w:rPr>
+      </w:pPr>
+      <w:r>
+        <w:rPr>
+          <w:rFonts w:ascii="Times New Roman" w:eastAsia="Times New Roman" w:hAnsi="Times New Roman" w:cs="Times New Roman"/>
+          <w:b/>
+          <w:bCs/>
+          <w:kern w:val="0"/>
+          <w:sz w:val="28"/>
+          <w:szCs w:val="28"/>
+          <w:lang w:eastAsia="en-IN"/>
+          <w14:ligatures w14:val="none"/>
+        </w:rPr>
+        <w:t>Database</w:t>
+      </w:r>
+    </w:p>
+    <w:p>
+      <w:pPr>
+        <w:numPr>
+          <w:ilvl w:val="0"/>
+          <w:numId w:val="20"/>
+        </w:numPr>
+        <w:spacing w:before="100" w:beforeAutospacing="1" w:after="100" w:afterAutospacing="1" w:line="240" w:lineRule="auto"/>
+        <w:rPr>
+          <w:rFonts w:ascii="Times New Roman" w:eastAsia="Times New Roman" w:hAnsi="Times New Roman" w:cs="Times New Roman"/>
+          <w:kern w:val="0"/>
+          <w:sz w:val="24"/>
+          <w:szCs w:val="24"/>
+          <w:lang w:eastAsia="en-IN"/>
+          <w14:ligatures w14:val="none"/>
+        </w:rPr>
+      </w:pPr>
+      <w:r>
+        <w:rPr>
+          <w:rFonts w:ascii="Times New Roman" w:eastAsia="Times New Roman" w:hAnsi="Times New Roman" w:cs="Times New Roman"/>
+          <w:kern w:val="0"/>
+          <w:sz w:val="24"/>
+          <w:szCs w:val="24"/>
+          <w:lang w:eastAsia="en-IN"/>
+          <w14:ligatures w14:val="none"/>
+        </w:rPr>
+        <w:t>MongoDB</w:t>
+      </w:r>
+    </w:p>
+    <w:p>
+      <w:pPr>
+        <w:spacing w:before="100" w:beforeAutospacing="1" w:after="100" w:afterAutospacing="1" w:line="240" w:lineRule="auto"/>
+        <w:rPr>
+          <w:rFonts w:ascii="Times New Roman" w:eastAsia="Times New Roman" w:hAnsi="Times New Roman" w:cs="Times New Roman"/>
+          <w:kern w:val="0"/>
+          <w:sz w:val="24"/>
+          <w:szCs w:val="24"/>
+          <w:lang w:eastAsia="en-IN"/>
+          <w14:ligatures w14:val="none"/>
+        </w:rPr>
+      </w:pPr>
+    </w:p>
+    <w:p/>
     <w:sectPr>
       <w:pgSz w:w="11906" w:h="16838"/>
       <w:pgMar w:top="1440" w:right="1440" w:bottom="1440" w:left="1440" w:header="708" w:footer="708" w:gutter="0"/>
@@ -500,6 +2026,3051 @@
     </w:sectPr>
   </w:body>
 </w:document>
+</file>
+
+<file path=word/numbering.xml><?xml version="1.0" encoding="utf-8"?>
+<w:numbering xmlns:wpc="http://schemas.microsoft.com/office/word/2010/wordprocessingCanvas" xmlns:cx="http://schemas.microsoft.com/office/drawing/2014/chartex" xmlns:cx1="http://schemas.microsoft.com/office/drawing/2015/9/8/chartex" xmlns:cx2="http://schemas.microsoft.com/office/drawing/2015/10/21/chartex" xmlns:cx3="http://schemas.microsoft.com/office/drawing/2016/5/9/chartex" xmlns:cx4="http://schemas.microsoft.com/office/drawing/2016/5/10/chartex" xmlns:cx5="http://schemas.microsoft.com/office/drawing/2016/5/11/chartex" xmlns:cx6="http://schemas.microsoft.com/office/drawing/2016/5/12/chartex" xmlns:cx7="http://schemas.microsoft.com/office/drawing/2016/5/13/chartex" xmlns:cx8="http://schemas.microsoft.com/office/drawing/2016/5/14/chartex" xmlns:mc="http://schemas.openxmlformats.org/markup-compatibility/2006" xmlns:aink="http://schemas.microsoft.com/office/drawing/2016/ink" xmlns:am3d="http://schemas.microsoft.com/office/drawing/2017/model3d" xmlns:o="urn:schemas-microsoft-com:office:office" xmlns:oel="http://schemas.microsoft.com/office/2019/extlst" xmlns:r="http://schemas.openxmlformats.org/officeDocument/2006/relationships" xmlns:m="http://schemas.openxmlformats.org/officeDocument/2006/math" xmlns:v="urn:schemas-microsoft-com:vml" xmlns:wp14="http://schemas.microsoft.com/office/word/2010/wordprocessingDrawing" xmlns:wp="http://schemas.openxmlformats.org/drawingml/2006/wordprocessingDrawing" xmlns:w10="urn:schemas-microsoft-com:office:word" xmlns:w="http://schemas.openxmlformats.org/wordprocessingml/2006/main" xmlns:w14="http://schemas.microsoft.com/office/word/2010/wordml" xmlns:w15="http://schemas.microsoft.com/office/word/2012/wordml" xmlns:w16cex="http://schemas.microsoft.com/office/word/2018/wordml/cex" xmlns:w16cid="http://schemas.microsoft.com/office/word/2016/wordml/cid" xmlns:w16="http://schemas.microsoft.com/office/word/2018/wordml" xmlns:w16du="http://schemas.microsoft.com/office/word/2023/wordml/word16du" xmlns:w16sdtdh="http://schemas.microsoft.com/office/word/2020/wordml/sdtdatahash" xmlns:w16sdtfl="http://schemas.microsoft.com/office/word/2024/wordml/sdtformatlock" xmlns:w16se="http://schemas.microsoft.com/office/word/2015/wordml/symex" xmlns:wpg="http://schemas.microsoft.com/office/word/2010/wordprocessingGroup" xmlns:wpi="http://schemas.microsoft.com/office/word/2010/wordprocessingInk" xmlns:wne="http://schemas.microsoft.com/office/word/2006/wordml" xmlns:wps="http://schemas.microsoft.com/office/word/2010/wordprocessingShape" mc:Ignorable="w14 w15 w16se w16cid w16 w16cex w16sdtdh w16sdtfl w16du wp14">
+  <w:abstractNum w:abstractNumId="0" w15:restartNumberingAfterBreak="0">
+    <w:nsid w:val="017A5F7F"/>
+    <w:multiLevelType w:val="multilevel"/>
+    <w:tmpl w:val="C284C2D0"/>
+    <w:lvl w:ilvl="0">
+      <w:start w:val="1"/>
+      <w:numFmt w:val="bullet"/>
+      <w:lvlText w:val=""/>
+      <w:lvlJc w:val="left"/>
+      <w:pPr>
+        <w:tabs>
+          <w:tab w:val="num" w:pos="720"/>
+        </w:tabs>
+        <w:ind w:left="720" w:hanging="360"/>
+      </w:pPr>
+      <w:rPr>
+        <w:rFonts w:ascii="Symbol" w:hAnsi="Symbol" w:hint="default"/>
+        <w:sz w:val="20"/>
+      </w:rPr>
+    </w:lvl>
+    <w:lvl w:ilvl="1" w:tentative="1">
+      <w:start w:val="1"/>
+      <w:numFmt w:val="bullet"/>
+      <w:lvlText w:val="o"/>
+      <w:lvlJc w:val="left"/>
+      <w:pPr>
+        <w:tabs>
+          <w:tab w:val="num" w:pos="1440"/>
+        </w:tabs>
+        <w:ind w:left="1440" w:hanging="360"/>
+      </w:pPr>
+      <w:rPr>
+        <w:rFonts w:ascii="Courier New" w:hAnsi="Courier New" w:hint="default"/>
+        <w:sz w:val="20"/>
+      </w:rPr>
+    </w:lvl>
+    <w:lvl w:ilvl="2" w:tentative="1">
+      <w:start w:val="1"/>
+      <w:numFmt w:val="bullet"/>
+      <w:lvlText w:val=""/>
+      <w:lvlJc w:val="left"/>
+      <w:pPr>
+        <w:tabs>
+          <w:tab w:val="num" w:pos="2160"/>
+        </w:tabs>
+        <w:ind w:left="2160" w:hanging="360"/>
+      </w:pPr>
+      <w:rPr>
+        <w:rFonts w:ascii="Wingdings" w:hAnsi="Wingdings" w:hint="default"/>
+        <w:sz w:val="20"/>
+      </w:rPr>
+    </w:lvl>
+    <w:lvl w:ilvl="3" w:tentative="1">
+      <w:start w:val="1"/>
+      <w:numFmt w:val="bullet"/>
+      <w:lvlText w:val=""/>
+      <w:lvlJc w:val="left"/>
+      <w:pPr>
+        <w:tabs>
+          <w:tab w:val="num" w:pos="2880"/>
+        </w:tabs>
+        <w:ind w:left="2880" w:hanging="360"/>
+      </w:pPr>
+      <w:rPr>
+        <w:rFonts w:ascii="Wingdings" w:hAnsi="Wingdings" w:hint="default"/>
+        <w:sz w:val="20"/>
+      </w:rPr>
+    </w:lvl>
+    <w:lvl w:ilvl="4" w:tentative="1">
+      <w:start w:val="1"/>
+      <w:numFmt w:val="bullet"/>
+      <w:lvlText w:val=""/>
+      <w:lvlJc w:val="left"/>
+      <w:pPr>
+        <w:tabs>
+          <w:tab w:val="num" w:pos="3600"/>
+        </w:tabs>
+        <w:ind w:left="3600" w:hanging="360"/>
+      </w:pPr>
+      <w:rPr>
+        <w:rFonts w:ascii="Wingdings" w:hAnsi="Wingdings" w:hint="default"/>
+        <w:sz w:val="20"/>
+      </w:rPr>
+    </w:lvl>
+    <w:lvl w:ilvl="5" w:tentative="1">
+      <w:start w:val="1"/>
+      <w:numFmt w:val="bullet"/>
+      <w:lvlText w:val=""/>
+      <w:lvlJc w:val="left"/>
+      <w:pPr>
+        <w:tabs>
+          <w:tab w:val="num" w:pos="4320"/>
+        </w:tabs>
+        <w:ind w:left="4320" w:hanging="360"/>
+      </w:pPr>
+      <w:rPr>
+        <w:rFonts w:ascii="Wingdings" w:hAnsi="Wingdings" w:hint="default"/>
+        <w:sz w:val="20"/>
+      </w:rPr>
+    </w:lvl>
+    <w:lvl w:ilvl="6" w:tentative="1">
+      <w:start w:val="1"/>
+      <w:numFmt w:val="bullet"/>
+      <w:lvlText w:val=""/>
+      <w:lvlJc w:val="left"/>
+      <w:pPr>
+        <w:tabs>
+          <w:tab w:val="num" w:pos="5040"/>
+        </w:tabs>
+        <w:ind w:left="5040" w:hanging="360"/>
+      </w:pPr>
+      <w:rPr>
+        <w:rFonts w:ascii="Wingdings" w:hAnsi="Wingdings" w:hint="default"/>
+        <w:sz w:val="20"/>
+      </w:rPr>
+    </w:lvl>
+    <w:lvl w:ilvl="7" w:tentative="1">
+      <w:start w:val="1"/>
+      <w:numFmt w:val="bullet"/>
+      <w:lvlText w:val=""/>
+      <w:lvlJc w:val="left"/>
+      <w:pPr>
+        <w:tabs>
+          <w:tab w:val="num" w:pos="5760"/>
+        </w:tabs>
+        <w:ind w:left="5760" w:hanging="360"/>
+      </w:pPr>
+      <w:rPr>
+        <w:rFonts w:ascii="Wingdings" w:hAnsi="Wingdings" w:hint="default"/>
+        <w:sz w:val="20"/>
+      </w:rPr>
+    </w:lvl>
+    <w:lvl w:ilvl="8" w:tentative="1">
+      <w:start w:val="1"/>
+      <w:numFmt w:val="bullet"/>
+      <w:lvlText w:val=""/>
+      <w:lvlJc w:val="left"/>
+      <w:pPr>
+        <w:tabs>
+          <w:tab w:val="num" w:pos="6480"/>
+        </w:tabs>
+        <w:ind w:left="6480" w:hanging="360"/>
+      </w:pPr>
+      <w:rPr>
+        <w:rFonts w:ascii="Wingdings" w:hAnsi="Wingdings" w:hint="default"/>
+        <w:sz w:val="20"/>
+      </w:rPr>
+    </w:lvl>
+  </w:abstractNum>
+  <w:abstractNum w:abstractNumId="1" w15:restartNumberingAfterBreak="0">
+    <w:nsid w:val="0E3A7E04"/>
+    <w:multiLevelType w:val="multilevel"/>
+    <w:tmpl w:val="7BBC4AE6"/>
+    <w:lvl w:ilvl="0">
+      <w:start w:val="1"/>
+      <w:numFmt w:val="bullet"/>
+      <w:lvlText w:val=""/>
+      <w:lvlJc w:val="left"/>
+      <w:pPr>
+        <w:tabs>
+          <w:tab w:val="num" w:pos="720"/>
+        </w:tabs>
+        <w:ind w:left="720" w:hanging="360"/>
+      </w:pPr>
+      <w:rPr>
+        <w:rFonts w:ascii="Symbol" w:hAnsi="Symbol" w:hint="default"/>
+        <w:sz w:val="20"/>
+      </w:rPr>
+    </w:lvl>
+    <w:lvl w:ilvl="1" w:tentative="1">
+      <w:start w:val="1"/>
+      <w:numFmt w:val="bullet"/>
+      <w:lvlText w:val="o"/>
+      <w:lvlJc w:val="left"/>
+      <w:pPr>
+        <w:tabs>
+          <w:tab w:val="num" w:pos="1440"/>
+        </w:tabs>
+        <w:ind w:left="1440" w:hanging="360"/>
+      </w:pPr>
+      <w:rPr>
+        <w:rFonts w:ascii="Courier New" w:hAnsi="Courier New" w:hint="default"/>
+        <w:sz w:val="20"/>
+      </w:rPr>
+    </w:lvl>
+    <w:lvl w:ilvl="2" w:tentative="1">
+      <w:start w:val="1"/>
+      <w:numFmt w:val="bullet"/>
+      <w:lvlText w:val=""/>
+      <w:lvlJc w:val="left"/>
+      <w:pPr>
+        <w:tabs>
+          <w:tab w:val="num" w:pos="2160"/>
+        </w:tabs>
+        <w:ind w:left="2160" w:hanging="360"/>
+      </w:pPr>
+      <w:rPr>
+        <w:rFonts w:ascii="Wingdings" w:hAnsi="Wingdings" w:hint="default"/>
+        <w:sz w:val="20"/>
+      </w:rPr>
+    </w:lvl>
+    <w:lvl w:ilvl="3" w:tentative="1">
+      <w:start w:val="1"/>
+      <w:numFmt w:val="bullet"/>
+      <w:lvlText w:val=""/>
+      <w:lvlJc w:val="left"/>
+      <w:pPr>
+        <w:tabs>
+          <w:tab w:val="num" w:pos="2880"/>
+        </w:tabs>
+        <w:ind w:left="2880" w:hanging="360"/>
+      </w:pPr>
+      <w:rPr>
+        <w:rFonts w:ascii="Wingdings" w:hAnsi="Wingdings" w:hint="default"/>
+        <w:sz w:val="20"/>
+      </w:rPr>
+    </w:lvl>
+    <w:lvl w:ilvl="4" w:tentative="1">
+      <w:start w:val="1"/>
+      <w:numFmt w:val="bullet"/>
+      <w:lvlText w:val=""/>
+      <w:lvlJc w:val="left"/>
+      <w:pPr>
+        <w:tabs>
+          <w:tab w:val="num" w:pos="3600"/>
+        </w:tabs>
+        <w:ind w:left="3600" w:hanging="360"/>
+      </w:pPr>
+      <w:rPr>
+        <w:rFonts w:ascii="Wingdings" w:hAnsi="Wingdings" w:hint="default"/>
+        <w:sz w:val="20"/>
+      </w:rPr>
+    </w:lvl>
+    <w:lvl w:ilvl="5" w:tentative="1">
+      <w:start w:val="1"/>
+      <w:numFmt w:val="bullet"/>
+      <w:lvlText w:val=""/>
+      <w:lvlJc w:val="left"/>
+      <w:pPr>
+        <w:tabs>
+          <w:tab w:val="num" w:pos="4320"/>
+        </w:tabs>
+        <w:ind w:left="4320" w:hanging="360"/>
+      </w:pPr>
+      <w:rPr>
+        <w:rFonts w:ascii="Wingdings" w:hAnsi="Wingdings" w:hint="default"/>
+        <w:sz w:val="20"/>
+      </w:rPr>
+    </w:lvl>
+    <w:lvl w:ilvl="6" w:tentative="1">
+      <w:start w:val="1"/>
+      <w:numFmt w:val="bullet"/>
+      <w:lvlText w:val=""/>
+      <w:lvlJc w:val="left"/>
+      <w:pPr>
+        <w:tabs>
+          <w:tab w:val="num" w:pos="5040"/>
+        </w:tabs>
+        <w:ind w:left="5040" w:hanging="360"/>
+      </w:pPr>
+      <w:rPr>
+        <w:rFonts w:ascii="Wingdings" w:hAnsi="Wingdings" w:hint="default"/>
+        <w:sz w:val="20"/>
+      </w:rPr>
+    </w:lvl>
+    <w:lvl w:ilvl="7" w:tentative="1">
+      <w:start w:val="1"/>
+      <w:numFmt w:val="bullet"/>
+      <w:lvlText w:val=""/>
+      <w:lvlJc w:val="left"/>
+      <w:pPr>
+        <w:tabs>
+          <w:tab w:val="num" w:pos="5760"/>
+        </w:tabs>
+        <w:ind w:left="5760" w:hanging="360"/>
+      </w:pPr>
+      <w:rPr>
+        <w:rFonts w:ascii="Wingdings" w:hAnsi="Wingdings" w:hint="default"/>
+        <w:sz w:val="20"/>
+      </w:rPr>
+    </w:lvl>
+    <w:lvl w:ilvl="8" w:tentative="1">
+      <w:start w:val="1"/>
+      <w:numFmt w:val="bullet"/>
+      <w:lvlText w:val=""/>
+      <w:lvlJc w:val="left"/>
+      <w:pPr>
+        <w:tabs>
+          <w:tab w:val="num" w:pos="6480"/>
+        </w:tabs>
+        <w:ind w:left="6480" w:hanging="360"/>
+      </w:pPr>
+      <w:rPr>
+        <w:rFonts w:ascii="Wingdings" w:hAnsi="Wingdings" w:hint="default"/>
+        <w:sz w:val="20"/>
+      </w:rPr>
+    </w:lvl>
+  </w:abstractNum>
+  <w:abstractNum w:abstractNumId="2" w15:restartNumberingAfterBreak="0">
+    <w:nsid w:val="16241613"/>
+    <w:multiLevelType w:val="multilevel"/>
+    <w:tmpl w:val="33C09CF6"/>
+    <w:lvl w:ilvl="0">
+      <w:start w:val="1"/>
+      <w:numFmt w:val="bullet"/>
+      <w:lvlText w:val=""/>
+      <w:lvlJc w:val="left"/>
+      <w:pPr>
+        <w:tabs>
+          <w:tab w:val="num" w:pos="720"/>
+        </w:tabs>
+        <w:ind w:left="720" w:hanging="360"/>
+      </w:pPr>
+      <w:rPr>
+        <w:rFonts w:ascii="Symbol" w:hAnsi="Symbol" w:hint="default"/>
+        <w:sz w:val="20"/>
+      </w:rPr>
+    </w:lvl>
+    <w:lvl w:ilvl="1" w:tentative="1">
+      <w:start w:val="1"/>
+      <w:numFmt w:val="bullet"/>
+      <w:lvlText w:val="o"/>
+      <w:lvlJc w:val="left"/>
+      <w:pPr>
+        <w:tabs>
+          <w:tab w:val="num" w:pos="1440"/>
+        </w:tabs>
+        <w:ind w:left="1440" w:hanging="360"/>
+      </w:pPr>
+      <w:rPr>
+        <w:rFonts w:ascii="Courier New" w:hAnsi="Courier New" w:hint="default"/>
+        <w:sz w:val="20"/>
+      </w:rPr>
+    </w:lvl>
+    <w:lvl w:ilvl="2" w:tentative="1">
+      <w:start w:val="1"/>
+      <w:numFmt w:val="bullet"/>
+      <w:lvlText w:val=""/>
+      <w:lvlJc w:val="left"/>
+      <w:pPr>
+        <w:tabs>
+          <w:tab w:val="num" w:pos="2160"/>
+        </w:tabs>
+        <w:ind w:left="2160" w:hanging="360"/>
+      </w:pPr>
+      <w:rPr>
+        <w:rFonts w:ascii="Wingdings" w:hAnsi="Wingdings" w:hint="default"/>
+        <w:sz w:val="20"/>
+      </w:rPr>
+    </w:lvl>
+    <w:lvl w:ilvl="3" w:tentative="1">
+      <w:start w:val="1"/>
+      <w:numFmt w:val="bullet"/>
+      <w:lvlText w:val=""/>
+      <w:lvlJc w:val="left"/>
+      <w:pPr>
+        <w:tabs>
+          <w:tab w:val="num" w:pos="2880"/>
+        </w:tabs>
+        <w:ind w:left="2880" w:hanging="360"/>
+      </w:pPr>
+      <w:rPr>
+        <w:rFonts w:ascii="Wingdings" w:hAnsi="Wingdings" w:hint="default"/>
+        <w:sz w:val="20"/>
+      </w:rPr>
+    </w:lvl>
+    <w:lvl w:ilvl="4" w:tentative="1">
+      <w:start w:val="1"/>
+      <w:numFmt w:val="bullet"/>
+      <w:lvlText w:val=""/>
+      <w:lvlJc w:val="left"/>
+      <w:pPr>
+        <w:tabs>
+          <w:tab w:val="num" w:pos="3600"/>
+        </w:tabs>
+        <w:ind w:left="3600" w:hanging="360"/>
+      </w:pPr>
+      <w:rPr>
+        <w:rFonts w:ascii="Wingdings" w:hAnsi="Wingdings" w:hint="default"/>
+        <w:sz w:val="20"/>
+      </w:rPr>
+    </w:lvl>
+    <w:lvl w:ilvl="5" w:tentative="1">
+      <w:start w:val="1"/>
+      <w:numFmt w:val="bullet"/>
+      <w:lvlText w:val=""/>
+      <w:lvlJc w:val="left"/>
+      <w:pPr>
+        <w:tabs>
+          <w:tab w:val="num" w:pos="4320"/>
+        </w:tabs>
+        <w:ind w:left="4320" w:hanging="360"/>
+      </w:pPr>
+      <w:rPr>
+        <w:rFonts w:ascii="Wingdings" w:hAnsi="Wingdings" w:hint="default"/>
+        <w:sz w:val="20"/>
+      </w:rPr>
+    </w:lvl>
+    <w:lvl w:ilvl="6" w:tentative="1">
+      <w:start w:val="1"/>
+      <w:numFmt w:val="bullet"/>
+      <w:lvlText w:val=""/>
+      <w:lvlJc w:val="left"/>
+      <w:pPr>
+        <w:tabs>
+          <w:tab w:val="num" w:pos="5040"/>
+        </w:tabs>
+        <w:ind w:left="5040" w:hanging="360"/>
+      </w:pPr>
+      <w:rPr>
+        <w:rFonts w:ascii="Wingdings" w:hAnsi="Wingdings" w:hint="default"/>
+        <w:sz w:val="20"/>
+      </w:rPr>
+    </w:lvl>
+    <w:lvl w:ilvl="7" w:tentative="1">
+      <w:start w:val="1"/>
+      <w:numFmt w:val="bullet"/>
+      <w:lvlText w:val=""/>
+      <w:lvlJc w:val="left"/>
+      <w:pPr>
+        <w:tabs>
+          <w:tab w:val="num" w:pos="5760"/>
+        </w:tabs>
+        <w:ind w:left="5760" w:hanging="360"/>
+      </w:pPr>
+      <w:rPr>
+        <w:rFonts w:ascii="Wingdings" w:hAnsi="Wingdings" w:hint="default"/>
+        <w:sz w:val="20"/>
+      </w:rPr>
+    </w:lvl>
+    <w:lvl w:ilvl="8" w:tentative="1">
+      <w:start w:val="1"/>
+      <w:numFmt w:val="bullet"/>
+      <w:lvlText w:val=""/>
+      <w:lvlJc w:val="left"/>
+      <w:pPr>
+        <w:tabs>
+          <w:tab w:val="num" w:pos="6480"/>
+        </w:tabs>
+        <w:ind w:left="6480" w:hanging="360"/>
+      </w:pPr>
+      <w:rPr>
+        <w:rFonts w:ascii="Wingdings" w:hAnsi="Wingdings" w:hint="default"/>
+        <w:sz w:val="20"/>
+      </w:rPr>
+    </w:lvl>
+  </w:abstractNum>
+  <w:abstractNum w:abstractNumId="3" w15:restartNumberingAfterBreak="0">
+    <w:nsid w:val="220C5F0A"/>
+    <w:multiLevelType w:val="multilevel"/>
+    <w:tmpl w:val="B35202C8"/>
+    <w:lvl w:ilvl="0">
+      <w:start w:val="1"/>
+      <w:numFmt w:val="bullet"/>
+      <w:lvlText w:val=""/>
+      <w:lvlJc w:val="left"/>
+      <w:pPr>
+        <w:tabs>
+          <w:tab w:val="num" w:pos="720"/>
+        </w:tabs>
+        <w:ind w:left="720" w:hanging="360"/>
+      </w:pPr>
+      <w:rPr>
+        <w:rFonts w:ascii="Symbol" w:hAnsi="Symbol" w:hint="default"/>
+        <w:sz w:val="20"/>
+      </w:rPr>
+    </w:lvl>
+    <w:lvl w:ilvl="1" w:tentative="1">
+      <w:start w:val="1"/>
+      <w:numFmt w:val="bullet"/>
+      <w:lvlText w:val="o"/>
+      <w:lvlJc w:val="left"/>
+      <w:pPr>
+        <w:tabs>
+          <w:tab w:val="num" w:pos="1440"/>
+        </w:tabs>
+        <w:ind w:left="1440" w:hanging="360"/>
+      </w:pPr>
+      <w:rPr>
+        <w:rFonts w:ascii="Courier New" w:hAnsi="Courier New" w:hint="default"/>
+        <w:sz w:val="20"/>
+      </w:rPr>
+    </w:lvl>
+    <w:lvl w:ilvl="2" w:tentative="1">
+      <w:start w:val="1"/>
+      <w:numFmt w:val="bullet"/>
+      <w:lvlText w:val=""/>
+      <w:lvlJc w:val="left"/>
+      <w:pPr>
+        <w:tabs>
+          <w:tab w:val="num" w:pos="2160"/>
+        </w:tabs>
+        <w:ind w:left="2160" w:hanging="360"/>
+      </w:pPr>
+      <w:rPr>
+        <w:rFonts w:ascii="Wingdings" w:hAnsi="Wingdings" w:hint="default"/>
+        <w:sz w:val="20"/>
+      </w:rPr>
+    </w:lvl>
+    <w:lvl w:ilvl="3" w:tentative="1">
+      <w:start w:val="1"/>
+      <w:numFmt w:val="bullet"/>
+      <w:lvlText w:val=""/>
+      <w:lvlJc w:val="left"/>
+      <w:pPr>
+        <w:tabs>
+          <w:tab w:val="num" w:pos="2880"/>
+        </w:tabs>
+        <w:ind w:left="2880" w:hanging="360"/>
+      </w:pPr>
+      <w:rPr>
+        <w:rFonts w:ascii="Wingdings" w:hAnsi="Wingdings" w:hint="default"/>
+        <w:sz w:val="20"/>
+      </w:rPr>
+    </w:lvl>
+    <w:lvl w:ilvl="4" w:tentative="1">
+      <w:start w:val="1"/>
+      <w:numFmt w:val="bullet"/>
+      <w:lvlText w:val=""/>
+      <w:lvlJc w:val="left"/>
+      <w:pPr>
+        <w:tabs>
+          <w:tab w:val="num" w:pos="3600"/>
+        </w:tabs>
+        <w:ind w:left="3600" w:hanging="360"/>
+      </w:pPr>
+      <w:rPr>
+        <w:rFonts w:ascii="Wingdings" w:hAnsi="Wingdings" w:hint="default"/>
+        <w:sz w:val="20"/>
+      </w:rPr>
+    </w:lvl>
+    <w:lvl w:ilvl="5" w:tentative="1">
+      <w:start w:val="1"/>
+      <w:numFmt w:val="bullet"/>
+      <w:lvlText w:val=""/>
+      <w:lvlJc w:val="left"/>
+      <w:pPr>
+        <w:tabs>
+          <w:tab w:val="num" w:pos="4320"/>
+        </w:tabs>
+        <w:ind w:left="4320" w:hanging="360"/>
+      </w:pPr>
+      <w:rPr>
+        <w:rFonts w:ascii="Wingdings" w:hAnsi="Wingdings" w:hint="default"/>
+        <w:sz w:val="20"/>
+      </w:rPr>
+    </w:lvl>
+    <w:lvl w:ilvl="6" w:tentative="1">
+      <w:start w:val="1"/>
+      <w:numFmt w:val="bullet"/>
+      <w:lvlText w:val=""/>
+      <w:lvlJc w:val="left"/>
+      <w:pPr>
+        <w:tabs>
+          <w:tab w:val="num" w:pos="5040"/>
+        </w:tabs>
+        <w:ind w:left="5040" w:hanging="360"/>
+      </w:pPr>
+      <w:rPr>
+        <w:rFonts w:ascii="Wingdings" w:hAnsi="Wingdings" w:hint="default"/>
+        <w:sz w:val="20"/>
+      </w:rPr>
+    </w:lvl>
+    <w:lvl w:ilvl="7" w:tentative="1">
+      <w:start w:val="1"/>
+      <w:numFmt w:val="bullet"/>
+      <w:lvlText w:val=""/>
+      <w:lvlJc w:val="left"/>
+      <w:pPr>
+        <w:tabs>
+          <w:tab w:val="num" w:pos="5760"/>
+        </w:tabs>
+        <w:ind w:left="5760" w:hanging="360"/>
+      </w:pPr>
+      <w:rPr>
+        <w:rFonts w:ascii="Wingdings" w:hAnsi="Wingdings" w:hint="default"/>
+        <w:sz w:val="20"/>
+      </w:rPr>
+    </w:lvl>
+    <w:lvl w:ilvl="8" w:tentative="1">
+      <w:start w:val="1"/>
+      <w:numFmt w:val="bullet"/>
+      <w:lvlText w:val=""/>
+      <w:lvlJc w:val="left"/>
+      <w:pPr>
+        <w:tabs>
+          <w:tab w:val="num" w:pos="6480"/>
+        </w:tabs>
+        <w:ind w:left="6480" w:hanging="360"/>
+      </w:pPr>
+      <w:rPr>
+        <w:rFonts w:ascii="Wingdings" w:hAnsi="Wingdings" w:hint="default"/>
+        <w:sz w:val="20"/>
+      </w:rPr>
+    </w:lvl>
+  </w:abstractNum>
+  <w:abstractNum w:abstractNumId="4" w15:restartNumberingAfterBreak="0">
+    <w:nsid w:val="22A36CC8"/>
+    <w:multiLevelType w:val="multilevel"/>
+    <w:tmpl w:val="E5E8A030"/>
+    <w:lvl w:ilvl="0">
+      <w:start w:val="1"/>
+      <w:numFmt w:val="bullet"/>
+      <w:lvlText w:val=""/>
+      <w:lvlJc w:val="left"/>
+      <w:pPr>
+        <w:tabs>
+          <w:tab w:val="num" w:pos="720"/>
+        </w:tabs>
+        <w:ind w:left="720" w:hanging="360"/>
+      </w:pPr>
+      <w:rPr>
+        <w:rFonts w:ascii="Symbol" w:hAnsi="Symbol" w:hint="default"/>
+        <w:sz w:val="20"/>
+      </w:rPr>
+    </w:lvl>
+    <w:lvl w:ilvl="1" w:tentative="1">
+      <w:start w:val="1"/>
+      <w:numFmt w:val="bullet"/>
+      <w:lvlText w:val="o"/>
+      <w:lvlJc w:val="left"/>
+      <w:pPr>
+        <w:tabs>
+          <w:tab w:val="num" w:pos="1440"/>
+        </w:tabs>
+        <w:ind w:left="1440" w:hanging="360"/>
+      </w:pPr>
+      <w:rPr>
+        <w:rFonts w:ascii="Courier New" w:hAnsi="Courier New" w:hint="default"/>
+        <w:sz w:val="20"/>
+      </w:rPr>
+    </w:lvl>
+    <w:lvl w:ilvl="2" w:tentative="1">
+      <w:start w:val="1"/>
+      <w:numFmt w:val="bullet"/>
+      <w:lvlText w:val=""/>
+      <w:lvlJc w:val="left"/>
+      <w:pPr>
+        <w:tabs>
+          <w:tab w:val="num" w:pos="2160"/>
+        </w:tabs>
+        <w:ind w:left="2160" w:hanging="360"/>
+      </w:pPr>
+      <w:rPr>
+        <w:rFonts w:ascii="Wingdings" w:hAnsi="Wingdings" w:hint="default"/>
+        <w:sz w:val="20"/>
+      </w:rPr>
+    </w:lvl>
+    <w:lvl w:ilvl="3" w:tentative="1">
+      <w:start w:val="1"/>
+      <w:numFmt w:val="bullet"/>
+      <w:lvlText w:val=""/>
+      <w:lvlJc w:val="left"/>
+      <w:pPr>
+        <w:tabs>
+          <w:tab w:val="num" w:pos="2880"/>
+        </w:tabs>
+        <w:ind w:left="2880" w:hanging="360"/>
+      </w:pPr>
+      <w:rPr>
+        <w:rFonts w:ascii="Wingdings" w:hAnsi="Wingdings" w:hint="default"/>
+        <w:sz w:val="20"/>
+      </w:rPr>
+    </w:lvl>
+    <w:lvl w:ilvl="4" w:tentative="1">
+      <w:start w:val="1"/>
+      <w:numFmt w:val="bullet"/>
+      <w:lvlText w:val=""/>
+      <w:lvlJc w:val="left"/>
+      <w:pPr>
+        <w:tabs>
+          <w:tab w:val="num" w:pos="3600"/>
+        </w:tabs>
+        <w:ind w:left="3600" w:hanging="360"/>
+      </w:pPr>
+      <w:rPr>
+        <w:rFonts w:ascii="Wingdings" w:hAnsi="Wingdings" w:hint="default"/>
+        <w:sz w:val="20"/>
+      </w:rPr>
+    </w:lvl>
+    <w:lvl w:ilvl="5" w:tentative="1">
+      <w:start w:val="1"/>
+      <w:numFmt w:val="bullet"/>
+      <w:lvlText w:val=""/>
+      <w:lvlJc w:val="left"/>
+      <w:pPr>
+        <w:tabs>
+          <w:tab w:val="num" w:pos="4320"/>
+        </w:tabs>
+        <w:ind w:left="4320" w:hanging="360"/>
+      </w:pPr>
+      <w:rPr>
+        <w:rFonts w:ascii="Wingdings" w:hAnsi="Wingdings" w:hint="default"/>
+        <w:sz w:val="20"/>
+      </w:rPr>
+    </w:lvl>
+    <w:lvl w:ilvl="6" w:tentative="1">
+      <w:start w:val="1"/>
+      <w:numFmt w:val="bullet"/>
+      <w:lvlText w:val=""/>
+      <w:lvlJc w:val="left"/>
+      <w:pPr>
+        <w:tabs>
+          <w:tab w:val="num" w:pos="5040"/>
+        </w:tabs>
+        <w:ind w:left="5040" w:hanging="360"/>
+      </w:pPr>
+      <w:rPr>
+        <w:rFonts w:ascii="Wingdings" w:hAnsi="Wingdings" w:hint="default"/>
+        <w:sz w:val="20"/>
+      </w:rPr>
+    </w:lvl>
+    <w:lvl w:ilvl="7" w:tentative="1">
+      <w:start w:val="1"/>
+      <w:numFmt w:val="bullet"/>
+      <w:lvlText w:val=""/>
+      <w:lvlJc w:val="left"/>
+      <w:pPr>
+        <w:tabs>
+          <w:tab w:val="num" w:pos="5760"/>
+        </w:tabs>
+        <w:ind w:left="5760" w:hanging="360"/>
+      </w:pPr>
+      <w:rPr>
+        <w:rFonts w:ascii="Wingdings" w:hAnsi="Wingdings" w:hint="default"/>
+        <w:sz w:val="20"/>
+      </w:rPr>
+    </w:lvl>
+    <w:lvl w:ilvl="8" w:tentative="1">
+      <w:start w:val="1"/>
+      <w:numFmt w:val="bullet"/>
+      <w:lvlText w:val=""/>
+      <w:lvlJc w:val="left"/>
+      <w:pPr>
+        <w:tabs>
+          <w:tab w:val="num" w:pos="6480"/>
+        </w:tabs>
+        <w:ind w:left="6480" w:hanging="360"/>
+      </w:pPr>
+      <w:rPr>
+        <w:rFonts w:ascii="Wingdings" w:hAnsi="Wingdings" w:hint="default"/>
+        <w:sz w:val="20"/>
+      </w:rPr>
+    </w:lvl>
+  </w:abstractNum>
+  <w:abstractNum w:abstractNumId="5" w15:restartNumberingAfterBreak="0">
+    <w:nsid w:val="2A5A67DF"/>
+    <w:multiLevelType w:val="multilevel"/>
+    <w:tmpl w:val="3C087960"/>
+    <w:lvl w:ilvl="0">
+      <w:start w:val="1"/>
+      <w:numFmt w:val="bullet"/>
+      <w:lvlText w:val=""/>
+      <w:lvlJc w:val="left"/>
+      <w:pPr>
+        <w:tabs>
+          <w:tab w:val="num" w:pos="720"/>
+        </w:tabs>
+        <w:ind w:left="720" w:hanging="360"/>
+      </w:pPr>
+      <w:rPr>
+        <w:rFonts w:ascii="Symbol" w:hAnsi="Symbol" w:hint="default"/>
+        <w:sz w:val="20"/>
+      </w:rPr>
+    </w:lvl>
+    <w:lvl w:ilvl="1" w:tentative="1">
+      <w:start w:val="1"/>
+      <w:numFmt w:val="bullet"/>
+      <w:lvlText w:val="o"/>
+      <w:lvlJc w:val="left"/>
+      <w:pPr>
+        <w:tabs>
+          <w:tab w:val="num" w:pos="1440"/>
+        </w:tabs>
+        <w:ind w:left="1440" w:hanging="360"/>
+      </w:pPr>
+      <w:rPr>
+        <w:rFonts w:ascii="Courier New" w:hAnsi="Courier New" w:hint="default"/>
+        <w:sz w:val="20"/>
+      </w:rPr>
+    </w:lvl>
+    <w:lvl w:ilvl="2" w:tentative="1">
+      <w:start w:val="1"/>
+      <w:numFmt w:val="bullet"/>
+      <w:lvlText w:val=""/>
+      <w:lvlJc w:val="left"/>
+      <w:pPr>
+        <w:tabs>
+          <w:tab w:val="num" w:pos="2160"/>
+        </w:tabs>
+        <w:ind w:left="2160" w:hanging="360"/>
+      </w:pPr>
+      <w:rPr>
+        <w:rFonts w:ascii="Wingdings" w:hAnsi="Wingdings" w:hint="default"/>
+        <w:sz w:val="20"/>
+      </w:rPr>
+    </w:lvl>
+    <w:lvl w:ilvl="3" w:tentative="1">
+      <w:start w:val="1"/>
+      <w:numFmt w:val="bullet"/>
+      <w:lvlText w:val=""/>
+      <w:lvlJc w:val="left"/>
+      <w:pPr>
+        <w:tabs>
+          <w:tab w:val="num" w:pos="2880"/>
+        </w:tabs>
+        <w:ind w:left="2880" w:hanging="360"/>
+      </w:pPr>
+      <w:rPr>
+        <w:rFonts w:ascii="Wingdings" w:hAnsi="Wingdings" w:hint="default"/>
+        <w:sz w:val="20"/>
+      </w:rPr>
+    </w:lvl>
+    <w:lvl w:ilvl="4" w:tentative="1">
+      <w:start w:val="1"/>
+      <w:numFmt w:val="bullet"/>
+      <w:lvlText w:val=""/>
+      <w:lvlJc w:val="left"/>
+      <w:pPr>
+        <w:tabs>
+          <w:tab w:val="num" w:pos="3600"/>
+        </w:tabs>
+        <w:ind w:left="3600" w:hanging="360"/>
+      </w:pPr>
+      <w:rPr>
+        <w:rFonts w:ascii="Wingdings" w:hAnsi="Wingdings" w:hint="default"/>
+        <w:sz w:val="20"/>
+      </w:rPr>
+    </w:lvl>
+    <w:lvl w:ilvl="5" w:tentative="1">
+      <w:start w:val="1"/>
+      <w:numFmt w:val="bullet"/>
+      <w:lvlText w:val=""/>
+      <w:lvlJc w:val="left"/>
+      <w:pPr>
+        <w:tabs>
+          <w:tab w:val="num" w:pos="4320"/>
+        </w:tabs>
+        <w:ind w:left="4320" w:hanging="360"/>
+      </w:pPr>
+      <w:rPr>
+        <w:rFonts w:ascii="Wingdings" w:hAnsi="Wingdings" w:hint="default"/>
+        <w:sz w:val="20"/>
+      </w:rPr>
+    </w:lvl>
+    <w:lvl w:ilvl="6" w:tentative="1">
+      <w:start w:val="1"/>
+      <w:numFmt w:val="bullet"/>
+      <w:lvlText w:val=""/>
+      <w:lvlJc w:val="left"/>
+      <w:pPr>
+        <w:tabs>
+          <w:tab w:val="num" w:pos="5040"/>
+        </w:tabs>
+        <w:ind w:left="5040" w:hanging="360"/>
+      </w:pPr>
+      <w:rPr>
+        <w:rFonts w:ascii="Wingdings" w:hAnsi="Wingdings" w:hint="default"/>
+        <w:sz w:val="20"/>
+      </w:rPr>
+    </w:lvl>
+    <w:lvl w:ilvl="7" w:tentative="1">
+      <w:start w:val="1"/>
+      <w:numFmt w:val="bullet"/>
+      <w:lvlText w:val=""/>
+      <w:lvlJc w:val="left"/>
+      <w:pPr>
+        <w:tabs>
+          <w:tab w:val="num" w:pos="5760"/>
+        </w:tabs>
+        <w:ind w:left="5760" w:hanging="360"/>
+      </w:pPr>
+      <w:rPr>
+        <w:rFonts w:ascii="Wingdings" w:hAnsi="Wingdings" w:hint="default"/>
+        <w:sz w:val="20"/>
+      </w:rPr>
+    </w:lvl>
+    <w:lvl w:ilvl="8" w:tentative="1">
+      <w:start w:val="1"/>
+      <w:numFmt w:val="bullet"/>
+      <w:lvlText w:val=""/>
+      <w:lvlJc w:val="left"/>
+      <w:pPr>
+        <w:tabs>
+          <w:tab w:val="num" w:pos="6480"/>
+        </w:tabs>
+        <w:ind w:left="6480" w:hanging="360"/>
+      </w:pPr>
+      <w:rPr>
+        <w:rFonts w:ascii="Wingdings" w:hAnsi="Wingdings" w:hint="default"/>
+        <w:sz w:val="20"/>
+      </w:rPr>
+    </w:lvl>
+  </w:abstractNum>
+  <w:abstractNum w:abstractNumId="6" w15:restartNumberingAfterBreak="0">
+    <w:nsid w:val="2FD65386"/>
+    <w:multiLevelType w:val="multilevel"/>
+    <w:tmpl w:val="129C4DA8"/>
+    <w:lvl w:ilvl="0">
+      <w:start w:val="1"/>
+      <w:numFmt w:val="bullet"/>
+      <w:lvlText w:val=""/>
+      <w:lvlJc w:val="left"/>
+      <w:pPr>
+        <w:tabs>
+          <w:tab w:val="num" w:pos="720"/>
+        </w:tabs>
+        <w:ind w:left="720" w:hanging="360"/>
+      </w:pPr>
+      <w:rPr>
+        <w:rFonts w:ascii="Symbol" w:hAnsi="Symbol" w:hint="default"/>
+        <w:sz w:val="20"/>
+      </w:rPr>
+    </w:lvl>
+    <w:lvl w:ilvl="1" w:tentative="1">
+      <w:start w:val="1"/>
+      <w:numFmt w:val="bullet"/>
+      <w:lvlText w:val="o"/>
+      <w:lvlJc w:val="left"/>
+      <w:pPr>
+        <w:tabs>
+          <w:tab w:val="num" w:pos="1440"/>
+        </w:tabs>
+        <w:ind w:left="1440" w:hanging="360"/>
+      </w:pPr>
+      <w:rPr>
+        <w:rFonts w:ascii="Courier New" w:hAnsi="Courier New" w:hint="default"/>
+        <w:sz w:val="20"/>
+      </w:rPr>
+    </w:lvl>
+    <w:lvl w:ilvl="2" w:tentative="1">
+      <w:start w:val="1"/>
+      <w:numFmt w:val="bullet"/>
+      <w:lvlText w:val=""/>
+      <w:lvlJc w:val="left"/>
+      <w:pPr>
+        <w:tabs>
+          <w:tab w:val="num" w:pos="2160"/>
+        </w:tabs>
+        <w:ind w:left="2160" w:hanging="360"/>
+      </w:pPr>
+      <w:rPr>
+        <w:rFonts w:ascii="Wingdings" w:hAnsi="Wingdings" w:hint="default"/>
+        <w:sz w:val="20"/>
+      </w:rPr>
+    </w:lvl>
+    <w:lvl w:ilvl="3" w:tentative="1">
+      <w:start w:val="1"/>
+      <w:numFmt w:val="bullet"/>
+      <w:lvlText w:val=""/>
+      <w:lvlJc w:val="left"/>
+      <w:pPr>
+        <w:tabs>
+          <w:tab w:val="num" w:pos="2880"/>
+        </w:tabs>
+        <w:ind w:left="2880" w:hanging="360"/>
+      </w:pPr>
+      <w:rPr>
+        <w:rFonts w:ascii="Wingdings" w:hAnsi="Wingdings" w:hint="default"/>
+        <w:sz w:val="20"/>
+      </w:rPr>
+    </w:lvl>
+    <w:lvl w:ilvl="4" w:tentative="1">
+      <w:start w:val="1"/>
+      <w:numFmt w:val="bullet"/>
+      <w:lvlText w:val=""/>
+      <w:lvlJc w:val="left"/>
+      <w:pPr>
+        <w:tabs>
+          <w:tab w:val="num" w:pos="3600"/>
+        </w:tabs>
+        <w:ind w:left="3600" w:hanging="360"/>
+      </w:pPr>
+      <w:rPr>
+        <w:rFonts w:ascii="Wingdings" w:hAnsi="Wingdings" w:hint="default"/>
+        <w:sz w:val="20"/>
+      </w:rPr>
+    </w:lvl>
+    <w:lvl w:ilvl="5" w:tentative="1">
+      <w:start w:val="1"/>
+      <w:numFmt w:val="bullet"/>
+      <w:lvlText w:val=""/>
+      <w:lvlJc w:val="left"/>
+      <w:pPr>
+        <w:tabs>
+          <w:tab w:val="num" w:pos="4320"/>
+        </w:tabs>
+        <w:ind w:left="4320" w:hanging="360"/>
+      </w:pPr>
+      <w:rPr>
+        <w:rFonts w:ascii="Wingdings" w:hAnsi="Wingdings" w:hint="default"/>
+        <w:sz w:val="20"/>
+      </w:rPr>
+    </w:lvl>
+    <w:lvl w:ilvl="6" w:tentative="1">
+      <w:start w:val="1"/>
+      <w:numFmt w:val="bullet"/>
+      <w:lvlText w:val=""/>
+      <w:lvlJc w:val="left"/>
+      <w:pPr>
+        <w:tabs>
+          <w:tab w:val="num" w:pos="5040"/>
+        </w:tabs>
+        <w:ind w:left="5040" w:hanging="360"/>
+      </w:pPr>
+      <w:rPr>
+        <w:rFonts w:ascii="Wingdings" w:hAnsi="Wingdings" w:hint="default"/>
+        <w:sz w:val="20"/>
+      </w:rPr>
+    </w:lvl>
+    <w:lvl w:ilvl="7" w:tentative="1">
+      <w:start w:val="1"/>
+      <w:numFmt w:val="bullet"/>
+      <w:lvlText w:val=""/>
+      <w:lvlJc w:val="left"/>
+      <w:pPr>
+        <w:tabs>
+          <w:tab w:val="num" w:pos="5760"/>
+        </w:tabs>
+        <w:ind w:left="5760" w:hanging="360"/>
+      </w:pPr>
+      <w:rPr>
+        <w:rFonts w:ascii="Wingdings" w:hAnsi="Wingdings" w:hint="default"/>
+        <w:sz w:val="20"/>
+      </w:rPr>
+    </w:lvl>
+    <w:lvl w:ilvl="8" w:tentative="1">
+      <w:start w:val="1"/>
+      <w:numFmt w:val="bullet"/>
+      <w:lvlText w:val=""/>
+      <w:lvlJc w:val="left"/>
+      <w:pPr>
+        <w:tabs>
+          <w:tab w:val="num" w:pos="6480"/>
+        </w:tabs>
+        <w:ind w:left="6480" w:hanging="360"/>
+      </w:pPr>
+      <w:rPr>
+        <w:rFonts w:ascii="Wingdings" w:hAnsi="Wingdings" w:hint="default"/>
+        <w:sz w:val="20"/>
+      </w:rPr>
+    </w:lvl>
+  </w:abstractNum>
+  <w:abstractNum w:abstractNumId="7" w15:restartNumberingAfterBreak="0">
+    <w:nsid w:val="3243045D"/>
+    <w:multiLevelType w:val="multilevel"/>
+    <w:tmpl w:val="4A46DBE2"/>
+    <w:lvl w:ilvl="0">
+      <w:start w:val="1"/>
+      <w:numFmt w:val="bullet"/>
+      <w:lvlText w:val=""/>
+      <w:lvlJc w:val="left"/>
+      <w:pPr>
+        <w:tabs>
+          <w:tab w:val="num" w:pos="720"/>
+        </w:tabs>
+        <w:ind w:left="720" w:hanging="360"/>
+      </w:pPr>
+      <w:rPr>
+        <w:rFonts w:ascii="Symbol" w:hAnsi="Symbol" w:hint="default"/>
+        <w:sz w:val="20"/>
+      </w:rPr>
+    </w:lvl>
+    <w:lvl w:ilvl="1" w:tentative="1">
+      <w:start w:val="1"/>
+      <w:numFmt w:val="bullet"/>
+      <w:lvlText w:val="o"/>
+      <w:lvlJc w:val="left"/>
+      <w:pPr>
+        <w:tabs>
+          <w:tab w:val="num" w:pos="1440"/>
+        </w:tabs>
+        <w:ind w:left="1440" w:hanging="360"/>
+      </w:pPr>
+      <w:rPr>
+        <w:rFonts w:ascii="Courier New" w:hAnsi="Courier New" w:hint="default"/>
+        <w:sz w:val="20"/>
+      </w:rPr>
+    </w:lvl>
+    <w:lvl w:ilvl="2" w:tentative="1">
+      <w:start w:val="1"/>
+      <w:numFmt w:val="bullet"/>
+      <w:lvlText w:val=""/>
+      <w:lvlJc w:val="left"/>
+      <w:pPr>
+        <w:tabs>
+          <w:tab w:val="num" w:pos="2160"/>
+        </w:tabs>
+        <w:ind w:left="2160" w:hanging="360"/>
+      </w:pPr>
+      <w:rPr>
+        <w:rFonts w:ascii="Wingdings" w:hAnsi="Wingdings" w:hint="default"/>
+        <w:sz w:val="20"/>
+      </w:rPr>
+    </w:lvl>
+    <w:lvl w:ilvl="3" w:tentative="1">
+      <w:start w:val="1"/>
+      <w:numFmt w:val="bullet"/>
+      <w:lvlText w:val=""/>
+      <w:lvlJc w:val="left"/>
+      <w:pPr>
+        <w:tabs>
+          <w:tab w:val="num" w:pos="2880"/>
+        </w:tabs>
+        <w:ind w:left="2880" w:hanging="360"/>
+      </w:pPr>
+      <w:rPr>
+        <w:rFonts w:ascii="Wingdings" w:hAnsi="Wingdings" w:hint="default"/>
+        <w:sz w:val="20"/>
+      </w:rPr>
+    </w:lvl>
+    <w:lvl w:ilvl="4" w:tentative="1">
+      <w:start w:val="1"/>
+      <w:numFmt w:val="bullet"/>
+      <w:lvlText w:val=""/>
+      <w:lvlJc w:val="left"/>
+      <w:pPr>
+        <w:tabs>
+          <w:tab w:val="num" w:pos="3600"/>
+        </w:tabs>
+        <w:ind w:left="3600" w:hanging="360"/>
+      </w:pPr>
+      <w:rPr>
+        <w:rFonts w:ascii="Wingdings" w:hAnsi="Wingdings" w:hint="default"/>
+        <w:sz w:val="20"/>
+      </w:rPr>
+    </w:lvl>
+    <w:lvl w:ilvl="5" w:tentative="1">
+      <w:start w:val="1"/>
+      <w:numFmt w:val="bullet"/>
+      <w:lvlText w:val=""/>
+      <w:lvlJc w:val="left"/>
+      <w:pPr>
+        <w:tabs>
+          <w:tab w:val="num" w:pos="4320"/>
+        </w:tabs>
+        <w:ind w:left="4320" w:hanging="360"/>
+      </w:pPr>
+      <w:rPr>
+        <w:rFonts w:ascii="Wingdings" w:hAnsi="Wingdings" w:hint="default"/>
+        <w:sz w:val="20"/>
+      </w:rPr>
+    </w:lvl>
+    <w:lvl w:ilvl="6" w:tentative="1">
+      <w:start w:val="1"/>
+      <w:numFmt w:val="bullet"/>
+      <w:lvlText w:val=""/>
+      <w:lvlJc w:val="left"/>
+      <w:pPr>
+        <w:tabs>
+          <w:tab w:val="num" w:pos="5040"/>
+        </w:tabs>
+        <w:ind w:left="5040" w:hanging="360"/>
+      </w:pPr>
+      <w:rPr>
+        <w:rFonts w:ascii="Wingdings" w:hAnsi="Wingdings" w:hint="default"/>
+        <w:sz w:val="20"/>
+      </w:rPr>
+    </w:lvl>
+    <w:lvl w:ilvl="7" w:tentative="1">
+      <w:start w:val="1"/>
+      <w:numFmt w:val="bullet"/>
+      <w:lvlText w:val=""/>
+      <w:lvlJc w:val="left"/>
+      <w:pPr>
+        <w:tabs>
+          <w:tab w:val="num" w:pos="5760"/>
+        </w:tabs>
+        <w:ind w:left="5760" w:hanging="360"/>
+      </w:pPr>
+      <w:rPr>
+        <w:rFonts w:ascii="Wingdings" w:hAnsi="Wingdings" w:hint="default"/>
+        <w:sz w:val="20"/>
+      </w:rPr>
+    </w:lvl>
+    <w:lvl w:ilvl="8" w:tentative="1">
+      <w:start w:val="1"/>
+      <w:numFmt w:val="bullet"/>
+      <w:lvlText w:val=""/>
+      <w:lvlJc w:val="left"/>
+      <w:pPr>
+        <w:tabs>
+          <w:tab w:val="num" w:pos="6480"/>
+        </w:tabs>
+        <w:ind w:left="6480" w:hanging="360"/>
+      </w:pPr>
+      <w:rPr>
+        <w:rFonts w:ascii="Wingdings" w:hAnsi="Wingdings" w:hint="default"/>
+        <w:sz w:val="20"/>
+      </w:rPr>
+    </w:lvl>
+  </w:abstractNum>
+  <w:abstractNum w:abstractNumId="8" w15:restartNumberingAfterBreak="0">
+    <w:nsid w:val="530113FF"/>
+    <w:multiLevelType w:val="multilevel"/>
+    <w:tmpl w:val="B510C91C"/>
+    <w:lvl w:ilvl="0">
+      <w:start w:val="1"/>
+      <w:numFmt w:val="bullet"/>
+      <w:lvlText w:val=""/>
+      <w:lvlJc w:val="left"/>
+      <w:pPr>
+        <w:tabs>
+          <w:tab w:val="num" w:pos="720"/>
+        </w:tabs>
+        <w:ind w:left="720" w:hanging="360"/>
+      </w:pPr>
+      <w:rPr>
+        <w:rFonts w:ascii="Symbol" w:hAnsi="Symbol" w:hint="default"/>
+        <w:sz w:val="20"/>
+      </w:rPr>
+    </w:lvl>
+    <w:lvl w:ilvl="1" w:tentative="1">
+      <w:start w:val="1"/>
+      <w:numFmt w:val="bullet"/>
+      <w:lvlText w:val="o"/>
+      <w:lvlJc w:val="left"/>
+      <w:pPr>
+        <w:tabs>
+          <w:tab w:val="num" w:pos="1440"/>
+        </w:tabs>
+        <w:ind w:left="1440" w:hanging="360"/>
+      </w:pPr>
+      <w:rPr>
+        <w:rFonts w:ascii="Courier New" w:hAnsi="Courier New" w:hint="default"/>
+        <w:sz w:val="20"/>
+      </w:rPr>
+    </w:lvl>
+    <w:lvl w:ilvl="2" w:tentative="1">
+      <w:start w:val="1"/>
+      <w:numFmt w:val="bullet"/>
+      <w:lvlText w:val=""/>
+      <w:lvlJc w:val="left"/>
+      <w:pPr>
+        <w:tabs>
+          <w:tab w:val="num" w:pos="2160"/>
+        </w:tabs>
+        <w:ind w:left="2160" w:hanging="360"/>
+      </w:pPr>
+      <w:rPr>
+        <w:rFonts w:ascii="Wingdings" w:hAnsi="Wingdings" w:hint="default"/>
+        <w:sz w:val="20"/>
+      </w:rPr>
+    </w:lvl>
+    <w:lvl w:ilvl="3" w:tentative="1">
+      <w:start w:val="1"/>
+      <w:numFmt w:val="bullet"/>
+      <w:lvlText w:val=""/>
+      <w:lvlJc w:val="left"/>
+      <w:pPr>
+        <w:tabs>
+          <w:tab w:val="num" w:pos="2880"/>
+        </w:tabs>
+        <w:ind w:left="2880" w:hanging="360"/>
+      </w:pPr>
+      <w:rPr>
+        <w:rFonts w:ascii="Wingdings" w:hAnsi="Wingdings" w:hint="default"/>
+        <w:sz w:val="20"/>
+      </w:rPr>
+    </w:lvl>
+    <w:lvl w:ilvl="4" w:tentative="1">
+      <w:start w:val="1"/>
+      <w:numFmt w:val="bullet"/>
+      <w:lvlText w:val=""/>
+      <w:lvlJc w:val="left"/>
+      <w:pPr>
+        <w:tabs>
+          <w:tab w:val="num" w:pos="3600"/>
+        </w:tabs>
+        <w:ind w:left="3600" w:hanging="360"/>
+      </w:pPr>
+      <w:rPr>
+        <w:rFonts w:ascii="Wingdings" w:hAnsi="Wingdings" w:hint="default"/>
+        <w:sz w:val="20"/>
+      </w:rPr>
+    </w:lvl>
+    <w:lvl w:ilvl="5" w:tentative="1">
+      <w:start w:val="1"/>
+      <w:numFmt w:val="bullet"/>
+      <w:lvlText w:val=""/>
+      <w:lvlJc w:val="left"/>
+      <w:pPr>
+        <w:tabs>
+          <w:tab w:val="num" w:pos="4320"/>
+        </w:tabs>
+        <w:ind w:left="4320" w:hanging="360"/>
+      </w:pPr>
+      <w:rPr>
+        <w:rFonts w:ascii="Wingdings" w:hAnsi="Wingdings" w:hint="default"/>
+        <w:sz w:val="20"/>
+      </w:rPr>
+    </w:lvl>
+    <w:lvl w:ilvl="6" w:tentative="1">
+      <w:start w:val="1"/>
+      <w:numFmt w:val="bullet"/>
+      <w:lvlText w:val=""/>
+      <w:lvlJc w:val="left"/>
+      <w:pPr>
+        <w:tabs>
+          <w:tab w:val="num" w:pos="5040"/>
+        </w:tabs>
+        <w:ind w:left="5040" w:hanging="360"/>
+      </w:pPr>
+      <w:rPr>
+        <w:rFonts w:ascii="Wingdings" w:hAnsi="Wingdings" w:hint="default"/>
+        <w:sz w:val="20"/>
+      </w:rPr>
+    </w:lvl>
+    <w:lvl w:ilvl="7" w:tentative="1">
+      <w:start w:val="1"/>
+      <w:numFmt w:val="bullet"/>
+      <w:lvlText w:val=""/>
+      <w:lvlJc w:val="left"/>
+      <w:pPr>
+        <w:tabs>
+          <w:tab w:val="num" w:pos="5760"/>
+        </w:tabs>
+        <w:ind w:left="5760" w:hanging="360"/>
+      </w:pPr>
+      <w:rPr>
+        <w:rFonts w:ascii="Wingdings" w:hAnsi="Wingdings" w:hint="default"/>
+        <w:sz w:val="20"/>
+      </w:rPr>
+    </w:lvl>
+    <w:lvl w:ilvl="8" w:tentative="1">
+      <w:start w:val="1"/>
+      <w:numFmt w:val="bullet"/>
+      <w:lvlText w:val=""/>
+      <w:lvlJc w:val="left"/>
+      <w:pPr>
+        <w:tabs>
+          <w:tab w:val="num" w:pos="6480"/>
+        </w:tabs>
+        <w:ind w:left="6480" w:hanging="360"/>
+      </w:pPr>
+      <w:rPr>
+        <w:rFonts w:ascii="Wingdings" w:hAnsi="Wingdings" w:hint="default"/>
+        <w:sz w:val="20"/>
+      </w:rPr>
+    </w:lvl>
+  </w:abstractNum>
+  <w:abstractNum w:abstractNumId="9" w15:restartNumberingAfterBreak="0">
+    <w:nsid w:val="54B02850"/>
+    <w:multiLevelType w:val="multilevel"/>
+    <w:tmpl w:val="6F02362E"/>
+    <w:lvl w:ilvl="0">
+      <w:start w:val="1"/>
+      <w:numFmt w:val="bullet"/>
+      <w:lvlText w:val=""/>
+      <w:lvlJc w:val="left"/>
+      <w:pPr>
+        <w:tabs>
+          <w:tab w:val="num" w:pos="720"/>
+        </w:tabs>
+        <w:ind w:left="720" w:hanging="360"/>
+      </w:pPr>
+      <w:rPr>
+        <w:rFonts w:ascii="Symbol" w:hAnsi="Symbol" w:hint="default"/>
+        <w:sz w:val="20"/>
+      </w:rPr>
+    </w:lvl>
+    <w:lvl w:ilvl="1" w:tentative="1">
+      <w:start w:val="1"/>
+      <w:numFmt w:val="bullet"/>
+      <w:lvlText w:val="o"/>
+      <w:lvlJc w:val="left"/>
+      <w:pPr>
+        <w:tabs>
+          <w:tab w:val="num" w:pos="1440"/>
+        </w:tabs>
+        <w:ind w:left="1440" w:hanging="360"/>
+      </w:pPr>
+      <w:rPr>
+        <w:rFonts w:ascii="Courier New" w:hAnsi="Courier New" w:hint="default"/>
+        <w:sz w:val="20"/>
+      </w:rPr>
+    </w:lvl>
+    <w:lvl w:ilvl="2" w:tentative="1">
+      <w:start w:val="1"/>
+      <w:numFmt w:val="bullet"/>
+      <w:lvlText w:val=""/>
+      <w:lvlJc w:val="left"/>
+      <w:pPr>
+        <w:tabs>
+          <w:tab w:val="num" w:pos="2160"/>
+        </w:tabs>
+        <w:ind w:left="2160" w:hanging="360"/>
+      </w:pPr>
+      <w:rPr>
+        <w:rFonts w:ascii="Wingdings" w:hAnsi="Wingdings" w:hint="default"/>
+        <w:sz w:val="20"/>
+      </w:rPr>
+    </w:lvl>
+    <w:lvl w:ilvl="3" w:tentative="1">
+      <w:start w:val="1"/>
+      <w:numFmt w:val="bullet"/>
+      <w:lvlText w:val=""/>
+      <w:lvlJc w:val="left"/>
+      <w:pPr>
+        <w:tabs>
+          <w:tab w:val="num" w:pos="2880"/>
+        </w:tabs>
+        <w:ind w:left="2880" w:hanging="360"/>
+      </w:pPr>
+      <w:rPr>
+        <w:rFonts w:ascii="Wingdings" w:hAnsi="Wingdings" w:hint="default"/>
+        <w:sz w:val="20"/>
+      </w:rPr>
+    </w:lvl>
+    <w:lvl w:ilvl="4" w:tentative="1">
+      <w:start w:val="1"/>
+      <w:numFmt w:val="bullet"/>
+      <w:lvlText w:val=""/>
+      <w:lvlJc w:val="left"/>
+      <w:pPr>
+        <w:tabs>
+          <w:tab w:val="num" w:pos="3600"/>
+        </w:tabs>
+        <w:ind w:left="3600" w:hanging="360"/>
+      </w:pPr>
+      <w:rPr>
+        <w:rFonts w:ascii="Wingdings" w:hAnsi="Wingdings" w:hint="default"/>
+        <w:sz w:val="20"/>
+      </w:rPr>
+    </w:lvl>
+    <w:lvl w:ilvl="5" w:tentative="1">
+      <w:start w:val="1"/>
+      <w:numFmt w:val="bullet"/>
+      <w:lvlText w:val=""/>
+      <w:lvlJc w:val="left"/>
+      <w:pPr>
+        <w:tabs>
+          <w:tab w:val="num" w:pos="4320"/>
+        </w:tabs>
+        <w:ind w:left="4320" w:hanging="360"/>
+      </w:pPr>
+      <w:rPr>
+        <w:rFonts w:ascii="Wingdings" w:hAnsi="Wingdings" w:hint="default"/>
+        <w:sz w:val="20"/>
+      </w:rPr>
+    </w:lvl>
+    <w:lvl w:ilvl="6" w:tentative="1">
+      <w:start w:val="1"/>
+      <w:numFmt w:val="bullet"/>
+      <w:lvlText w:val=""/>
+      <w:lvlJc w:val="left"/>
+      <w:pPr>
+        <w:tabs>
+          <w:tab w:val="num" w:pos="5040"/>
+        </w:tabs>
+        <w:ind w:left="5040" w:hanging="360"/>
+      </w:pPr>
+      <w:rPr>
+        <w:rFonts w:ascii="Wingdings" w:hAnsi="Wingdings" w:hint="default"/>
+        <w:sz w:val="20"/>
+      </w:rPr>
+    </w:lvl>
+    <w:lvl w:ilvl="7" w:tentative="1">
+      <w:start w:val="1"/>
+      <w:numFmt w:val="bullet"/>
+      <w:lvlText w:val=""/>
+      <w:lvlJc w:val="left"/>
+      <w:pPr>
+        <w:tabs>
+          <w:tab w:val="num" w:pos="5760"/>
+        </w:tabs>
+        <w:ind w:left="5760" w:hanging="360"/>
+      </w:pPr>
+      <w:rPr>
+        <w:rFonts w:ascii="Wingdings" w:hAnsi="Wingdings" w:hint="default"/>
+        <w:sz w:val="20"/>
+      </w:rPr>
+    </w:lvl>
+    <w:lvl w:ilvl="8" w:tentative="1">
+      <w:start w:val="1"/>
+      <w:numFmt w:val="bullet"/>
+      <w:lvlText w:val=""/>
+      <w:lvlJc w:val="left"/>
+      <w:pPr>
+        <w:tabs>
+          <w:tab w:val="num" w:pos="6480"/>
+        </w:tabs>
+        <w:ind w:left="6480" w:hanging="360"/>
+      </w:pPr>
+      <w:rPr>
+        <w:rFonts w:ascii="Wingdings" w:hAnsi="Wingdings" w:hint="default"/>
+        <w:sz w:val="20"/>
+      </w:rPr>
+    </w:lvl>
+  </w:abstractNum>
+  <w:abstractNum w:abstractNumId="10" w15:restartNumberingAfterBreak="0">
+    <w:nsid w:val="563859AB"/>
+    <w:multiLevelType w:val="multilevel"/>
+    <w:tmpl w:val="83C248DC"/>
+    <w:lvl w:ilvl="0">
+      <w:start w:val="1"/>
+      <w:numFmt w:val="bullet"/>
+      <w:lvlText w:val=""/>
+      <w:lvlJc w:val="left"/>
+      <w:pPr>
+        <w:tabs>
+          <w:tab w:val="num" w:pos="720"/>
+        </w:tabs>
+        <w:ind w:left="720" w:hanging="360"/>
+      </w:pPr>
+      <w:rPr>
+        <w:rFonts w:ascii="Symbol" w:hAnsi="Symbol" w:hint="default"/>
+        <w:sz w:val="20"/>
+      </w:rPr>
+    </w:lvl>
+    <w:lvl w:ilvl="1" w:tentative="1">
+      <w:start w:val="1"/>
+      <w:numFmt w:val="bullet"/>
+      <w:lvlText w:val="o"/>
+      <w:lvlJc w:val="left"/>
+      <w:pPr>
+        <w:tabs>
+          <w:tab w:val="num" w:pos="1440"/>
+        </w:tabs>
+        <w:ind w:left="1440" w:hanging="360"/>
+      </w:pPr>
+      <w:rPr>
+        <w:rFonts w:ascii="Courier New" w:hAnsi="Courier New" w:hint="default"/>
+        <w:sz w:val="20"/>
+      </w:rPr>
+    </w:lvl>
+    <w:lvl w:ilvl="2" w:tentative="1">
+      <w:start w:val="1"/>
+      <w:numFmt w:val="bullet"/>
+      <w:lvlText w:val=""/>
+      <w:lvlJc w:val="left"/>
+      <w:pPr>
+        <w:tabs>
+          <w:tab w:val="num" w:pos="2160"/>
+        </w:tabs>
+        <w:ind w:left="2160" w:hanging="360"/>
+      </w:pPr>
+      <w:rPr>
+        <w:rFonts w:ascii="Wingdings" w:hAnsi="Wingdings" w:hint="default"/>
+        <w:sz w:val="20"/>
+      </w:rPr>
+    </w:lvl>
+    <w:lvl w:ilvl="3" w:tentative="1">
+      <w:start w:val="1"/>
+      <w:numFmt w:val="bullet"/>
+      <w:lvlText w:val=""/>
+      <w:lvlJc w:val="left"/>
+      <w:pPr>
+        <w:tabs>
+          <w:tab w:val="num" w:pos="2880"/>
+        </w:tabs>
+        <w:ind w:left="2880" w:hanging="360"/>
+      </w:pPr>
+      <w:rPr>
+        <w:rFonts w:ascii="Wingdings" w:hAnsi="Wingdings" w:hint="default"/>
+        <w:sz w:val="20"/>
+      </w:rPr>
+    </w:lvl>
+    <w:lvl w:ilvl="4" w:tentative="1">
+      <w:start w:val="1"/>
+      <w:numFmt w:val="bullet"/>
+      <w:lvlText w:val=""/>
+      <w:lvlJc w:val="left"/>
+      <w:pPr>
+        <w:tabs>
+          <w:tab w:val="num" w:pos="3600"/>
+        </w:tabs>
+        <w:ind w:left="3600" w:hanging="360"/>
+      </w:pPr>
+      <w:rPr>
+        <w:rFonts w:ascii="Wingdings" w:hAnsi="Wingdings" w:hint="default"/>
+        <w:sz w:val="20"/>
+      </w:rPr>
+    </w:lvl>
+    <w:lvl w:ilvl="5" w:tentative="1">
+      <w:start w:val="1"/>
+      <w:numFmt w:val="bullet"/>
+      <w:lvlText w:val=""/>
+      <w:lvlJc w:val="left"/>
+      <w:pPr>
+        <w:tabs>
+          <w:tab w:val="num" w:pos="4320"/>
+        </w:tabs>
+        <w:ind w:left="4320" w:hanging="360"/>
+      </w:pPr>
+      <w:rPr>
+        <w:rFonts w:ascii="Wingdings" w:hAnsi="Wingdings" w:hint="default"/>
+        <w:sz w:val="20"/>
+      </w:rPr>
+    </w:lvl>
+    <w:lvl w:ilvl="6" w:tentative="1">
+      <w:start w:val="1"/>
+      <w:numFmt w:val="bullet"/>
+      <w:lvlText w:val=""/>
+      <w:lvlJc w:val="left"/>
+      <w:pPr>
+        <w:tabs>
+          <w:tab w:val="num" w:pos="5040"/>
+        </w:tabs>
+        <w:ind w:left="5040" w:hanging="360"/>
+      </w:pPr>
+      <w:rPr>
+        <w:rFonts w:ascii="Wingdings" w:hAnsi="Wingdings" w:hint="default"/>
+        <w:sz w:val="20"/>
+      </w:rPr>
+    </w:lvl>
+    <w:lvl w:ilvl="7" w:tentative="1">
+      <w:start w:val="1"/>
+      <w:numFmt w:val="bullet"/>
+      <w:lvlText w:val=""/>
+      <w:lvlJc w:val="left"/>
+      <w:pPr>
+        <w:tabs>
+          <w:tab w:val="num" w:pos="5760"/>
+        </w:tabs>
+        <w:ind w:left="5760" w:hanging="360"/>
+      </w:pPr>
+      <w:rPr>
+        <w:rFonts w:ascii="Wingdings" w:hAnsi="Wingdings" w:hint="default"/>
+        <w:sz w:val="20"/>
+      </w:rPr>
+    </w:lvl>
+    <w:lvl w:ilvl="8" w:tentative="1">
+      <w:start w:val="1"/>
+      <w:numFmt w:val="bullet"/>
+      <w:lvlText w:val=""/>
+      <w:lvlJc w:val="left"/>
+      <w:pPr>
+        <w:tabs>
+          <w:tab w:val="num" w:pos="6480"/>
+        </w:tabs>
+        <w:ind w:left="6480" w:hanging="360"/>
+      </w:pPr>
+      <w:rPr>
+        <w:rFonts w:ascii="Wingdings" w:hAnsi="Wingdings" w:hint="default"/>
+        <w:sz w:val="20"/>
+      </w:rPr>
+    </w:lvl>
+  </w:abstractNum>
+  <w:abstractNum w:abstractNumId="11" w15:restartNumberingAfterBreak="0">
+    <w:nsid w:val="58545ED8"/>
+    <w:multiLevelType w:val="multilevel"/>
+    <w:tmpl w:val="80BA01D8"/>
+    <w:lvl w:ilvl="0">
+      <w:start w:val="1"/>
+      <w:numFmt w:val="bullet"/>
+      <w:lvlText w:val=""/>
+      <w:lvlJc w:val="left"/>
+      <w:pPr>
+        <w:tabs>
+          <w:tab w:val="num" w:pos="720"/>
+        </w:tabs>
+        <w:ind w:left="720" w:hanging="360"/>
+      </w:pPr>
+      <w:rPr>
+        <w:rFonts w:ascii="Symbol" w:hAnsi="Symbol" w:hint="default"/>
+        <w:sz w:val="20"/>
+      </w:rPr>
+    </w:lvl>
+    <w:lvl w:ilvl="1" w:tentative="1">
+      <w:start w:val="1"/>
+      <w:numFmt w:val="bullet"/>
+      <w:lvlText w:val="o"/>
+      <w:lvlJc w:val="left"/>
+      <w:pPr>
+        <w:tabs>
+          <w:tab w:val="num" w:pos="1440"/>
+        </w:tabs>
+        <w:ind w:left="1440" w:hanging="360"/>
+      </w:pPr>
+      <w:rPr>
+        <w:rFonts w:ascii="Courier New" w:hAnsi="Courier New" w:hint="default"/>
+        <w:sz w:val="20"/>
+      </w:rPr>
+    </w:lvl>
+    <w:lvl w:ilvl="2" w:tentative="1">
+      <w:start w:val="1"/>
+      <w:numFmt w:val="bullet"/>
+      <w:lvlText w:val=""/>
+      <w:lvlJc w:val="left"/>
+      <w:pPr>
+        <w:tabs>
+          <w:tab w:val="num" w:pos="2160"/>
+        </w:tabs>
+        <w:ind w:left="2160" w:hanging="360"/>
+      </w:pPr>
+      <w:rPr>
+        <w:rFonts w:ascii="Wingdings" w:hAnsi="Wingdings" w:hint="default"/>
+        <w:sz w:val="20"/>
+      </w:rPr>
+    </w:lvl>
+    <w:lvl w:ilvl="3" w:tentative="1">
+      <w:start w:val="1"/>
+      <w:numFmt w:val="bullet"/>
+      <w:lvlText w:val=""/>
+      <w:lvlJc w:val="left"/>
+      <w:pPr>
+        <w:tabs>
+          <w:tab w:val="num" w:pos="2880"/>
+        </w:tabs>
+        <w:ind w:left="2880" w:hanging="360"/>
+      </w:pPr>
+      <w:rPr>
+        <w:rFonts w:ascii="Wingdings" w:hAnsi="Wingdings" w:hint="default"/>
+        <w:sz w:val="20"/>
+      </w:rPr>
+    </w:lvl>
+    <w:lvl w:ilvl="4" w:tentative="1">
+      <w:start w:val="1"/>
+      <w:numFmt w:val="bullet"/>
+      <w:lvlText w:val=""/>
+      <w:lvlJc w:val="left"/>
+      <w:pPr>
+        <w:tabs>
+          <w:tab w:val="num" w:pos="3600"/>
+        </w:tabs>
+        <w:ind w:left="3600" w:hanging="360"/>
+      </w:pPr>
+      <w:rPr>
+        <w:rFonts w:ascii="Wingdings" w:hAnsi="Wingdings" w:hint="default"/>
+        <w:sz w:val="20"/>
+      </w:rPr>
+    </w:lvl>
+    <w:lvl w:ilvl="5" w:tentative="1">
+      <w:start w:val="1"/>
+      <w:numFmt w:val="bullet"/>
+      <w:lvlText w:val=""/>
+      <w:lvlJc w:val="left"/>
+      <w:pPr>
+        <w:tabs>
+          <w:tab w:val="num" w:pos="4320"/>
+        </w:tabs>
+        <w:ind w:left="4320" w:hanging="360"/>
+      </w:pPr>
+      <w:rPr>
+        <w:rFonts w:ascii="Wingdings" w:hAnsi="Wingdings" w:hint="default"/>
+        <w:sz w:val="20"/>
+      </w:rPr>
+    </w:lvl>
+    <w:lvl w:ilvl="6" w:tentative="1">
+      <w:start w:val="1"/>
+      <w:numFmt w:val="bullet"/>
+      <w:lvlText w:val=""/>
+      <w:lvlJc w:val="left"/>
+      <w:pPr>
+        <w:tabs>
+          <w:tab w:val="num" w:pos="5040"/>
+        </w:tabs>
+        <w:ind w:left="5040" w:hanging="360"/>
+      </w:pPr>
+      <w:rPr>
+        <w:rFonts w:ascii="Wingdings" w:hAnsi="Wingdings" w:hint="default"/>
+        <w:sz w:val="20"/>
+      </w:rPr>
+    </w:lvl>
+    <w:lvl w:ilvl="7" w:tentative="1">
+      <w:start w:val="1"/>
+      <w:numFmt w:val="bullet"/>
+      <w:lvlText w:val=""/>
+      <w:lvlJc w:val="left"/>
+      <w:pPr>
+        <w:tabs>
+          <w:tab w:val="num" w:pos="5760"/>
+        </w:tabs>
+        <w:ind w:left="5760" w:hanging="360"/>
+      </w:pPr>
+      <w:rPr>
+        <w:rFonts w:ascii="Wingdings" w:hAnsi="Wingdings" w:hint="default"/>
+        <w:sz w:val="20"/>
+      </w:rPr>
+    </w:lvl>
+    <w:lvl w:ilvl="8" w:tentative="1">
+      <w:start w:val="1"/>
+      <w:numFmt w:val="bullet"/>
+      <w:lvlText w:val=""/>
+      <w:lvlJc w:val="left"/>
+      <w:pPr>
+        <w:tabs>
+          <w:tab w:val="num" w:pos="6480"/>
+        </w:tabs>
+        <w:ind w:left="6480" w:hanging="360"/>
+      </w:pPr>
+      <w:rPr>
+        <w:rFonts w:ascii="Wingdings" w:hAnsi="Wingdings" w:hint="default"/>
+        <w:sz w:val="20"/>
+      </w:rPr>
+    </w:lvl>
+  </w:abstractNum>
+  <w:abstractNum w:abstractNumId="12" w15:restartNumberingAfterBreak="0">
+    <w:nsid w:val="59C52A81"/>
+    <w:multiLevelType w:val="multilevel"/>
+    <w:tmpl w:val="8FB0FC26"/>
+    <w:lvl w:ilvl="0">
+      <w:start w:val="1"/>
+      <w:numFmt w:val="bullet"/>
+      <w:lvlText w:val=""/>
+      <w:lvlJc w:val="left"/>
+      <w:pPr>
+        <w:tabs>
+          <w:tab w:val="num" w:pos="720"/>
+        </w:tabs>
+        <w:ind w:left="720" w:hanging="360"/>
+      </w:pPr>
+      <w:rPr>
+        <w:rFonts w:ascii="Symbol" w:hAnsi="Symbol" w:hint="default"/>
+        <w:sz w:val="20"/>
+      </w:rPr>
+    </w:lvl>
+    <w:lvl w:ilvl="1" w:tentative="1">
+      <w:start w:val="1"/>
+      <w:numFmt w:val="bullet"/>
+      <w:lvlText w:val="o"/>
+      <w:lvlJc w:val="left"/>
+      <w:pPr>
+        <w:tabs>
+          <w:tab w:val="num" w:pos="1440"/>
+        </w:tabs>
+        <w:ind w:left="1440" w:hanging="360"/>
+      </w:pPr>
+      <w:rPr>
+        <w:rFonts w:ascii="Courier New" w:hAnsi="Courier New" w:hint="default"/>
+        <w:sz w:val="20"/>
+      </w:rPr>
+    </w:lvl>
+    <w:lvl w:ilvl="2" w:tentative="1">
+      <w:start w:val="1"/>
+      <w:numFmt w:val="bullet"/>
+      <w:lvlText w:val=""/>
+      <w:lvlJc w:val="left"/>
+      <w:pPr>
+        <w:tabs>
+          <w:tab w:val="num" w:pos="2160"/>
+        </w:tabs>
+        <w:ind w:left="2160" w:hanging="360"/>
+      </w:pPr>
+      <w:rPr>
+        <w:rFonts w:ascii="Wingdings" w:hAnsi="Wingdings" w:hint="default"/>
+        <w:sz w:val="20"/>
+      </w:rPr>
+    </w:lvl>
+    <w:lvl w:ilvl="3" w:tentative="1">
+      <w:start w:val="1"/>
+      <w:numFmt w:val="bullet"/>
+      <w:lvlText w:val=""/>
+      <w:lvlJc w:val="left"/>
+      <w:pPr>
+        <w:tabs>
+          <w:tab w:val="num" w:pos="2880"/>
+        </w:tabs>
+        <w:ind w:left="2880" w:hanging="360"/>
+      </w:pPr>
+      <w:rPr>
+        <w:rFonts w:ascii="Wingdings" w:hAnsi="Wingdings" w:hint="default"/>
+        <w:sz w:val="20"/>
+      </w:rPr>
+    </w:lvl>
+    <w:lvl w:ilvl="4" w:tentative="1">
+      <w:start w:val="1"/>
+      <w:numFmt w:val="bullet"/>
+      <w:lvlText w:val=""/>
+      <w:lvlJc w:val="left"/>
+      <w:pPr>
+        <w:tabs>
+          <w:tab w:val="num" w:pos="3600"/>
+        </w:tabs>
+        <w:ind w:left="3600" w:hanging="360"/>
+      </w:pPr>
+      <w:rPr>
+        <w:rFonts w:ascii="Wingdings" w:hAnsi="Wingdings" w:hint="default"/>
+        <w:sz w:val="20"/>
+      </w:rPr>
+    </w:lvl>
+    <w:lvl w:ilvl="5" w:tentative="1">
+      <w:start w:val="1"/>
+      <w:numFmt w:val="bullet"/>
+      <w:lvlText w:val=""/>
+      <w:lvlJc w:val="left"/>
+      <w:pPr>
+        <w:tabs>
+          <w:tab w:val="num" w:pos="4320"/>
+        </w:tabs>
+        <w:ind w:left="4320" w:hanging="360"/>
+      </w:pPr>
+      <w:rPr>
+        <w:rFonts w:ascii="Wingdings" w:hAnsi="Wingdings" w:hint="default"/>
+        <w:sz w:val="20"/>
+      </w:rPr>
+    </w:lvl>
+    <w:lvl w:ilvl="6" w:tentative="1">
+      <w:start w:val="1"/>
+      <w:numFmt w:val="bullet"/>
+      <w:lvlText w:val=""/>
+      <w:lvlJc w:val="left"/>
+      <w:pPr>
+        <w:tabs>
+          <w:tab w:val="num" w:pos="5040"/>
+        </w:tabs>
+        <w:ind w:left="5040" w:hanging="360"/>
+      </w:pPr>
+      <w:rPr>
+        <w:rFonts w:ascii="Wingdings" w:hAnsi="Wingdings" w:hint="default"/>
+        <w:sz w:val="20"/>
+      </w:rPr>
+    </w:lvl>
+    <w:lvl w:ilvl="7" w:tentative="1">
+      <w:start w:val="1"/>
+      <w:numFmt w:val="bullet"/>
+      <w:lvlText w:val=""/>
+      <w:lvlJc w:val="left"/>
+      <w:pPr>
+        <w:tabs>
+          <w:tab w:val="num" w:pos="5760"/>
+        </w:tabs>
+        <w:ind w:left="5760" w:hanging="360"/>
+      </w:pPr>
+      <w:rPr>
+        <w:rFonts w:ascii="Wingdings" w:hAnsi="Wingdings" w:hint="default"/>
+        <w:sz w:val="20"/>
+      </w:rPr>
+    </w:lvl>
+    <w:lvl w:ilvl="8" w:tentative="1">
+      <w:start w:val="1"/>
+      <w:numFmt w:val="bullet"/>
+      <w:lvlText w:val=""/>
+      <w:lvlJc w:val="left"/>
+      <w:pPr>
+        <w:tabs>
+          <w:tab w:val="num" w:pos="6480"/>
+        </w:tabs>
+        <w:ind w:left="6480" w:hanging="360"/>
+      </w:pPr>
+      <w:rPr>
+        <w:rFonts w:ascii="Wingdings" w:hAnsi="Wingdings" w:hint="default"/>
+        <w:sz w:val="20"/>
+      </w:rPr>
+    </w:lvl>
+  </w:abstractNum>
+  <w:abstractNum w:abstractNumId="13" w15:restartNumberingAfterBreak="0">
+    <w:nsid w:val="5A6B140F"/>
+    <w:multiLevelType w:val="multilevel"/>
+    <w:tmpl w:val="9408964C"/>
+    <w:lvl w:ilvl="0">
+      <w:start w:val="1"/>
+      <w:numFmt w:val="bullet"/>
+      <w:lvlText w:val=""/>
+      <w:lvlJc w:val="left"/>
+      <w:pPr>
+        <w:tabs>
+          <w:tab w:val="num" w:pos="720"/>
+        </w:tabs>
+        <w:ind w:left="720" w:hanging="360"/>
+      </w:pPr>
+      <w:rPr>
+        <w:rFonts w:ascii="Symbol" w:hAnsi="Symbol" w:hint="default"/>
+        <w:sz w:val="20"/>
+      </w:rPr>
+    </w:lvl>
+    <w:lvl w:ilvl="1" w:tentative="1">
+      <w:start w:val="1"/>
+      <w:numFmt w:val="bullet"/>
+      <w:lvlText w:val="o"/>
+      <w:lvlJc w:val="left"/>
+      <w:pPr>
+        <w:tabs>
+          <w:tab w:val="num" w:pos="1440"/>
+        </w:tabs>
+        <w:ind w:left="1440" w:hanging="360"/>
+      </w:pPr>
+      <w:rPr>
+        <w:rFonts w:ascii="Courier New" w:hAnsi="Courier New" w:hint="default"/>
+        <w:sz w:val="20"/>
+      </w:rPr>
+    </w:lvl>
+    <w:lvl w:ilvl="2" w:tentative="1">
+      <w:start w:val="1"/>
+      <w:numFmt w:val="bullet"/>
+      <w:lvlText w:val=""/>
+      <w:lvlJc w:val="left"/>
+      <w:pPr>
+        <w:tabs>
+          <w:tab w:val="num" w:pos="2160"/>
+        </w:tabs>
+        <w:ind w:left="2160" w:hanging="360"/>
+      </w:pPr>
+      <w:rPr>
+        <w:rFonts w:ascii="Wingdings" w:hAnsi="Wingdings" w:hint="default"/>
+        <w:sz w:val="20"/>
+      </w:rPr>
+    </w:lvl>
+    <w:lvl w:ilvl="3" w:tentative="1">
+      <w:start w:val="1"/>
+      <w:numFmt w:val="bullet"/>
+      <w:lvlText w:val=""/>
+      <w:lvlJc w:val="left"/>
+      <w:pPr>
+        <w:tabs>
+          <w:tab w:val="num" w:pos="2880"/>
+        </w:tabs>
+        <w:ind w:left="2880" w:hanging="360"/>
+      </w:pPr>
+      <w:rPr>
+        <w:rFonts w:ascii="Wingdings" w:hAnsi="Wingdings" w:hint="default"/>
+        <w:sz w:val="20"/>
+      </w:rPr>
+    </w:lvl>
+    <w:lvl w:ilvl="4" w:tentative="1">
+      <w:start w:val="1"/>
+      <w:numFmt w:val="bullet"/>
+      <w:lvlText w:val=""/>
+      <w:lvlJc w:val="left"/>
+      <w:pPr>
+        <w:tabs>
+          <w:tab w:val="num" w:pos="3600"/>
+        </w:tabs>
+        <w:ind w:left="3600" w:hanging="360"/>
+      </w:pPr>
+      <w:rPr>
+        <w:rFonts w:ascii="Wingdings" w:hAnsi="Wingdings" w:hint="default"/>
+        <w:sz w:val="20"/>
+      </w:rPr>
+    </w:lvl>
+    <w:lvl w:ilvl="5" w:tentative="1">
+      <w:start w:val="1"/>
+      <w:numFmt w:val="bullet"/>
+      <w:lvlText w:val=""/>
+      <w:lvlJc w:val="left"/>
+      <w:pPr>
+        <w:tabs>
+          <w:tab w:val="num" w:pos="4320"/>
+        </w:tabs>
+        <w:ind w:left="4320" w:hanging="360"/>
+      </w:pPr>
+      <w:rPr>
+        <w:rFonts w:ascii="Wingdings" w:hAnsi="Wingdings" w:hint="default"/>
+        <w:sz w:val="20"/>
+      </w:rPr>
+    </w:lvl>
+    <w:lvl w:ilvl="6" w:tentative="1">
+      <w:start w:val="1"/>
+      <w:numFmt w:val="bullet"/>
+      <w:lvlText w:val=""/>
+      <w:lvlJc w:val="left"/>
+      <w:pPr>
+        <w:tabs>
+          <w:tab w:val="num" w:pos="5040"/>
+        </w:tabs>
+        <w:ind w:left="5040" w:hanging="360"/>
+      </w:pPr>
+      <w:rPr>
+        <w:rFonts w:ascii="Wingdings" w:hAnsi="Wingdings" w:hint="default"/>
+        <w:sz w:val="20"/>
+      </w:rPr>
+    </w:lvl>
+    <w:lvl w:ilvl="7" w:tentative="1">
+      <w:start w:val="1"/>
+      <w:numFmt w:val="bullet"/>
+      <w:lvlText w:val=""/>
+      <w:lvlJc w:val="left"/>
+      <w:pPr>
+        <w:tabs>
+          <w:tab w:val="num" w:pos="5760"/>
+        </w:tabs>
+        <w:ind w:left="5760" w:hanging="360"/>
+      </w:pPr>
+      <w:rPr>
+        <w:rFonts w:ascii="Wingdings" w:hAnsi="Wingdings" w:hint="default"/>
+        <w:sz w:val="20"/>
+      </w:rPr>
+    </w:lvl>
+    <w:lvl w:ilvl="8" w:tentative="1">
+      <w:start w:val="1"/>
+      <w:numFmt w:val="bullet"/>
+      <w:lvlText w:val=""/>
+      <w:lvlJc w:val="left"/>
+      <w:pPr>
+        <w:tabs>
+          <w:tab w:val="num" w:pos="6480"/>
+        </w:tabs>
+        <w:ind w:left="6480" w:hanging="360"/>
+      </w:pPr>
+      <w:rPr>
+        <w:rFonts w:ascii="Wingdings" w:hAnsi="Wingdings" w:hint="default"/>
+        <w:sz w:val="20"/>
+      </w:rPr>
+    </w:lvl>
+  </w:abstractNum>
+  <w:abstractNum w:abstractNumId="14" w15:restartNumberingAfterBreak="0">
+    <w:nsid w:val="63D10918"/>
+    <w:multiLevelType w:val="multilevel"/>
+    <w:tmpl w:val="087831D2"/>
+    <w:lvl w:ilvl="0">
+      <w:start w:val="1"/>
+      <w:numFmt w:val="bullet"/>
+      <w:lvlText w:val=""/>
+      <w:lvlJc w:val="left"/>
+      <w:pPr>
+        <w:tabs>
+          <w:tab w:val="num" w:pos="720"/>
+        </w:tabs>
+        <w:ind w:left="720" w:hanging="360"/>
+      </w:pPr>
+      <w:rPr>
+        <w:rFonts w:ascii="Symbol" w:hAnsi="Symbol" w:hint="default"/>
+        <w:sz w:val="20"/>
+      </w:rPr>
+    </w:lvl>
+    <w:lvl w:ilvl="1" w:tentative="1">
+      <w:start w:val="1"/>
+      <w:numFmt w:val="bullet"/>
+      <w:lvlText w:val="o"/>
+      <w:lvlJc w:val="left"/>
+      <w:pPr>
+        <w:tabs>
+          <w:tab w:val="num" w:pos="1440"/>
+        </w:tabs>
+        <w:ind w:left="1440" w:hanging="360"/>
+      </w:pPr>
+      <w:rPr>
+        <w:rFonts w:ascii="Courier New" w:hAnsi="Courier New" w:hint="default"/>
+        <w:sz w:val="20"/>
+      </w:rPr>
+    </w:lvl>
+    <w:lvl w:ilvl="2" w:tentative="1">
+      <w:start w:val="1"/>
+      <w:numFmt w:val="bullet"/>
+      <w:lvlText w:val=""/>
+      <w:lvlJc w:val="left"/>
+      <w:pPr>
+        <w:tabs>
+          <w:tab w:val="num" w:pos="2160"/>
+        </w:tabs>
+        <w:ind w:left="2160" w:hanging="360"/>
+      </w:pPr>
+      <w:rPr>
+        <w:rFonts w:ascii="Wingdings" w:hAnsi="Wingdings" w:hint="default"/>
+        <w:sz w:val="20"/>
+      </w:rPr>
+    </w:lvl>
+    <w:lvl w:ilvl="3" w:tentative="1">
+      <w:start w:val="1"/>
+      <w:numFmt w:val="bullet"/>
+      <w:lvlText w:val=""/>
+      <w:lvlJc w:val="left"/>
+      <w:pPr>
+        <w:tabs>
+          <w:tab w:val="num" w:pos="2880"/>
+        </w:tabs>
+        <w:ind w:left="2880" w:hanging="360"/>
+      </w:pPr>
+      <w:rPr>
+        <w:rFonts w:ascii="Wingdings" w:hAnsi="Wingdings" w:hint="default"/>
+        <w:sz w:val="20"/>
+      </w:rPr>
+    </w:lvl>
+    <w:lvl w:ilvl="4" w:tentative="1">
+      <w:start w:val="1"/>
+      <w:numFmt w:val="bullet"/>
+      <w:lvlText w:val=""/>
+      <w:lvlJc w:val="left"/>
+      <w:pPr>
+        <w:tabs>
+          <w:tab w:val="num" w:pos="3600"/>
+        </w:tabs>
+        <w:ind w:left="3600" w:hanging="360"/>
+      </w:pPr>
+      <w:rPr>
+        <w:rFonts w:ascii="Wingdings" w:hAnsi="Wingdings" w:hint="default"/>
+        <w:sz w:val="20"/>
+      </w:rPr>
+    </w:lvl>
+    <w:lvl w:ilvl="5" w:tentative="1">
+      <w:start w:val="1"/>
+      <w:numFmt w:val="bullet"/>
+      <w:lvlText w:val=""/>
+      <w:lvlJc w:val="left"/>
+      <w:pPr>
+        <w:tabs>
+          <w:tab w:val="num" w:pos="4320"/>
+        </w:tabs>
+        <w:ind w:left="4320" w:hanging="360"/>
+      </w:pPr>
+      <w:rPr>
+        <w:rFonts w:ascii="Wingdings" w:hAnsi="Wingdings" w:hint="default"/>
+        <w:sz w:val="20"/>
+      </w:rPr>
+    </w:lvl>
+    <w:lvl w:ilvl="6" w:tentative="1">
+      <w:start w:val="1"/>
+      <w:numFmt w:val="bullet"/>
+      <w:lvlText w:val=""/>
+      <w:lvlJc w:val="left"/>
+      <w:pPr>
+        <w:tabs>
+          <w:tab w:val="num" w:pos="5040"/>
+        </w:tabs>
+        <w:ind w:left="5040" w:hanging="360"/>
+      </w:pPr>
+      <w:rPr>
+        <w:rFonts w:ascii="Wingdings" w:hAnsi="Wingdings" w:hint="default"/>
+        <w:sz w:val="20"/>
+      </w:rPr>
+    </w:lvl>
+    <w:lvl w:ilvl="7" w:tentative="1">
+      <w:start w:val="1"/>
+      <w:numFmt w:val="bullet"/>
+      <w:lvlText w:val=""/>
+      <w:lvlJc w:val="left"/>
+      <w:pPr>
+        <w:tabs>
+          <w:tab w:val="num" w:pos="5760"/>
+        </w:tabs>
+        <w:ind w:left="5760" w:hanging="360"/>
+      </w:pPr>
+      <w:rPr>
+        <w:rFonts w:ascii="Wingdings" w:hAnsi="Wingdings" w:hint="default"/>
+        <w:sz w:val="20"/>
+      </w:rPr>
+    </w:lvl>
+    <w:lvl w:ilvl="8" w:tentative="1">
+      <w:start w:val="1"/>
+      <w:numFmt w:val="bullet"/>
+      <w:lvlText w:val=""/>
+      <w:lvlJc w:val="left"/>
+      <w:pPr>
+        <w:tabs>
+          <w:tab w:val="num" w:pos="6480"/>
+        </w:tabs>
+        <w:ind w:left="6480" w:hanging="360"/>
+      </w:pPr>
+      <w:rPr>
+        <w:rFonts w:ascii="Wingdings" w:hAnsi="Wingdings" w:hint="default"/>
+        <w:sz w:val="20"/>
+      </w:rPr>
+    </w:lvl>
+  </w:abstractNum>
+  <w:abstractNum w:abstractNumId="15" w15:restartNumberingAfterBreak="0">
+    <w:nsid w:val="695355C7"/>
+    <w:multiLevelType w:val="multilevel"/>
+    <w:tmpl w:val="1B284A20"/>
+    <w:lvl w:ilvl="0">
+      <w:start w:val="1"/>
+      <w:numFmt w:val="bullet"/>
+      <w:lvlText w:val=""/>
+      <w:lvlJc w:val="left"/>
+      <w:pPr>
+        <w:tabs>
+          <w:tab w:val="num" w:pos="720"/>
+        </w:tabs>
+        <w:ind w:left="720" w:hanging="360"/>
+      </w:pPr>
+      <w:rPr>
+        <w:rFonts w:ascii="Symbol" w:hAnsi="Symbol" w:hint="default"/>
+        <w:sz w:val="20"/>
+      </w:rPr>
+    </w:lvl>
+    <w:lvl w:ilvl="1" w:tentative="1">
+      <w:start w:val="1"/>
+      <w:numFmt w:val="bullet"/>
+      <w:lvlText w:val="o"/>
+      <w:lvlJc w:val="left"/>
+      <w:pPr>
+        <w:tabs>
+          <w:tab w:val="num" w:pos="1440"/>
+        </w:tabs>
+        <w:ind w:left="1440" w:hanging="360"/>
+      </w:pPr>
+      <w:rPr>
+        <w:rFonts w:ascii="Courier New" w:hAnsi="Courier New" w:hint="default"/>
+        <w:sz w:val="20"/>
+      </w:rPr>
+    </w:lvl>
+    <w:lvl w:ilvl="2" w:tentative="1">
+      <w:start w:val="1"/>
+      <w:numFmt w:val="bullet"/>
+      <w:lvlText w:val=""/>
+      <w:lvlJc w:val="left"/>
+      <w:pPr>
+        <w:tabs>
+          <w:tab w:val="num" w:pos="2160"/>
+        </w:tabs>
+        <w:ind w:left="2160" w:hanging="360"/>
+      </w:pPr>
+      <w:rPr>
+        <w:rFonts w:ascii="Wingdings" w:hAnsi="Wingdings" w:hint="default"/>
+        <w:sz w:val="20"/>
+      </w:rPr>
+    </w:lvl>
+    <w:lvl w:ilvl="3" w:tentative="1">
+      <w:start w:val="1"/>
+      <w:numFmt w:val="bullet"/>
+      <w:lvlText w:val=""/>
+      <w:lvlJc w:val="left"/>
+      <w:pPr>
+        <w:tabs>
+          <w:tab w:val="num" w:pos="2880"/>
+        </w:tabs>
+        <w:ind w:left="2880" w:hanging="360"/>
+      </w:pPr>
+      <w:rPr>
+        <w:rFonts w:ascii="Wingdings" w:hAnsi="Wingdings" w:hint="default"/>
+        <w:sz w:val="20"/>
+      </w:rPr>
+    </w:lvl>
+    <w:lvl w:ilvl="4" w:tentative="1">
+      <w:start w:val="1"/>
+      <w:numFmt w:val="bullet"/>
+      <w:lvlText w:val=""/>
+      <w:lvlJc w:val="left"/>
+      <w:pPr>
+        <w:tabs>
+          <w:tab w:val="num" w:pos="3600"/>
+        </w:tabs>
+        <w:ind w:left="3600" w:hanging="360"/>
+      </w:pPr>
+      <w:rPr>
+        <w:rFonts w:ascii="Wingdings" w:hAnsi="Wingdings" w:hint="default"/>
+        <w:sz w:val="20"/>
+      </w:rPr>
+    </w:lvl>
+    <w:lvl w:ilvl="5" w:tentative="1">
+      <w:start w:val="1"/>
+      <w:numFmt w:val="bullet"/>
+      <w:lvlText w:val=""/>
+      <w:lvlJc w:val="left"/>
+      <w:pPr>
+        <w:tabs>
+          <w:tab w:val="num" w:pos="4320"/>
+        </w:tabs>
+        <w:ind w:left="4320" w:hanging="360"/>
+      </w:pPr>
+      <w:rPr>
+        <w:rFonts w:ascii="Wingdings" w:hAnsi="Wingdings" w:hint="default"/>
+        <w:sz w:val="20"/>
+      </w:rPr>
+    </w:lvl>
+    <w:lvl w:ilvl="6" w:tentative="1">
+      <w:start w:val="1"/>
+      <w:numFmt w:val="bullet"/>
+      <w:lvlText w:val=""/>
+      <w:lvlJc w:val="left"/>
+      <w:pPr>
+        <w:tabs>
+          <w:tab w:val="num" w:pos="5040"/>
+        </w:tabs>
+        <w:ind w:left="5040" w:hanging="360"/>
+      </w:pPr>
+      <w:rPr>
+        <w:rFonts w:ascii="Wingdings" w:hAnsi="Wingdings" w:hint="default"/>
+        <w:sz w:val="20"/>
+      </w:rPr>
+    </w:lvl>
+    <w:lvl w:ilvl="7" w:tentative="1">
+      <w:start w:val="1"/>
+      <w:numFmt w:val="bullet"/>
+      <w:lvlText w:val=""/>
+      <w:lvlJc w:val="left"/>
+      <w:pPr>
+        <w:tabs>
+          <w:tab w:val="num" w:pos="5760"/>
+        </w:tabs>
+        <w:ind w:left="5760" w:hanging="360"/>
+      </w:pPr>
+      <w:rPr>
+        <w:rFonts w:ascii="Wingdings" w:hAnsi="Wingdings" w:hint="default"/>
+        <w:sz w:val="20"/>
+      </w:rPr>
+    </w:lvl>
+    <w:lvl w:ilvl="8" w:tentative="1">
+      <w:start w:val="1"/>
+      <w:numFmt w:val="bullet"/>
+      <w:lvlText w:val=""/>
+      <w:lvlJc w:val="left"/>
+      <w:pPr>
+        <w:tabs>
+          <w:tab w:val="num" w:pos="6480"/>
+        </w:tabs>
+        <w:ind w:left="6480" w:hanging="360"/>
+      </w:pPr>
+      <w:rPr>
+        <w:rFonts w:ascii="Wingdings" w:hAnsi="Wingdings" w:hint="default"/>
+        <w:sz w:val="20"/>
+      </w:rPr>
+    </w:lvl>
+  </w:abstractNum>
+  <w:abstractNum w:abstractNumId="16" w15:restartNumberingAfterBreak="0">
+    <w:nsid w:val="72504559"/>
+    <w:multiLevelType w:val="multilevel"/>
+    <w:tmpl w:val="3148FF80"/>
+    <w:lvl w:ilvl="0">
+      <w:start w:val="1"/>
+      <w:numFmt w:val="bullet"/>
+      <w:lvlText w:val=""/>
+      <w:lvlJc w:val="left"/>
+      <w:pPr>
+        <w:tabs>
+          <w:tab w:val="num" w:pos="720"/>
+        </w:tabs>
+        <w:ind w:left="720" w:hanging="360"/>
+      </w:pPr>
+      <w:rPr>
+        <w:rFonts w:ascii="Symbol" w:hAnsi="Symbol" w:hint="default"/>
+        <w:sz w:val="20"/>
+      </w:rPr>
+    </w:lvl>
+    <w:lvl w:ilvl="1" w:tentative="1">
+      <w:start w:val="1"/>
+      <w:numFmt w:val="bullet"/>
+      <w:lvlText w:val="o"/>
+      <w:lvlJc w:val="left"/>
+      <w:pPr>
+        <w:tabs>
+          <w:tab w:val="num" w:pos="1440"/>
+        </w:tabs>
+        <w:ind w:left="1440" w:hanging="360"/>
+      </w:pPr>
+      <w:rPr>
+        <w:rFonts w:ascii="Courier New" w:hAnsi="Courier New" w:hint="default"/>
+        <w:sz w:val="20"/>
+      </w:rPr>
+    </w:lvl>
+    <w:lvl w:ilvl="2" w:tentative="1">
+      <w:start w:val="1"/>
+      <w:numFmt w:val="bullet"/>
+      <w:lvlText w:val=""/>
+      <w:lvlJc w:val="left"/>
+      <w:pPr>
+        <w:tabs>
+          <w:tab w:val="num" w:pos="2160"/>
+        </w:tabs>
+        <w:ind w:left="2160" w:hanging="360"/>
+      </w:pPr>
+      <w:rPr>
+        <w:rFonts w:ascii="Wingdings" w:hAnsi="Wingdings" w:hint="default"/>
+        <w:sz w:val="20"/>
+      </w:rPr>
+    </w:lvl>
+    <w:lvl w:ilvl="3" w:tentative="1">
+      <w:start w:val="1"/>
+      <w:numFmt w:val="bullet"/>
+      <w:lvlText w:val=""/>
+      <w:lvlJc w:val="left"/>
+      <w:pPr>
+        <w:tabs>
+          <w:tab w:val="num" w:pos="2880"/>
+        </w:tabs>
+        <w:ind w:left="2880" w:hanging="360"/>
+      </w:pPr>
+      <w:rPr>
+        <w:rFonts w:ascii="Wingdings" w:hAnsi="Wingdings" w:hint="default"/>
+        <w:sz w:val="20"/>
+      </w:rPr>
+    </w:lvl>
+    <w:lvl w:ilvl="4" w:tentative="1">
+      <w:start w:val="1"/>
+      <w:numFmt w:val="bullet"/>
+      <w:lvlText w:val=""/>
+      <w:lvlJc w:val="left"/>
+      <w:pPr>
+        <w:tabs>
+          <w:tab w:val="num" w:pos="3600"/>
+        </w:tabs>
+        <w:ind w:left="3600" w:hanging="360"/>
+      </w:pPr>
+      <w:rPr>
+        <w:rFonts w:ascii="Wingdings" w:hAnsi="Wingdings" w:hint="default"/>
+        <w:sz w:val="20"/>
+      </w:rPr>
+    </w:lvl>
+    <w:lvl w:ilvl="5" w:tentative="1">
+      <w:start w:val="1"/>
+      <w:numFmt w:val="bullet"/>
+      <w:lvlText w:val=""/>
+      <w:lvlJc w:val="left"/>
+      <w:pPr>
+        <w:tabs>
+          <w:tab w:val="num" w:pos="4320"/>
+        </w:tabs>
+        <w:ind w:left="4320" w:hanging="360"/>
+      </w:pPr>
+      <w:rPr>
+        <w:rFonts w:ascii="Wingdings" w:hAnsi="Wingdings" w:hint="default"/>
+        <w:sz w:val="20"/>
+      </w:rPr>
+    </w:lvl>
+    <w:lvl w:ilvl="6" w:tentative="1">
+      <w:start w:val="1"/>
+      <w:numFmt w:val="bullet"/>
+      <w:lvlText w:val=""/>
+      <w:lvlJc w:val="left"/>
+      <w:pPr>
+        <w:tabs>
+          <w:tab w:val="num" w:pos="5040"/>
+        </w:tabs>
+        <w:ind w:left="5040" w:hanging="360"/>
+      </w:pPr>
+      <w:rPr>
+        <w:rFonts w:ascii="Wingdings" w:hAnsi="Wingdings" w:hint="default"/>
+        <w:sz w:val="20"/>
+      </w:rPr>
+    </w:lvl>
+    <w:lvl w:ilvl="7" w:tentative="1">
+      <w:start w:val="1"/>
+      <w:numFmt w:val="bullet"/>
+      <w:lvlText w:val=""/>
+      <w:lvlJc w:val="left"/>
+      <w:pPr>
+        <w:tabs>
+          <w:tab w:val="num" w:pos="5760"/>
+        </w:tabs>
+        <w:ind w:left="5760" w:hanging="360"/>
+      </w:pPr>
+      <w:rPr>
+        <w:rFonts w:ascii="Wingdings" w:hAnsi="Wingdings" w:hint="default"/>
+        <w:sz w:val="20"/>
+      </w:rPr>
+    </w:lvl>
+    <w:lvl w:ilvl="8" w:tentative="1">
+      <w:start w:val="1"/>
+      <w:numFmt w:val="bullet"/>
+      <w:lvlText w:val=""/>
+      <w:lvlJc w:val="left"/>
+      <w:pPr>
+        <w:tabs>
+          <w:tab w:val="num" w:pos="6480"/>
+        </w:tabs>
+        <w:ind w:left="6480" w:hanging="360"/>
+      </w:pPr>
+      <w:rPr>
+        <w:rFonts w:ascii="Wingdings" w:hAnsi="Wingdings" w:hint="default"/>
+        <w:sz w:val="20"/>
+      </w:rPr>
+    </w:lvl>
+  </w:abstractNum>
+  <w:abstractNum w:abstractNumId="17" w15:restartNumberingAfterBreak="0">
+    <w:nsid w:val="7B041ACE"/>
+    <w:multiLevelType w:val="multilevel"/>
+    <w:tmpl w:val="1B222B6E"/>
+    <w:lvl w:ilvl="0">
+      <w:start w:val="1"/>
+      <w:numFmt w:val="bullet"/>
+      <w:lvlText w:val=""/>
+      <w:lvlJc w:val="left"/>
+      <w:pPr>
+        <w:tabs>
+          <w:tab w:val="num" w:pos="720"/>
+        </w:tabs>
+        <w:ind w:left="720" w:hanging="360"/>
+      </w:pPr>
+      <w:rPr>
+        <w:rFonts w:ascii="Symbol" w:hAnsi="Symbol" w:hint="default"/>
+        <w:sz w:val="20"/>
+      </w:rPr>
+    </w:lvl>
+    <w:lvl w:ilvl="1" w:tentative="1">
+      <w:start w:val="1"/>
+      <w:numFmt w:val="bullet"/>
+      <w:lvlText w:val="o"/>
+      <w:lvlJc w:val="left"/>
+      <w:pPr>
+        <w:tabs>
+          <w:tab w:val="num" w:pos="1440"/>
+        </w:tabs>
+        <w:ind w:left="1440" w:hanging="360"/>
+      </w:pPr>
+      <w:rPr>
+        <w:rFonts w:ascii="Courier New" w:hAnsi="Courier New" w:hint="default"/>
+        <w:sz w:val="20"/>
+      </w:rPr>
+    </w:lvl>
+    <w:lvl w:ilvl="2" w:tentative="1">
+      <w:start w:val="1"/>
+      <w:numFmt w:val="bullet"/>
+      <w:lvlText w:val=""/>
+      <w:lvlJc w:val="left"/>
+      <w:pPr>
+        <w:tabs>
+          <w:tab w:val="num" w:pos="2160"/>
+        </w:tabs>
+        <w:ind w:left="2160" w:hanging="360"/>
+      </w:pPr>
+      <w:rPr>
+        <w:rFonts w:ascii="Wingdings" w:hAnsi="Wingdings" w:hint="default"/>
+        <w:sz w:val="20"/>
+      </w:rPr>
+    </w:lvl>
+    <w:lvl w:ilvl="3" w:tentative="1">
+      <w:start w:val="1"/>
+      <w:numFmt w:val="bullet"/>
+      <w:lvlText w:val=""/>
+      <w:lvlJc w:val="left"/>
+      <w:pPr>
+        <w:tabs>
+          <w:tab w:val="num" w:pos="2880"/>
+        </w:tabs>
+        <w:ind w:left="2880" w:hanging="360"/>
+      </w:pPr>
+      <w:rPr>
+        <w:rFonts w:ascii="Wingdings" w:hAnsi="Wingdings" w:hint="default"/>
+        <w:sz w:val="20"/>
+      </w:rPr>
+    </w:lvl>
+    <w:lvl w:ilvl="4" w:tentative="1">
+      <w:start w:val="1"/>
+      <w:numFmt w:val="bullet"/>
+      <w:lvlText w:val=""/>
+      <w:lvlJc w:val="left"/>
+      <w:pPr>
+        <w:tabs>
+          <w:tab w:val="num" w:pos="3600"/>
+        </w:tabs>
+        <w:ind w:left="3600" w:hanging="360"/>
+      </w:pPr>
+      <w:rPr>
+        <w:rFonts w:ascii="Wingdings" w:hAnsi="Wingdings" w:hint="default"/>
+        <w:sz w:val="20"/>
+      </w:rPr>
+    </w:lvl>
+    <w:lvl w:ilvl="5" w:tentative="1">
+      <w:start w:val="1"/>
+      <w:numFmt w:val="bullet"/>
+      <w:lvlText w:val=""/>
+      <w:lvlJc w:val="left"/>
+      <w:pPr>
+        <w:tabs>
+          <w:tab w:val="num" w:pos="4320"/>
+        </w:tabs>
+        <w:ind w:left="4320" w:hanging="360"/>
+      </w:pPr>
+      <w:rPr>
+        <w:rFonts w:ascii="Wingdings" w:hAnsi="Wingdings" w:hint="default"/>
+        <w:sz w:val="20"/>
+      </w:rPr>
+    </w:lvl>
+    <w:lvl w:ilvl="6" w:tentative="1">
+      <w:start w:val="1"/>
+      <w:numFmt w:val="bullet"/>
+      <w:lvlText w:val=""/>
+      <w:lvlJc w:val="left"/>
+      <w:pPr>
+        <w:tabs>
+          <w:tab w:val="num" w:pos="5040"/>
+        </w:tabs>
+        <w:ind w:left="5040" w:hanging="360"/>
+      </w:pPr>
+      <w:rPr>
+        <w:rFonts w:ascii="Wingdings" w:hAnsi="Wingdings" w:hint="default"/>
+        <w:sz w:val="20"/>
+      </w:rPr>
+    </w:lvl>
+    <w:lvl w:ilvl="7" w:tentative="1">
+      <w:start w:val="1"/>
+      <w:numFmt w:val="bullet"/>
+      <w:lvlText w:val=""/>
+      <w:lvlJc w:val="left"/>
+      <w:pPr>
+        <w:tabs>
+          <w:tab w:val="num" w:pos="5760"/>
+        </w:tabs>
+        <w:ind w:left="5760" w:hanging="360"/>
+      </w:pPr>
+      <w:rPr>
+        <w:rFonts w:ascii="Wingdings" w:hAnsi="Wingdings" w:hint="default"/>
+        <w:sz w:val="20"/>
+      </w:rPr>
+    </w:lvl>
+    <w:lvl w:ilvl="8" w:tentative="1">
+      <w:start w:val="1"/>
+      <w:numFmt w:val="bullet"/>
+      <w:lvlText w:val=""/>
+      <w:lvlJc w:val="left"/>
+      <w:pPr>
+        <w:tabs>
+          <w:tab w:val="num" w:pos="6480"/>
+        </w:tabs>
+        <w:ind w:left="6480" w:hanging="360"/>
+      </w:pPr>
+      <w:rPr>
+        <w:rFonts w:ascii="Wingdings" w:hAnsi="Wingdings" w:hint="default"/>
+        <w:sz w:val="20"/>
+      </w:rPr>
+    </w:lvl>
+  </w:abstractNum>
+  <w:abstractNum w:abstractNumId="18" w15:restartNumberingAfterBreak="0">
+    <w:nsid w:val="7BD26F41"/>
+    <w:multiLevelType w:val="multilevel"/>
+    <w:tmpl w:val="B302E47E"/>
+    <w:lvl w:ilvl="0">
+      <w:start w:val="1"/>
+      <w:numFmt w:val="bullet"/>
+      <w:lvlText w:val=""/>
+      <w:lvlJc w:val="left"/>
+      <w:pPr>
+        <w:tabs>
+          <w:tab w:val="num" w:pos="720"/>
+        </w:tabs>
+        <w:ind w:left="720" w:hanging="360"/>
+      </w:pPr>
+      <w:rPr>
+        <w:rFonts w:ascii="Symbol" w:hAnsi="Symbol" w:hint="default"/>
+        <w:sz w:val="20"/>
+      </w:rPr>
+    </w:lvl>
+    <w:lvl w:ilvl="1" w:tentative="1">
+      <w:start w:val="1"/>
+      <w:numFmt w:val="bullet"/>
+      <w:lvlText w:val="o"/>
+      <w:lvlJc w:val="left"/>
+      <w:pPr>
+        <w:tabs>
+          <w:tab w:val="num" w:pos="1440"/>
+        </w:tabs>
+        <w:ind w:left="1440" w:hanging="360"/>
+      </w:pPr>
+      <w:rPr>
+        <w:rFonts w:ascii="Courier New" w:hAnsi="Courier New" w:hint="default"/>
+        <w:sz w:val="20"/>
+      </w:rPr>
+    </w:lvl>
+    <w:lvl w:ilvl="2" w:tentative="1">
+      <w:start w:val="1"/>
+      <w:numFmt w:val="bullet"/>
+      <w:lvlText w:val=""/>
+      <w:lvlJc w:val="left"/>
+      <w:pPr>
+        <w:tabs>
+          <w:tab w:val="num" w:pos="2160"/>
+        </w:tabs>
+        <w:ind w:left="2160" w:hanging="360"/>
+      </w:pPr>
+      <w:rPr>
+        <w:rFonts w:ascii="Wingdings" w:hAnsi="Wingdings" w:hint="default"/>
+        <w:sz w:val="20"/>
+      </w:rPr>
+    </w:lvl>
+    <w:lvl w:ilvl="3" w:tentative="1">
+      <w:start w:val="1"/>
+      <w:numFmt w:val="bullet"/>
+      <w:lvlText w:val=""/>
+      <w:lvlJc w:val="left"/>
+      <w:pPr>
+        <w:tabs>
+          <w:tab w:val="num" w:pos="2880"/>
+        </w:tabs>
+        <w:ind w:left="2880" w:hanging="360"/>
+      </w:pPr>
+      <w:rPr>
+        <w:rFonts w:ascii="Wingdings" w:hAnsi="Wingdings" w:hint="default"/>
+        <w:sz w:val="20"/>
+      </w:rPr>
+    </w:lvl>
+    <w:lvl w:ilvl="4" w:tentative="1">
+      <w:start w:val="1"/>
+      <w:numFmt w:val="bullet"/>
+      <w:lvlText w:val=""/>
+      <w:lvlJc w:val="left"/>
+      <w:pPr>
+        <w:tabs>
+          <w:tab w:val="num" w:pos="3600"/>
+        </w:tabs>
+        <w:ind w:left="3600" w:hanging="360"/>
+      </w:pPr>
+      <w:rPr>
+        <w:rFonts w:ascii="Wingdings" w:hAnsi="Wingdings" w:hint="default"/>
+        <w:sz w:val="20"/>
+      </w:rPr>
+    </w:lvl>
+    <w:lvl w:ilvl="5" w:tentative="1">
+      <w:start w:val="1"/>
+      <w:numFmt w:val="bullet"/>
+      <w:lvlText w:val=""/>
+      <w:lvlJc w:val="left"/>
+      <w:pPr>
+        <w:tabs>
+          <w:tab w:val="num" w:pos="4320"/>
+        </w:tabs>
+        <w:ind w:left="4320" w:hanging="360"/>
+      </w:pPr>
+      <w:rPr>
+        <w:rFonts w:ascii="Wingdings" w:hAnsi="Wingdings" w:hint="default"/>
+        <w:sz w:val="20"/>
+      </w:rPr>
+    </w:lvl>
+    <w:lvl w:ilvl="6" w:tentative="1">
+      <w:start w:val="1"/>
+      <w:numFmt w:val="bullet"/>
+      <w:lvlText w:val=""/>
+      <w:lvlJc w:val="left"/>
+      <w:pPr>
+        <w:tabs>
+          <w:tab w:val="num" w:pos="5040"/>
+        </w:tabs>
+        <w:ind w:left="5040" w:hanging="360"/>
+      </w:pPr>
+      <w:rPr>
+        <w:rFonts w:ascii="Wingdings" w:hAnsi="Wingdings" w:hint="default"/>
+        <w:sz w:val="20"/>
+      </w:rPr>
+    </w:lvl>
+    <w:lvl w:ilvl="7" w:tentative="1">
+      <w:start w:val="1"/>
+      <w:numFmt w:val="bullet"/>
+      <w:lvlText w:val=""/>
+      <w:lvlJc w:val="left"/>
+      <w:pPr>
+        <w:tabs>
+          <w:tab w:val="num" w:pos="5760"/>
+        </w:tabs>
+        <w:ind w:left="5760" w:hanging="360"/>
+      </w:pPr>
+      <w:rPr>
+        <w:rFonts w:ascii="Wingdings" w:hAnsi="Wingdings" w:hint="default"/>
+        <w:sz w:val="20"/>
+      </w:rPr>
+    </w:lvl>
+    <w:lvl w:ilvl="8" w:tentative="1">
+      <w:start w:val="1"/>
+      <w:numFmt w:val="bullet"/>
+      <w:lvlText w:val=""/>
+      <w:lvlJc w:val="left"/>
+      <w:pPr>
+        <w:tabs>
+          <w:tab w:val="num" w:pos="6480"/>
+        </w:tabs>
+        <w:ind w:left="6480" w:hanging="360"/>
+      </w:pPr>
+      <w:rPr>
+        <w:rFonts w:ascii="Wingdings" w:hAnsi="Wingdings" w:hint="default"/>
+        <w:sz w:val="20"/>
+      </w:rPr>
+    </w:lvl>
+  </w:abstractNum>
+  <w:abstractNum w:abstractNumId="19" w15:restartNumberingAfterBreak="0">
+    <w:nsid w:val="7F036642"/>
+    <w:multiLevelType w:val="multilevel"/>
+    <w:tmpl w:val="983CC736"/>
+    <w:lvl w:ilvl="0">
+      <w:start w:val="1"/>
+      <w:numFmt w:val="bullet"/>
+      <w:lvlText w:val=""/>
+      <w:lvlJc w:val="left"/>
+      <w:pPr>
+        <w:tabs>
+          <w:tab w:val="num" w:pos="720"/>
+        </w:tabs>
+        <w:ind w:left="720" w:hanging="360"/>
+      </w:pPr>
+      <w:rPr>
+        <w:rFonts w:ascii="Symbol" w:hAnsi="Symbol" w:hint="default"/>
+        <w:sz w:val="20"/>
+      </w:rPr>
+    </w:lvl>
+    <w:lvl w:ilvl="1" w:tentative="1">
+      <w:start w:val="1"/>
+      <w:numFmt w:val="bullet"/>
+      <w:lvlText w:val="o"/>
+      <w:lvlJc w:val="left"/>
+      <w:pPr>
+        <w:tabs>
+          <w:tab w:val="num" w:pos="1440"/>
+        </w:tabs>
+        <w:ind w:left="1440" w:hanging="360"/>
+      </w:pPr>
+      <w:rPr>
+        <w:rFonts w:ascii="Courier New" w:hAnsi="Courier New" w:hint="default"/>
+        <w:sz w:val="20"/>
+      </w:rPr>
+    </w:lvl>
+    <w:lvl w:ilvl="2" w:tentative="1">
+      <w:start w:val="1"/>
+      <w:numFmt w:val="bullet"/>
+      <w:lvlText w:val=""/>
+      <w:lvlJc w:val="left"/>
+      <w:pPr>
+        <w:tabs>
+          <w:tab w:val="num" w:pos="2160"/>
+        </w:tabs>
+        <w:ind w:left="2160" w:hanging="360"/>
+      </w:pPr>
+      <w:rPr>
+        <w:rFonts w:ascii="Wingdings" w:hAnsi="Wingdings" w:hint="default"/>
+        <w:sz w:val="20"/>
+      </w:rPr>
+    </w:lvl>
+    <w:lvl w:ilvl="3" w:tentative="1">
+      <w:start w:val="1"/>
+      <w:numFmt w:val="bullet"/>
+      <w:lvlText w:val=""/>
+      <w:lvlJc w:val="left"/>
+      <w:pPr>
+        <w:tabs>
+          <w:tab w:val="num" w:pos="2880"/>
+        </w:tabs>
+        <w:ind w:left="2880" w:hanging="360"/>
+      </w:pPr>
+      <w:rPr>
+        <w:rFonts w:ascii="Wingdings" w:hAnsi="Wingdings" w:hint="default"/>
+        <w:sz w:val="20"/>
+      </w:rPr>
+    </w:lvl>
+    <w:lvl w:ilvl="4" w:tentative="1">
+      <w:start w:val="1"/>
+      <w:numFmt w:val="bullet"/>
+      <w:lvlText w:val=""/>
+      <w:lvlJc w:val="left"/>
+      <w:pPr>
+        <w:tabs>
+          <w:tab w:val="num" w:pos="3600"/>
+        </w:tabs>
+        <w:ind w:left="3600" w:hanging="360"/>
+      </w:pPr>
+      <w:rPr>
+        <w:rFonts w:ascii="Wingdings" w:hAnsi="Wingdings" w:hint="default"/>
+        <w:sz w:val="20"/>
+      </w:rPr>
+    </w:lvl>
+    <w:lvl w:ilvl="5" w:tentative="1">
+      <w:start w:val="1"/>
+      <w:numFmt w:val="bullet"/>
+      <w:lvlText w:val=""/>
+      <w:lvlJc w:val="left"/>
+      <w:pPr>
+        <w:tabs>
+          <w:tab w:val="num" w:pos="4320"/>
+        </w:tabs>
+        <w:ind w:left="4320" w:hanging="360"/>
+      </w:pPr>
+      <w:rPr>
+        <w:rFonts w:ascii="Wingdings" w:hAnsi="Wingdings" w:hint="default"/>
+        <w:sz w:val="20"/>
+      </w:rPr>
+    </w:lvl>
+    <w:lvl w:ilvl="6" w:tentative="1">
+      <w:start w:val="1"/>
+      <w:numFmt w:val="bullet"/>
+      <w:lvlText w:val=""/>
+      <w:lvlJc w:val="left"/>
+      <w:pPr>
+        <w:tabs>
+          <w:tab w:val="num" w:pos="5040"/>
+        </w:tabs>
+        <w:ind w:left="5040" w:hanging="360"/>
+      </w:pPr>
+      <w:rPr>
+        <w:rFonts w:ascii="Wingdings" w:hAnsi="Wingdings" w:hint="default"/>
+        <w:sz w:val="20"/>
+      </w:rPr>
+    </w:lvl>
+    <w:lvl w:ilvl="7" w:tentative="1">
+      <w:start w:val="1"/>
+      <w:numFmt w:val="bullet"/>
+      <w:lvlText w:val=""/>
+      <w:lvlJc w:val="left"/>
+      <w:pPr>
+        <w:tabs>
+          <w:tab w:val="num" w:pos="5760"/>
+        </w:tabs>
+        <w:ind w:left="5760" w:hanging="360"/>
+      </w:pPr>
+      <w:rPr>
+        <w:rFonts w:ascii="Wingdings" w:hAnsi="Wingdings" w:hint="default"/>
+        <w:sz w:val="20"/>
+      </w:rPr>
+    </w:lvl>
+    <w:lvl w:ilvl="8" w:tentative="1">
+      <w:start w:val="1"/>
+      <w:numFmt w:val="bullet"/>
+      <w:lvlText w:val=""/>
+      <w:lvlJc w:val="left"/>
+      <w:pPr>
+        <w:tabs>
+          <w:tab w:val="num" w:pos="6480"/>
+        </w:tabs>
+        <w:ind w:left="6480" w:hanging="360"/>
+      </w:pPr>
+      <w:rPr>
+        <w:rFonts w:ascii="Wingdings" w:hAnsi="Wingdings" w:hint="default"/>
+        <w:sz w:val="20"/>
+      </w:rPr>
+    </w:lvl>
+  </w:abstractNum>
+  <w:num w:numId="1" w16cid:durableId="242030787">
+    <w:abstractNumId w:val="0"/>
+  </w:num>
+  <w:num w:numId="2" w16cid:durableId="1992711443">
+    <w:abstractNumId w:val="4"/>
+  </w:num>
+  <w:num w:numId="3" w16cid:durableId="782263663">
+    <w:abstractNumId w:val="13"/>
+  </w:num>
+  <w:num w:numId="4" w16cid:durableId="58478517">
+    <w:abstractNumId w:val="3"/>
+  </w:num>
+  <w:num w:numId="5" w16cid:durableId="329602048">
+    <w:abstractNumId w:val="2"/>
+  </w:num>
+  <w:num w:numId="6" w16cid:durableId="1960523735">
+    <w:abstractNumId w:val="12"/>
+  </w:num>
+  <w:num w:numId="7" w16cid:durableId="1693918840">
+    <w:abstractNumId w:val="14"/>
+  </w:num>
+  <w:num w:numId="8" w16cid:durableId="1197161431">
+    <w:abstractNumId w:val="16"/>
+  </w:num>
+  <w:num w:numId="9" w16cid:durableId="200479659">
+    <w:abstractNumId w:val="7"/>
+  </w:num>
+  <w:num w:numId="10" w16cid:durableId="1427189545">
+    <w:abstractNumId w:val="6"/>
+  </w:num>
+  <w:num w:numId="11" w16cid:durableId="1929995302">
+    <w:abstractNumId w:val="19"/>
+  </w:num>
+  <w:num w:numId="12" w16cid:durableId="46808373">
+    <w:abstractNumId w:val="11"/>
+  </w:num>
+  <w:num w:numId="13" w16cid:durableId="1579753589">
+    <w:abstractNumId w:val="8"/>
+  </w:num>
+  <w:num w:numId="14" w16cid:durableId="238952258">
+    <w:abstractNumId w:val="15"/>
+  </w:num>
+  <w:num w:numId="15" w16cid:durableId="933364862">
+    <w:abstractNumId w:val="10"/>
+  </w:num>
+  <w:num w:numId="16" w16cid:durableId="851719769">
+    <w:abstractNumId w:val="17"/>
+  </w:num>
+  <w:num w:numId="17" w16cid:durableId="486635432">
+    <w:abstractNumId w:val="18"/>
+  </w:num>
+  <w:num w:numId="18" w16cid:durableId="2121366905">
+    <w:abstractNumId w:val="5"/>
+  </w:num>
+  <w:num w:numId="19" w16cid:durableId="2071803379">
+    <w:abstractNumId w:val="9"/>
+  </w:num>
+  <w:num w:numId="20" w16cid:durableId="1627004469">
+    <w:abstractNumId w:val="1"/>
+  </w:num>
+</w:numbering>
 </file>
 
 <file path=word/styles.xml><?xml version="1.0" encoding="utf-8"?>
@@ -930,7 +5501,6 @@
     <w:next w:val="Normal"/>
     <w:link w:val="Heading2Char"/>
     <w:uiPriority w:val="9"/>
-    <w:semiHidden/>
     <w:unhideWhenUsed/>
     <w:qFormat/>
     <w:rsid w:val="00417011"/>
@@ -1146,7 +5716,6 @@
     <w:basedOn w:val="DefaultParagraphFont"/>
     <w:link w:val="Heading2"/>
     <w:uiPriority w:val="9"/>
-    <w:semiHidden/>
     <w:rsid w:val="00417011"/>
     <w:rPr>
       <w:rFonts w:asciiTheme="majorHAnsi" w:eastAsiaTheme="majorEastAsia" w:hAnsiTheme="majorHAnsi" w:cstheme="majorBidi"/>
